--- a/zht/docx/179.content.docx
+++ b/zht/docx/179.content.docx
@@ -149,7 +149,7 @@
         <w:rPr>
           <w:lang w:val="zh_TW" w:bidi="zh_TW"/>
         </w:rPr>
-        <w:t>yue</w:t>
+        <w:t>xu</w:t>
       </w:r>
       <w:r>
         <w:rPr>
@@ -212,278 +212,7 @@
         <w:rPr>
           <w:lang w:val="zh_TW" w:bidi="zh_TW"/>
         </w:rPr>
-        <w:t>約巴</w:t>
-      </w:r>
-      <w:r>
-        <w:rPr>
-          <w:lang w:val="zh_TW" w:bidi="zh_TW"/>
-        </w:rPr>
-      </w:r>
-    </w:p>
-    <w:p>
-      <w:pPr>
-        <w:pStyle w:val="Heading2"/>
-      </w:pPr>
-      <w:r>
-        <w:rPr>
-          <w:lang w:val="zh_TW" w:bidi="zh_TW"/>
-        </w:rPr>
-        <w:t>約巴</w:t>
-      </w:r>
-    </w:p>
-    <w:p>
-      <w:pPr>
-        <w:pStyle w:val="ListNumber"/>
-        <w:numPr>
-          <w:ilvl w:val="0"/>
-          <w:numId w:val="14"/>
-        </w:numPr>
-        <w:spacing w:line="240" w:lineRule="auto"/>
-        <w:ind w:left="720"/>
-      </w:pPr>
-      <w:r>
-        <w:rPr>
-          <w:lang w:val="zh_TW" w:bidi="zh_TW"/>
-        </w:rPr>
-      </w:r>
-      <w:r>
-        <w:rPr>
-          <w:lang w:val="zh_TW" w:bidi="zh_TW"/>
-        </w:rPr>
-        <w:t>屬於希伯一族，是約坍的兒子（</w:t>
-      </w:r>
-      <w:hyperlink r:id="rId13">
-        <w:r>
-          <w:rPr>
-            <w:lang w:val="zh_TW" w:bidi="zh_TW"/>
-          </w:rPr>
-          <w:rPr>
-            <w:color w:val="0000EE"/>
-            <w:u w:val="single"/>
-          </w:rPr>
-          <w:t>創10:29</w:t>
-        </w:r>
-      </w:hyperlink>
-      <w:r>
-        <w:rPr>
-          <w:lang w:val="zh_TW" w:bidi="zh_TW"/>
-        </w:rPr>
-        <w:t>；</w:t>
-      </w:r>
-      <w:hyperlink r:id="rId14">
-        <w:r>
-          <w:rPr>
-            <w:lang w:val="zh_TW" w:bidi="zh_TW"/>
-          </w:rPr>
-          <w:rPr>
-            <w:color w:val="0000EE"/>
-            <w:u w:val="single"/>
-          </w:rPr>
-          <w:t>代上1:23</w:t>
-        </w:r>
-      </w:hyperlink>
-      <w:r>
-        <w:rPr>
-          <w:lang w:val="zh_TW" w:bidi="zh_TW"/>
-        </w:rPr>
-        <w:t>）。</w:t>
-      </w:r>
-    </w:p>
-    <w:p>
-      <w:pPr>
-        <w:pStyle w:val="ListNumber"/>
-        <w:spacing w:line="240" w:lineRule="auto"/>
-        <w:ind w:left="720"/>
-      </w:pPr>
-      <w:r>
-        <w:rPr>
-          <w:lang w:val="zh_TW" w:bidi="zh_TW"/>
-        </w:rPr>
-      </w:r>
-      <w:r>
-        <w:rPr>
-          <w:lang w:val="zh_TW" w:bidi="zh_TW"/>
-        </w:rPr>
-        <w:t>早期的以東王，是波斯拉</w:t>
-      </w:r>
-      <w:r>
-        <w:rPr>
-          <w:lang w:val="zh_TW" w:bidi="zh_TW"/>
-        </w:rPr>
-        <w:t>人</w:t>
-      </w:r>
-      <w:r>
-        <w:rPr>
-          <w:lang w:val="zh_TW" w:bidi="zh_TW"/>
-        </w:rPr>
-        <w:t>謝拉之子（</w:t>
-      </w:r>
-      <w:hyperlink r:id="rId15">
-        <w:r>
-          <w:rPr>
-            <w:lang w:val="zh_TW" w:bidi="zh_TW"/>
-          </w:rPr>
-          <w:rPr>
-            <w:color w:val="0000EE"/>
-            <w:u w:val="single"/>
-          </w:rPr>
-          <w:t>創36:33–34</w:t>
-        </w:r>
-      </w:hyperlink>
-      <w:r>
-        <w:rPr>
-          <w:lang w:val="zh_TW" w:bidi="zh_TW"/>
-        </w:rPr>
-        <w:t>；</w:t>
-      </w:r>
-      <w:hyperlink r:id="rId16">
-        <w:r>
-          <w:rPr>
-            <w:lang w:val="zh_TW" w:bidi="zh_TW"/>
-          </w:rPr>
-          <w:rPr>
-            <w:color w:val="0000EE"/>
-            <w:u w:val="single"/>
-          </w:rPr>
-          <w:t>代上1:44–45</w:t>
-        </w:r>
-      </w:hyperlink>
-      <w:r>
-        <w:rPr>
-          <w:lang w:val="zh_TW" w:bidi="zh_TW"/>
-        </w:rPr>
-        <w:t>）。</w:t>
-      </w:r>
-    </w:p>
-    <w:p>
-      <w:pPr>
-        <w:pStyle w:val="ListNumber"/>
-        <w:spacing w:line="240" w:lineRule="auto"/>
-        <w:ind w:left="720"/>
-      </w:pPr>
-      <w:r>
-        <w:rPr>
-          <w:lang w:val="zh_TW" w:bidi="zh_TW"/>
-        </w:rPr>
-      </w:r>
-      <w:r>
-        <w:rPr>
-          <w:lang w:val="zh_TW" w:bidi="zh_TW"/>
-        </w:rPr>
-        <w:t>瑪頓的王，與其他迦南王一起加入夏瑣的耶賓組成的北方聯盟，目的是阻止以色列人接管迦南的北部地區。約巴在米倫水邊的戰鬥中陣亡（</w:t>
-      </w:r>
-      <w:hyperlink r:id="rId17">
-        <w:r>
-          <w:rPr>
-            <w:lang w:val="zh_TW" w:bidi="zh_TW"/>
-          </w:rPr>
-          <w:rPr>
-            <w:color w:val="0000EE"/>
-            <w:u w:val="single"/>
-          </w:rPr>
-          <w:t>書11:1</w:t>
-        </w:r>
-      </w:hyperlink>
-      <w:r>
-        <w:rPr>
-          <w:lang w:val="zh_TW" w:bidi="zh_TW"/>
-        </w:rPr>
-        <w:t>，</w:t>
-      </w:r>
-      <w:hyperlink r:id="rId18">
-        <w:r>
-          <w:rPr>
-            <w:lang w:val="zh_TW" w:bidi="zh_TW"/>
-          </w:rPr>
-          <w:rPr>
-            <w:color w:val="0000EE"/>
-            <w:u w:val="single"/>
-          </w:rPr>
-          <w:t>12:19</w:t>
-        </w:r>
-      </w:hyperlink>
-      <w:r>
-        <w:rPr>
-          <w:lang w:val="zh_TW" w:bidi="zh_TW"/>
-        </w:rPr>
-        <w:t>）。</w:t>
-      </w:r>
-    </w:p>
-    <w:p>
-      <w:pPr>
-        <w:pStyle w:val="ListNumber"/>
-        <w:spacing w:line="240" w:lineRule="auto"/>
-        <w:ind w:left="720"/>
-      </w:pPr>
-      <w:r>
-        <w:rPr>
-          <w:lang w:val="zh_TW" w:bidi="zh_TW"/>
-        </w:rPr>
-      </w:r>
-      <w:r>
-        <w:rPr>
-          <w:lang w:val="zh_TW" w:bidi="zh_TW"/>
-        </w:rPr>
-        <w:t>沙哈連的兒子，由妻子賀得所生，屬便雅憫支派（</w:t>
-      </w:r>
-      <w:hyperlink r:id="rId19">
-        <w:r>
-          <w:rPr>
-            <w:lang w:val="zh_TW" w:bidi="zh_TW"/>
-          </w:rPr>
-          <w:rPr>
-            <w:color w:val="0000EE"/>
-            <w:u w:val="single"/>
-          </w:rPr>
-          <w:t>代上8:9</w:t>
-        </w:r>
-      </w:hyperlink>
-      <w:r>
-        <w:rPr>
-          <w:lang w:val="zh_TW" w:bidi="zh_TW"/>
-        </w:rPr>
-        <w:t>）。</w:t>
-      </w:r>
-    </w:p>
-    <w:p>
-      <w:pPr>
-        <w:pStyle w:val="ListNumber"/>
-        <w:spacing w:line="240" w:lineRule="auto"/>
-        <w:ind w:left="720"/>
-      </w:pPr>
-      <w:r>
-        <w:rPr>
-          <w:lang w:val="zh_TW" w:bidi="zh_TW"/>
-        </w:rPr>
-      </w:r>
-      <w:r>
-        <w:rPr>
-          <w:lang w:val="zh_TW" w:bidi="zh_TW"/>
-        </w:rPr>
-        <w:t>以利巴力的兒子，屬便雅憫支派（</w:t>
-      </w:r>
-      <w:hyperlink r:id="rId20">
-        <w:r>
-          <w:rPr>
-            <w:lang w:val="zh_TW" w:bidi="zh_TW"/>
-          </w:rPr>
-          <w:rPr>
-            <w:color w:val="0000EE"/>
-            <w:u w:val="single"/>
-          </w:rPr>
-          <w:t>代上8:18</w:t>
-        </w:r>
-      </w:hyperlink>
-      <w:r>
-        <w:rPr>
-          <w:lang w:val="zh_TW" w:bidi="zh_TW"/>
-        </w:rPr>
-        <w:t>）。</w:t>
-      </w:r>
-      <w:r>
-        <w:rPr>
-          <w:lang w:val="zh_TW" w:bidi="zh_TW"/>
-        </w:rPr>
+        <w:t>許願、願</w:t>
       </w:r>
       <w:r>
         <w:rPr>
@@ -498,43 +227,317 @@
           <w:lang w:val="zh_TW" w:bidi="zh_TW"/>
         </w:rPr>
       </w:r>
+      <w:r>
+        <w:rPr>
+          <w:lang w:val="zh_TW" w:bidi="zh_TW"/>
+        </w:rPr>
+        <w:t>向神所作嚴肅的承諾或宣誓。</w:t>
+      </w:r>
     </w:p>
     <w:p>
       <w:pPr>
-        <w:pStyle w:val="Heading2"/>
-      </w:pPr>
-      <w:r>
-        <w:rPr>
-          <w:lang w:val="zh_TW" w:bidi="zh_TW"/>
-        </w:rPr>
-        <w:t>約瑟</w:t>
-      </w:r>
-      <w:r>
-        <w:rPr>
-          <w:lang w:val="zh_TW" w:bidi="zh_TW"/>
-        </w:rPr>
+        <w:pStyle w:val="Heading3"/>
+      </w:pPr>
+      <w:r>
+        <w:rPr>
+          <w:lang w:val="zh_TW" w:bidi="zh_TW"/>
+        </w:rPr>
+        <w:t>宗教實踐中的許願</w:t>
       </w:r>
     </w:p>
     <w:p>
-      <w:pPr>
-        <w:pStyle w:val="ListNumber"/>
-        <w:numPr>
-          <w:ilvl w:val="0"/>
-          <w:numId w:val="15"/>
-        </w:numPr>
-        <w:spacing w:line="240" w:lineRule="auto"/>
-        <w:ind w:left="720"/>
-      </w:pPr>
-      <w:r>
-        <w:rPr>
-          <w:lang w:val="zh_TW" w:bidi="zh_TW"/>
-        </w:rPr>
-      </w:r>
-      <w:r>
-        <w:rPr>
-          <w:lang w:val="zh_TW" w:bidi="zh_TW"/>
-        </w:rPr>
-        <w:t>雅各的第十一個兒子，是拉結所生的長子。拉結給這個孩子取名為約瑟，意思是「願祂再增添」，表達她希望神再賜給她一個兒子的願望（</w:t>
+      <w:pPr/>
+      <w:r>
+        <w:rPr>
+          <w:lang w:val="zh_TW" w:bidi="zh_TW"/>
+        </w:rPr>
+      </w:r>
+      <w:r>
+        <w:rPr>
+          <w:lang w:val="zh_TW" w:bidi="zh_TW"/>
+        </w:rPr>
+        <w:t>向神許願是在聖經中經常提到的宗教做法。大多數關於許願的經文都出現在舊約聖經，尤其是在詩篇中。新約聖經中也提到了一些許願。</w:t>
+      </w:r>
+    </w:p>
+    <w:p>
+      <w:pPr/>
+      <w:r>
+        <w:rPr>
+          <w:lang w:val="zh_TW" w:bidi="zh_TW"/>
+        </w:rPr>
+      </w:r>
+      <w:r>
+        <w:rPr>
+          <w:lang w:val="zh_TW" w:bidi="zh_TW"/>
+        </w:rPr>
+        <w:t>十一奉獻、祭祀和供物、守安息日和割禮都是摩西律法所命令的。許願（或譯：立誓）則不是。比如，</w:t>
+      </w:r>
+      <w:hyperlink r:id="rId13">
+        <w:r>
+          <w:rPr>
+            <w:lang w:val="zh_TW" w:bidi="zh_TW"/>
+          </w:rPr>
+          <w:rPr>
+            <w:color w:val="0000EE"/>
+            <w:u w:val="single"/>
+          </w:rPr>
+          <w:t>詩篇五十篇14節</w:t>
+        </w:r>
+      </w:hyperlink>
+      <w:r>
+        <w:rPr>
+          <w:lang w:val="zh_TW" w:bidi="zh_TW"/>
+        </w:rPr>
+        <w:t>說：「</w:t>
+      </w:r>
+      <w:r>
+        <w:rPr>
+          <w:lang w:val="zh_TW" w:bidi="zh_TW"/>
+        </w:rPr>
+        <w:t>你們要以感謝為祭獻與神， 又要向至高者還你的願。</w:t>
+      </w:r>
+      <w:r>
+        <w:rPr>
+          <w:lang w:val="zh_TW" w:bidi="zh_TW"/>
+        </w:rPr>
+        <w:t>」命令是要遵守或履行已經做出的承諾。神沒有沒有命令要做出承諾，只是在做出承諾時必須履行。這種做法是可以接受的，也有規條提到，但不是要求一定要做的。</w:t>
+      </w:r>
+    </w:p>
+    <w:p>
+      <w:pPr>
+        <w:pStyle w:val="Heading3"/>
+      </w:pPr>
+      <w:r>
+        <w:rPr>
+          <w:lang w:val="zh_TW" w:bidi="zh_TW"/>
+        </w:rPr>
+        <w:t>聖經中的許願類型</w:t>
+      </w:r>
+    </w:p>
+    <w:p>
+      <w:pPr/>
+      <w:r>
+        <w:rPr>
+          <w:lang w:val="zh_TW" w:bidi="zh_TW"/>
+        </w:rPr>
+      </w:r>
+      <w:r>
+        <w:rPr>
+          <w:lang w:val="zh_TW" w:bidi="zh_TW"/>
+        </w:rPr>
+        <w:t>許願是為了得到耶和華的喜悅，表達對祂某種拯救或恩惠的感恩，或表明對祂的絕對委身。個人的委身和分別自己歸於耶和華是拿細耳人許願的主要特徵。參孫、撒母耳和施洗約翰是用這種方式許願的最常見例子。</w:t>
+      </w:r>
+      <w:hyperlink r:id="rId14">
+        <w:r>
+          <w:rPr>
+            <w:lang w:val="zh_TW" w:bidi="zh_TW"/>
+          </w:rPr>
+          <w:rPr>
+            <w:color w:val="0000EE"/>
+            <w:u w:val="single"/>
+          </w:rPr>
+          <w:t>民數記六章1至8節</w:t>
+        </w:r>
+      </w:hyperlink>
+      <w:r>
+        <w:rPr>
+          <w:lang w:val="zh_TW" w:bidi="zh_TW"/>
+        </w:rPr>
+        <w:t>總結了這種許願的條件。</w:t>
+      </w:r>
+      <w:hyperlink r:id="rId15">
+        <w:r>
+          <w:rPr>
+            <w:lang w:val="zh_TW" w:bidi="zh_TW"/>
+          </w:rPr>
+          <w:rPr>
+            <w:color w:val="0000EE"/>
+            <w:u w:val="single"/>
+          </w:rPr>
+          <w:t>13至21</w:t>
+        </w:r>
+      </w:hyperlink>
+      <w:r>
+        <w:rPr>
+          <w:lang w:val="zh_TW" w:bidi="zh_TW"/>
+        </w:rPr>
+        <w:t>節說明如何離俗。婦女也可以這樣許願（</w:t>
+      </w:r>
+      <w:hyperlink r:id="rId16">
+        <w:r>
+          <w:rPr>
+            <w:lang w:val="zh_TW" w:bidi="zh_TW"/>
+          </w:rPr>
+          <w:rPr>
+            <w:color w:val="0000EE"/>
+            <w:u w:val="single"/>
+          </w:rPr>
+          <w:t>2</w:t>
+        </w:r>
+      </w:hyperlink>
+      <w:r>
+        <w:rPr>
+          <w:lang w:val="zh_TW" w:bidi="zh_TW"/>
+        </w:rPr>
+        <w:t>節），而且可能只是在指定時間內許願。利甲族許願過簡樸、不蓋房屋居住的生活。他們是對以色列的神忠心的有力見證（</w:t>
+      </w:r>
+      <w:hyperlink r:id="rId17">
+        <w:r>
+          <w:rPr>
+            <w:lang w:val="zh_TW" w:bidi="zh_TW"/>
+          </w:rPr>
+          <w:rPr>
+            <w:color w:val="0000EE"/>
+            <w:u w:val="single"/>
+          </w:rPr>
+          <w:t>耶利米書35</w:t>
+        </w:r>
+      </w:hyperlink>
+      <w:r>
+        <w:rPr>
+          <w:lang w:val="zh_TW" w:bidi="zh_TW"/>
+        </w:rPr>
+        <w:t>）。</w:t>
+      </w:r>
+    </w:p>
+    <w:p>
+      <w:pPr/>
+      <w:r>
+        <w:rPr>
+          <w:lang w:val="zh_TW" w:bidi="zh_TW"/>
+        </w:rPr>
+      </w:r>
+      <w:r>
+        <w:rPr>
+          <w:lang w:val="zh_TW" w:bidi="zh_TW"/>
+        </w:rPr>
+        <w:t>有些許願被視為是在某種意義上與神的討價還價。在伯特利，雅各許願說，假如神保護他並供應他的需要，他就敬拜神並奉獻十分之一（</w:t>
+      </w:r>
+      <w:hyperlink r:id="rId18">
+        <w:r>
+          <w:rPr>
+            <w:lang w:val="zh_TW" w:bidi="zh_TW"/>
+          </w:rPr>
+          <w:rPr>
+            <w:color w:val="0000EE"/>
+            <w:u w:val="single"/>
+          </w:rPr>
+          <w:t>創世記28:20</w:t>
+        </w:r>
+      </w:hyperlink>
+      <w:hyperlink r:id="rId15">
+        <w:r>
+          <w:rPr>
+            <w:lang w:val="zh_TW" w:bidi="zh_TW"/>
+          </w:rPr>
+          <w:rPr>
+            <w:color w:val="0000EE"/>
+            <w:u w:val="single"/>
+          </w:rPr>
+          <w:t>–</w:t>
+        </w:r>
+      </w:hyperlink>
+      <w:hyperlink r:id="rId18">
+        <w:r>
+          <w:rPr>
+            <w:lang w:val="zh_TW" w:bidi="zh_TW"/>
+          </w:rPr>
+          <w:rPr>
+            <w:color w:val="0000EE"/>
+            <w:u w:val="single"/>
+          </w:rPr>
+          <w:t>22</w:t>
+        </w:r>
+      </w:hyperlink>
+      <w:r>
+        <w:rPr>
+          <w:lang w:val="zh_TW" w:bidi="zh_TW"/>
+        </w:rPr>
+        <w:t>）。哈拿許願說，假如神賜給她一個兒子，她將把他歸給神（</w:t>
+      </w:r>
+      <w:hyperlink r:id="rId19">
+        <w:r>
+          <w:rPr>
+            <w:lang w:val="zh_TW" w:bidi="zh_TW"/>
+          </w:rPr>
+          <w:rPr>
+            <w:color w:val="0000EE"/>
+            <w:u w:val="single"/>
+          </w:rPr>
+          <w:t>撒母耳記上1:11、27</w:t>
+        </w:r>
+      </w:hyperlink>
+      <w:hyperlink r:id="rId15">
+        <w:r>
+          <w:rPr>
+            <w:lang w:val="zh_TW" w:bidi="zh_TW"/>
+          </w:rPr>
+          <w:rPr>
+            <w:color w:val="0000EE"/>
+            <w:u w:val="single"/>
+          </w:rPr>
+          <w:t>–</w:t>
+        </w:r>
+      </w:hyperlink>
+      <w:hyperlink r:id="rId19">
+        <w:r>
+          <w:rPr>
+            <w:lang w:val="zh_TW" w:bidi="zh_TW"/>
+          </w:rPr>
+          <w:rPr>
+            <w:color w:val="0000EE"/>
+            <w:u w:val="single"/>
+          </w:rPr>
+          <w:t>28</w:t>
+        </w:r>
+      </w:hyperlink>
+      <w:r>
+        <w:rPr>
+          <w:lang w:val="zh_TW" w:bidi="zh_TW"/>
+        </w:rPr>
+        <w:t>）。在詩篇中，還願通常與因為從危險或痛苦中得救而感恩有關（比如，</w:t>
+      </w:r>
+      <w:hyperlink r:id="rId20">
+        <w:r>
+          <w:rPr>
+            <w:lang w:val="zh_TW" w:bidi="zh_TW"/>
+          </w:rPr>
+          <w:rPr>
+            <w:color w:val="0000EE"/>
+            <w:u w:val="single"/>
+          </w:rPr>
+          <w:t>詩篇22:24</w:t>
+        </w:r>
+      </w:hyperlink>
+      <w:hyperlink r:id="rId15">
+        <w:r>
+          <w:rPr>
+            <w:lang w:val="zh_TW" w:bidi="zh_TW"/>
+          </w:rPr>
+          <w:rPr>
+            <w:color w:val="0000EE"/>
+            <w:u w:val="single"/>
+          </w:rPr>
+          <w:t>–</w:t>
+        </w:r>
+      </w:hyperlink>
+      <w:hyperlink r:id="rId20">
+        <w:r>
+          <w:rPr>
+            <w:lang w:val="zh_TW" w:bidi="zh_TW"/>
+          </w:rPr>
+          <w:rPr>
+            <w:color w:val="0000EE"/>
+            <w:u w:val="single"/>
+          </w:rPr>
+          <w:t>25</w:t>
+        </w:r>
+      </w:hyperlink>
+      <w:r>
+        <w:rPr>
+          <w:lang w:val="zh_TW" w:bidi="zh_TW"/>
+        </w:rPr>
+        <w:t>；</w:t>
       </w:r>
       <w:hyperlink r:id="rId21">
         <w:r>
@@ -545,21 +548,64 @@
             <w:color w:val="0000EE"/>
             <w:u w:val="single"/>
           </w:rPr>
-          <w:t>創30:24</w:t>
+          <w:t>56:12</w:t>
         </w:r>
       </w:hyperlink>
+      <w:hyperlink r:id="rId15">
+        <w:r>
+          <w:rPr>
+            <w:lang w:val="zh_TW" w:bidi="zh_TW"/>
+          </w:rPr>
+          <w:rPr>
+            <w:color w:val="0000EE"/>
+            <w:u w:val="single"/>
+          </w:rPr>
+          <w:t>–</w:t>
+        </w:r>
+      </w:hyperlink>
+      <w:hyperlink r:id="rId21">
+        <w:r>
+          <w:rPr>
+            <w:lang w:val="zh_TW" w:bidi="zh_TW"/>
+          </w:rPr>
+          <w:rPr>
+            <w:color w:val="0000EE"/>
+            <w:u w:val="single"/>
+          </w:rPr>
+          <w:t>13</w:t>
+        </w:r>
+      </w:hyperlink>
       <w:r>
         <w:rPr>
           <w:lang w:val="zh_TW" w:bidi="zh_TW"/>
         </w:rPr>
         <w:t>）。</w:t>
-        <w:br/>
-      </w:r>
-      <w:r>
-        <w:rPr>
-          <w:lang w:val="zh_TW" w:bidi="zh_TW"/>
-        </w:rPr>
-        <w:t>關於約瑟的事蹟，直到他十七歲時，才再次出現，當時他和他的兄弟們一同牧放父親的羊群（</w:t>
+      </w:r>
+    </w:p>
+    <w:p>
+      <w:pPr/>
+      <w:r>
+        <w:rPr>
+          <w:lang w:val="zh_TW" w:bidi="zh_TW"/>
+        </w:rPr>
+      </w:r>
+      <w:r>
+        <w:rPr>
+          <w:lang w:val="zh_TW" w:bidi="zh_TW"/>
+        </w:rPr>
+        <w:t>一旦許了願，就必須嚴肅遵行。</w:t>
+      </w:r>
+      <w:r>
+        <w:rPr>
+          <w:lang w:val="zh_TW" w:bidi="zh_TW"/>
+        </w:rPr>
+        <w:t>若不許願，倒無罪</w:t>
+      </w:r>
+      <w:r>
+        <w:rPr>
+          <w:lang w:val="zh_TW" w:bidi="zh_TW"/>
+        </w:rPr>
+        <w:t>（</w:t>
       </w:r>
       <w:hyperlink r:id="rId22">
         <w:r>
@@ -570,14 +616,14 @@
             <w:color w:val="0000EE"/>
             <w:u w:val="single"/>
           </w:rPr>
-          <w:t>創37:2</w:t>
+          <w:t>申命記23:22</w:t>
         </w:r>
       </w:hyperlink>
       <w:r>
         <w:rPr>
           <w:lang w:val="zh_TW" w:bidi="zh_TW"/>
         </w:rPr>
-        <w:t>）。由於約瑟是父親年老時所生的兒子（</w:t>
+        <w:t>）。一旦許了願，就必須遵守償還（</w:t>
       </w:r>
       <w:hyperlink r:id="rId23">
         <w:r>
@@ -588,14 +634,38 @@
             <w:color w:val="0000EE"/>
             <w:u w:val="single"/>
           </w:rPr>
-          <w:t>3</w:t>
+          <w:t>申命記23:21</w:t>
         </w:r>
       </w:hyperlink>
-      <w:r>
-        <w:rPr>
-          <w:lang w:val="zh_TW" w:bidi="zh_TW"/>
-        </w:rPr>
-        <w:t>節），並且是雅各最喜愛的妻子的長子，因此雅各特別偏愛他。這讓約瑟的兄弟們對他充滿嫉妒。當雅各給了約瑟一件長到地面、袖子長的彩衣時，這份嫉妒進一步加劇（</w:t>
+      <w:hyperlink r:id="rId15">
+        <w:r>
+          <w:rPr>
+            <w:lang w:val="zh_TW" w:bidi="zh_TW"/>
+          </w:rPr>
+          <w:rPr>
+            <w:color w:val="0000EE"/>
+            <w:u w:val="single"/>
+          </w:rPr>
+          <w:t>–</w:t>
+        </w:r>
+      </w:hyperlink>
+      <w:hyperlink r:id="rId23">
+        <w:r>
+          <w:rPr>
+            <w:lang w:val="zh_TW" w:bidi="zh_TW"/>
+          </w:rPr>
+          <w:rPr>
+            <w:color w:val="0000EE"/>
+            <w:u w:val="single"/>
+          </w:rPr>
+          <w:t>23</w:t>
+        </w:r>
+      </w:hyperlink>
+      <w:r>
+        <w:rPr>
+          <w:lang w:val="zh_TW" w:bidi="zh_TW"/>
+        </w:rPr>
+        <w:t>；另見</w:t>
       </w:r>
       <w:hyperlink r:id="rId24">
         <w:r>
@@ -606,14 +676,14 @@
             <w:color w:val="0000EE"/>
             <w:u w:val="single"/>
           </w:rPr>
-          <w:t>3–4</w:t>
+          <w:t>民數記30:2</w:t>
         </w:r>
       </w:hyperlink>
       <w:r>
         <w:rPr>
           <w:lang w:val="zh_TW" w:bidi="zh_TW"/>
         </w:rPr>
-        <w:t>節）。（這種類型的衣服可以從貝尼哈桑〔Beni Hasan〕的庫努姆霍特普二世〔Khnumhotep II〕和靠近盧克索〔Luxor〕附近古爾奈〔Gurneh〕的貴族墓室的壁畫中瞥見）。當約瑟將他的夢——自己將來要統治兄弟們的夢——告訴他們時，這更激起了他兄弟們的敵意（</w:t>
+        <w:t>；</w:t>
       </w:r>
       <w:hyperlink r:id="rId25">
         <w:r>
@@ -624,14 +694,63 @@
             <w:color w:val="0000EE"/>
             <w:u w:val="single"/>
           </w:rPr>
-          <w:t>5–11</w:t>
+          <w:t>傳道書5:4</w:t>
         </w:r>
       </w:hyperlink>
-      <w:r>
-        <w:rPr>
-          <w:lang w:val="zh_TW" w:bidi="zh_TW"/>
-        </w:rPr>
-        <w:t>節）。後來，當約瑟被派去查看兄弟們和羊群在示劍附近的情況時，他的兄弟們將他賣給了前往埃及的商隊（</w:t>
+      <w:hyperlink r:id="rId15">
+        <w:r>
+          <w:rPr>
+            <w:lang w:val="zh_TW" w:bidi="zh_TW"/>
+          </w:rPr>
+          <w:rPr>
+            <w:color w:val="0000EE"/>
+            <w:u w:val="single"/>
+          </w:rPr>
+          <w:t>–</w:t>
+        </w:r>
+      </w:hyperlink>
+      <w:hyperlink r:id="rId25">
+        <w:r>
+          <w:rPr>
+            <w:lang w:val="zh_TW" w:bidi="zh_TW"/>
+          </w:rPr>
+          <w:rPr>
+            <w:color w:val="0000EE"/>
+            <w:u w:val="single"/>
+          </w:rPr>
+          <w:t>6</w:t>
+        </w:r>
+      </w:hyperlink>
+      <w:r>
+        <w:rPr>
+          <w:lang w:val="zh_TW" w:bidi="zh_TW"/>
+        </w:rPr>
+        <w:t>）。</w:t>
+      </w:r>
+    </w:p>
+    <w:p>
+      <w:pPr>
+        <w:pStyle w:val="Heading3"/>
+      </w:pPr>
+      <w:r>
+        <w:rPr>
+          <w:lang w:val="zh_TW" w:bidi="zh_TW"/>
+        </w:rPr>
+        <w:t>新約聖經中的許願</w:t>
+      </w:r>
+    </w:p>
+    <w:p>
+      <w:pPr/>
+      <w:r>
+        <w:rPr>
+          <w:lang w:val="zh_TW" w:bidi="zh_TW"/>
+        </w:rPr>
+      </w:r>
+      <w:r>
+        <w:rPr>
+          <w:lang w:val="zh_TW" w:bidi="zh_TW"/>
+        </w:rPr>
+        <w:t>「許願」在新約聖經中只出現兩次。這兩次都與使徒保羅有關（</w:t>
       </w:r>
       <w:hyperlink r:id="rId26">
         <w:r>
@@ -642,14 +761,14 @@
             <w:color w:val="0000EE"/>
             <w:u w:val="single"/>
           </w:rPr>
-          <w:t>25–28</w:t>
+          <w:t>使徒行傳18:18</w:t>
         </w:r>
       </w:hyperlink>
       <w:r>
         <w:rPr>
           <w:lang w:val="zh_TW" w:bidi="zh_TW"/>
         </w:rPr>
-        <w:t>節）。兄弟們拿了約瑟的彩衣，浸在山羊的血中，帶回給雅各，讓他以為約瑟被野獸殺死了（</w:t>
+        <w:t>，</w:t>
       </w:r>
       <w:hyperlink r:id="rId27">
         <w:r>
@@ -660,16 +779,10 @@
             <w:color w:val="0000EE"/>
             <w:u w:val="single"/>
           </w:rPr>
-          <w:t>31–33</w:t>
+          <w:t>21:23</w:t>
         </w:r>
       </w:hyperlink>
-      <w:r>
-        <w:rPr>
-          <w:lang w:val="zh_TW" w:bidi="zh_TW"/>
-        </w:rPr>
-        <w:t>節）；雅各因喪子悲痛欲絕（</w:t>
-      </w:r>
-      <w:hyperlink r:id="rId28">
+      <w:hyperlink r:id="rId15">
         <w:r>
           <w:rPr>
             <w:lang w:val="zh_TW" w:bidi="zh_TW"/>
@@ -678,265 +791,10 @@
             <w:color w:val="0000EE"/>
             <w:u w:val="single"/>
           </w:rPr>
-          <w:t>34–35</w:t>
+          <w:t>–</w:t>
         </w:r>
       </w:hyperlink>
-      <w:r>
-        <w:rPr>
-          <w:lang w:val="zh_TW" w:bidi="zh_TW"/>
-        </w:rPr>
-        <w:t>節）。</w:t>
-        <w:br/>
-      </w:r>
-      <w:r>
-        <w:rPr>
-          <w:lang w:val="zh_TW" w:bidi="zh_TW"/>
-        </w:rPr>
-        <w:t>在埃及，約瑟被賣給了法老的護衛長波提乏（</w:t>
-      </w:r>
-      <w:hyperlink r:id="rId29">
-        <w:r>
-          <w:rPr>
-            <w:lang w:val="zh_TW" w:bidi="zh_TW"/>
-          </w:rPr>
-          <w:rPr>
-            <w:color w:val="0000EE"/>
-            <w:u w:val="single"/>
-          </w:rPr>
-          <w:t>創37:36，</w:t>
-        </w:r>
-      </w:hyperlink>
-      <w:hyperlink r:id="rId30">
-        <w:r>
-          <w:rPr>
-            <w:lang w:val="zh_TW" w:bidi="zh_TW"/>
-          </w:rPr>
-          <w:rPr>
-            <w:color w:val="0000EE"/>
-            <w:u w:val="single"/>
-          </w:rPr>
-          <w:t>39:1</w:t>
-        </w:r>
-      </w:hyperlink>
-      <w:r>
-        <w:rPr>
-          <w:lang w:val="zh_TW" w:bidi="zh_TW"/>
-        </w:rPr>
-        <w:t>），波提乏後來把家中的一切都交給約瑟管理。然而，波提乏的妻子因被這位年輕的希伯來人吸引，試圖誘惑他（</w:t>
-      </w:r>
-      <w:hyperlink r:id="rId31">
-        <w:r>
-          <w:rPr>
-            <w:lang w:val="zh_TW" w:bidi="zh_TW"/>
-          </w:rPr>
-          <w:rPr>
-            <w:color w:val="0000EE"/>
-            <w:u w:val="single"/>
-          </w:rPr>
-          <w:t>39:6–10</w:t>
-        </w:r>
-      </w:hyperlink>
-      <w:r>
-        <w:rPr>
-          <w:lang w:val="zh_TW" w:bidi="zh_TW"/>
-        </w:rPr>
-        <w:t>）。約瑟堅決拒絕她，並指出順從她的要求不僅對不起他的主人，也是得罪神的罪行（</w:t>
-      </w:r>
-      <w:hyperlink r:id="rId32">
-        <w:r>
-          <w:rPr>
-            <w:lang w:val="zh_TW" w:bidi="zh_TW"/>
-          </w:rPr>
-          <w:rPr>
-            <w:color w:val="0000EE"/>
-            <w:u w:val="single"/>
-          </w:rPr>
-          <w:t>9</w:t>
-        </w:r>
-      </w:hyperlink>
-      <w:r>
-        <w:rPr>
-          <w:lang w:val="zh_TW" w:bidi="zh_TW"/>
-        </w:rPr>
-        <w:t>節）。有一天，她抓住約瑟的衣服，但約瑟將衣服留在她手中，自己逃走了。波提乏的妻子誣告約瑟企圖強暴她；她的說法被信以為真，約瑟因此被關進了王的監獄（</w:t>
-      </w:r>
-      <w:hyperlink r:id="rId33">
-        <w:r>
-          <w:rPr>
-            <w:lang w:val="zh_TW" w:bidi="zh_TW"/>
-          </w:rPr>
-          <w:rPr>
-            <w:color w:val="0000EE"/>
-            <w:u w:val="single"/>
-          </w:rPr>
-          <w:t>20</w:t>
-        </w:r>
-      </w:hyperlink>
-      <w:r>
-        <w:rPr>
-          <w:lang w:val="zh_TW" w:bidi="zh_TW"/>
-        </w:rPr>
-        <w:t>節），與法老的酒政和膳長同囚。約瑟在監獄裡，在神的幫助下，解釋了這兩人的夢，正如約瑟所預言的，膳長被處死，而酒政則恢復了王室的恩寵（</w:t>
-      </w:r>
-      <w:hyperlink r:id="rId34">
-        <w:r>
-          <w:rPr>
-            <w:lang w:val="zh_TW" w:bidi="zh_TW"/>
-          </w:rPr>
-          <w:rPr>
-            <w:color w:val="0000EE"/>
-            <w:u w:val="single"/>
-          </w:rPr>
-          <w:t>40</w:t>
-        </w:r>
-      </w:hyperlink>
-      <w:r>
-        <w:rPr>
-          <w:lang w:val="zh_TW" w:bidi="zh_TW"/>
-        </w:rPr>
-        <w:t>章）。</w:t>
-        <w:br/>
-      </w:r>
-      <w:r>
-        <w:rPr>
-          <w:lang w:val="zh_TW" w:bidi="zh_TW"/>
-        </w:rPr>
-        <w:t>兩年後，法老做了兩個夢，他的術士和博士都無法解釋。酒政想起約瑟，於是把他從監獄中召來。神啟示給約瑟，這兩個夢預言了七個豐年之後將有七個荒年（</w:t>
-      </w:r>
-      <w:hyperlink r:id="rId35">
-        <w:r>
-          <w:rPr>
-            <w:lang w:val="zh_TW" w:bidi="zh_TW"/>
-          </w:rPr>
-          <w:rPr>
-            <w:color w:val="0000EE"/>
-            <w:u w:val="single"/>
-          </w:rPr>
-          <w:t>創41:25–36</w:t>
-        </w:r>
-      </w:hyperlink>
-      <w:r>
-        <w:rPr>
-          <w:lang w:val="zh_TW" w:bidi="zh_TW"/>
-        </w:rPr>
-        <w:t>）。法老對約瑟的解釋印象深刻，任命他為全埃及的掌權者，僅次於法老自己（</w:t>
-      </w:r>
-      <w:hyperlink r:id="rId36">
-        <w:r>
-          <w:rPr>
-            <w:lang w:val="zh_TW" w:bidi="zh_TW"/>
-          </w:rPr>
-          <w:rPr>
-            <w:color w:val="0000EE"/>
-            <w:u w:val="single"/>
-          </w:rPr>
-          <w:t>39–44</w:t>
-        </w:r>
-      </w:hyperlink>
-      <w:r>
-        <w:rPr>
-          <w:lang w:val="zh_TW" w:bidi="zh_TW"/>
-        </w:rPr>
-        <w:t>節）。約瑟被賜名撒發那忒·巴內亞，並娶了祭司波提非拉的女兒亞西納為妻（</w:t>
-      </w:r>
-      <w:hyperlink r:id="rId37">
-        <w:r>
-          <w:rPr>
-            <w:lang w:val="zh_TW" w:bidi="zh_TW"/>
-          </w:rPr>
-          <w:rPr>
-            <w:color w:val="0000EE"/>
-            <w:u w:val="single"/>
-          </w:rPr>
-          <w:t>45</w:t>
-        </w:r>
-      </w:hyperlink>
-      <w:r>
-        <w:rPr>
-          <w:lang w:val="zh_TW" w:bidi="zh_TW"/>
-        </w:rPr>
-        <w:t>節）。</w:t>
-        <w:br/>
-      </w:r>
-      <w:r>
-        <w:rPr>
-          <w:lang w:val="zh_TW" w:bidi="zh_TW"/>
-        </w:rPr>
-        <w:t>約瑟30歲時成為埃及的掌權者。在七個豐年期間，他儲備了糧食，為即將來臨的七個荒年做準備（</w:t>
-      </w:r>
-      <w:hyperlink r:id="rId38">
-        <w:r>
-          <w:rPr>
-            <w:lang w:val="zh_TW" w:bidi="zh_TW"/>
-          </w:rPr>
-          <w:rPr>
-            <w:color w:val="0000EE"/>
-            <w:u w:val="single"/>
-          </w:rPr>
-          <w:t>創41:53–56</w:t>
-        </w:r>
-      </w:hyperlink>
-      <w:r>
-        <w:rPr>
-          <w:lang w:val="zh_TW" w:bidi="zh_TW"/>
-        </w:rPr>
-        <w:t>）。當荒年蔓延至迦南，雅各派除了幼子便雅憫之外的所有兒子前往埃及購糧。他們來到埃及時，並未認出站在他們面前的約瑟，但約瑟認出了他們，並想起了多年前的夢（</w:t>
-      </w:r>
-      <w:hyperlink r:id="rId39">
-        <w:r>
-          <w:rPr>
-            <w:lang w:val="zh_TW" w:bidi="zh_TW"/>
-          </w:rPr>
-          <w:rPr>
-            <w:color w:val="0000EE"/>
-            <w:u w:val="single"/>
-          </w:rPr>
-          <w:t>42:8–9</w:t>
-        </w:r>
-      </w:hyperlink>
-      <w:r>
-        <w:rPr>
-          <w:lang w:val="zh_TW" w:bidi="zh_TW"/>
-        </w:rPr>
-        <w:t>）。在聽完他們對家人的描述後，約瑟指控他們是間諜（</w:t>
-      </w:r>
-      <w:hyperlink r:id="rId40">
-        <w:r>
-          <w:rPr>
-            <w:lang w:val="zh_TW" w:bidi="zh_TW"/>
-          </w:rPr>
-          <w:rPr>
-            <w:color w:val="0000EE"/>
-            <w:u w:val="single"/>
-          </w:rPr>
-          <w:t>9–14</w:t>
-        </w:r>
-      </w:hyperlink>
-      <w:r>
-        <w:rPr>
-          <w:lang w:val="zh_TW" w:bidi="zh_TW"/>
-        </w:rPr>
-        <w:t>節），並堅持讓他們留下其中一人作為人質，回家帶便雅憫來證實他們的話（</w:t>
-      </w:r>
-      <w:hyperlink r:id="rId41">
-        <w:r>
-          <w:rPr>
-            <w:lang w:val="zh_TW" w:bidi="zh_TW"/>
-          </w:rPr>
-          <w:rPr>
-            <w:color w:val="0000EE"/>
-            <w:u w:val="single"/>
-          </w:rPr>
-          <w:t>19–20</w:t>
-        </w:r>
-      </w:hyperlink>
-      <w:r>
-        <w:rPr>
-          <w:lang w:val="zh_TW" w:bidi="zh_TW"/>
-        </w:rPr>
-        <w:t>節）。於是西緬被留下作人質（</w:t>
-      </w:r>
-      <w:hyperlink r:id="rId42">
+      <w:hyperlink r:id="rId27">
         <w:r>
           <w:rPr>
             <w:lang w:val="zh_TW" w:bidi="zh_TW"/>
@@ -952,16 +810,9 @@
         <w:rPr>
           <w:lang w:val="zh_TW" w:bidi="zh_TW"/>
         </w:rPr>
-        <w:t>節）。</w:t>
-        <w:br/>
-      </w:r>
-      <w:r>
-        <w:rPr>
-          <w:lang w:val="zh_TW" w:bidi="zh_TW"/>
-        </w:rPr>
-        <w:t>在巴勒斯坦的饑荒加劇後，雅各要求他的兒子們回到埃及購買更多的糧食（</w:t>
-      </w:r>
-      <w:hyperlink r:id="rId43">
+        <w:t>）。但在「各耳板」這個詞的情況中涉及相同的原則（</w:t>
+      </w:r>
+      <w:hyperlink r:id="rId28">
         <w:r>
           <w:rPr>
             <w:lang w:val="zh_TW" w:bidi="zh_TW"/>
@@ -970,16 +821,10 @@
             <w:color w:val="0000EE"/>
             <w:u w:val="single"/>
           </w:rPr>
-          <w:t>創43:1–2</w:t>
+          <w:t>馬可福音7:11</w:t>
         </w:r>
       </w:hyperlink>
-      <w:r>
-        <w:rPr>
-          <w:lang w:val="zh_TW" w:bidi="zh_TW"/>
-        </w:rPr>
-        <w:t>）；雖然不情願，但兒子們答應了埃及官員的要求，雅各也同意讓便雅憫與他們同行（</w:t>
-      </w:r>
-      <w:hyperlink r:id="rId44">
+      <w:hyperlink r:id="rId15">
         <w:r>
           <w:rPr>
             <w:lang w:val="zh_TW" w:bidi="zh_TW"/>
@@ -988,16 +833,10 @@
             <w:color w:val="0000EE"/>
             <w:u w:val="single"/>
           </w:rPr>
-          <w:t>11–13</w:t>
+          <w:t>–</w:t>
         </w:r>
       </w:hyperlink>
-      <w:r>
-        <w:rPr>
-          <w:lang w:val="zh_TW" w:bidi="zh_TW"/>
-        </w:rPr>
-        <w:t>節）。他們抵達埃及後，被帶到約瑟的家，西緬也被釋放與他們團聚（</w:t>
-      </w:r>
-      <w:hyperlink r:id="rId45">
+      <w:hyperlink r:id="rId28">
         <w:r>
           <w:rPr>
             <w:lang w:val="zh_TW" w:bidi="zh_TW"/>
@@ -1006,16 +845,16 @@
             <w:color w:val="0000EE"/>
             <w:u w:val="single"/>
           </w:rPr>
-          <w:t>23</w:t>
+          <w:t>13</w:t>
         </w:r>
       </w:hyperlink>
       <w:r>
         <w:rPr>
           <w:lang w:val="zh_TW" w:bidi="zh_TW"/>
         </w:rPr>
-        <w:t>節），並為他們準備了筵席（</w:t>
-      </w:r>
-      <w:hyperlink r:id="rId46">
+        <w:t>；比較</w:t>
+      </w:r>
+      <w:hyperlink r:id="rId29">
         <w:r>
           <w:rPr>
             <w:lang w:val="zh_TW" w:bidi="zh_TW"/>
@@ -1024,16 +863,10 @@
             <w:color w:val="0000EE"/>
             <w:u w:val="single"/>
           </w:rPr>
-          <w:t>33</w:t>
+          <w:t>馬太福音15:5</w:t>
         </w:r>
       </w:hyperlink>
-      <w:r>
-        <w:rPr>
-          <w:lang w:val="zh_TW" w:bidi="zh_TW"/>
-        </w:rPr>
-        <w:t>節）。約瑟終於揭示了自己的身份，並宣告神差他先來埃及是為了保存他們的性命（</w:t>
-      </w:r>
-      <w:hyperlink r:id="rId47">
+      <w:hyperlink r:id="rId15">
         <w:r>
           <w:rPr>
             <w:lang w:val="zh_TW" w:bidi="zh_TW"/>
@@ -1042,16 +875,10 @@
             <w:color w:val="0000EE"/>
             <w:u w:val="single"/>
           </w:rPr>
-          <w:t>45:4–8</w:t>
+          <w:t>–</w:t>
         </w:r>
       </w:hyperlink>
-      <w:r>
-        <w:rPr>
-          <w:lang w:val="zh_TW" w:bidi="zh_TW"/>
-        </w:rPr>
-        <w:t>）。隨後安排將雅各接來埃及，並提供了旅途所需的車輛和糧食（</w:t>
-      </w:r>
-      <w:hyperlink r:id="rId48">
+      <w:hyperlink r:id="rId29">
         <w:r>
           <w:rPr>
             <w:lang w:val="zh_TW" w:bidi="zh_TW"/>
@@ -1060,1267 +887,14 @@
             <w:color w:val="0000EE"/>
             <w:u w:val="single"/>
           </w:rPr>
-          <w:t>21</w:t>
+          <w:t>6</w:t>
         </w:r>
       </w:hyperlink>
       <w:r>
         <w:rPr>
           <w:lang w:val="zh_TW" w:bidi="zh_TW"/>
         </w:rPr>
-        <w:t>節）。雅各來到尼羅河三角洲的歌珊地時，約瑟去迎接他，兩人再次重逢（</w:t>
-      </w:r>
-      <w:hyperlink r:id="rId49">
-        <w:r>
-          <w:rPr>
-            <w:lang w:val="zh_TW" w:bidi="zh_TW"/>
-          </w:rPr>
-          <w:rPr>
-            <w:color w:val="0000EE"/>
-            <w:u w:val="single"/>
-          </w:rPr>
-          <w:t>46:28–29</w:t>
-        </w:r>
-      </w:hyperlink>
-      <w:r>
-        <w:rPr>
-          <w:lang w:val="zh_TW" w:bidi="zh_TW"/>
-        </w:rPr>
-        <w:t>）。約瑟也將父親和兄弟們介紹給法老，法老允許他們住在歌珊地（</w:t>
-      </w:r>
-      <w:hyperlink r:id="rId50">
-        <w:r>
-          <w:rPr>
-            <w:lang w:val="zh_TW" w:bidi="zh_TW"/>
-          </w:rPr>
-          <w:rPr>
-            <w:color w:val="0000EE"/>
-            <w:u w:val="single"/>
-          </w:rPr>
-          <w:t>47:6</w:t>
-        </w:r>
-      </w:hyperlink>
-      <w:r>
-        <w:rPr>
-          <w:lang w:val="zh_TW" w:bidi="zh_TW"/>
-        </w:rPr>
-        <w:t>）。</w:t>
-        <w:br/>
-      </w:r>
-      <w:r>
-        <w:rPr>
-          <w:lang w:val="zh_TW" w:bidi="zh_TW"/>
-        </w:rPr>
-        <w:t>約瑟得知父親病重後，便帶著他的兩個兒子瑪拿西和以法蓮去見雅各，為他們求祝福。約瑟將兒子們帶到雅各面前，使長子在雅各的右手邊，次子在左手邊，以便讓瑪拿西得著長子的祝福。然而，雅各交叉了雙手，用右手按在以法蓮的頭上，給了他更大的祝福（</w:t>
-      </w:r>
-      <w:hyperlink r:id="rId51">
-        <w:r>
-          <w:rPr>
-            <w:lang w:val="zh_TW" w:bidi="zh_TW"/>
-          </w:rPr>
-          <w:rPr>
-            <w:color w:val="0000EE"/>
-            <w:u w:val="single"/>
-          </w:rPr>
-          <w:t>創48:14–20</w:t>
-        </w:r>
-      </w:hyperlink>
-      <w:r>
-        <w:rPr>
-          <w:lang w:val="zh_TW" w:bidi="zh_TW"/>
-        </w:rPr>
-        <w:t>）。他還將他從亞摩利人手中奪取的那塊地分給了約瑟（</w:t>
-      </w:r>
-      <w:hyperlink r:id="rId52">
-        <w:r>
-          <w:rPr>
-            <w:lang w:val="zh_TW" w:bidi="zh_TW"/>
-          </w:rPr>
-          <w:rPr>
-            <w:color w:val="0000EE"/>
-            <w:u w:val="single"/>
-          </w:rPr>
-          <w:t>22節</w:t>
-        </w:r>
-      </w:hyperlink>
-      <w:r>
-        <w:rPr>
-          <w:lang w:val="zh_TW" w:bidi="zh_TW"/>
-        </w:rPr>
-        <w:t>）。在雅各死後，約瑟安排了葬禮。在完成傳統的喪葬儀式後，他與兄弟們一同將雅各安葬在希伯崙附近的麥比拉洞中（</w:t>
-      </w:r>
-      <w:hyperlink r:id="rId53">
-        <w:r>
-          <w:rPr>
-            <w:lang w:val="zh_TW" w:bidi="zh_TW"/>
-          </w:rPr>
-          <w:rPr>
-            <w:color w:val="0000EE"/>
-            <w:u w:val="single"/>
-          </w:rPr>
-          <w:t>50:1–12</w:t>
-        </w:r>
-      </w:hyperlink>
-      <w:r>
-        <w:rPr>
-          <w:lang w:val="zh_TW" w:bidi="zh_TW"/>
-        </w:rPr>
-        <w:t>）。</w:t>
-        <w:br/>
-      </w:r>
-      <w:r>
-        <w:rPr>
-          <w:lang w:val="zh_TW" w:bidi="zh_TW"/>
-        </w:rPr>
-        <w:t>當約瑟110歲時，他召集他的兄弟們，告訴他們自己即將去世。他要他們起誓，當他們返回迦南時，要將他的骸骨帶回去。於是約瑟去世了，被用香料薰製，放在埃及的一口棺材裡（</w:t>
-      </w:r>
-      <w:hyperlink r:id="rId54">
-        <w:r>
-          <w:rPr>
-            <w:lang w:val="zh_TW" w:bidi="zh_TW"/>
-          </w:rPr>
-          <w:rPr>
-            <w:color w:val="0000EE"/>
-            <w:u w:val="single"/>
-          </w:rPr>
-          <w:t>創50:26</w:t>
-        </w:r>
-      </w:hyperlink>
-      <w:r>
-        <w:rPr>
-          <w:lang w:val="zh_TW" w:bidi="zh_TW"/>
-        </w:rPr>
-        <w:t>）。多年以後，以色列人出埃及時，摩西帶著約瑟的骸骨離開埃及（</w:t>
-      </w:r>
-      <w:hyperlink r:id="rId55">
-        <w:r>
-          <w:rPr>
-            <w:lang w:val="zh_TW" w:bidi="zh_TW"/>
-          </w:rPr>
-          <w:rPr>
-            <w:color w:val="0000EE"/>
-            <w:u w:val="single"/>
-          </w:rPr>
-          <w:t>出13:19</w:t>
-        </w:r>
-      </w:hyperlink>
-      <w:r>
-        <w:rPr>
-          <w:lang w:val="zh_TW" w:bidi="zh_TW"/>
-        </w:rPr>
-        <w:t>）。約瑟的骸骨最終被安葬在示劍，就是雅各從示劍的父親哈抹手中買來的一塊地（</w:t>
-      </w:r>
-      <w:hyperlink r:id="rId56">
-        <w:r>
-          <w:rPr>
-            <w:lang w:val="zh_TW" w:bidi="zh_TW"/>
-          </w:rPr>
-          <w:rPr>
-            <w:color w:val="0000EE"/>
-            <w:u w:val="single"/>
-          </w:rPr>
-          <w:t>創33:18–20</w:t>
-        </w:r>
-      </w:hyperlink>
-      <w:r>
-        <w:rPr>
-          <w:lang w:val="zh_TW" w:bidi="zh_TW"/>
-        </w:rPr>
-        <w:t>；</w:t>
-      </w:r>
-      <w:hyperlink r:id="rId57">
-        <w:r>
-          <w:rPr>
-            <w:lang w:val="zh_TW" w:bidi="zh_TW"/>
-          </w:rPr>
-          <w:rPr>
-            <w:color w:val="0000EE"/>
-            <w:u w:val="single"/>
-          </w:rPr>
-          <w:t>書24:32</w:t>
-        </w:r>
-      </w:hyperlink>
-      <w:r>
-        <w:rPr>
-          <w:lang w:val="zh_TW" w:bidi="zh_TW"/>
-        </w:rPr>
-        <w:t>）。</w:t>
-      </w:r>
-      <w:r>
-        <w:rPr>
-          <w:i/>
-          <w:lang w:val="zh_TW" w:bidi="zh_TW"/>
-        </w:rPr>
-        <w:t>見</w:t>
-      </w:r>
-      <w:r>
-        <w:rPr>
-          <w:lang w:val="zh_TW" w:bidi="zh_TW"/>
-        </w:rPr>
-        <w:t xml:space="preserve"> </w:t>
-      </w:r>
-      <w:r>
-        <w:rPr>
-          <w:lang w:val="zh_TW" w:bidi="zh_TW"/>
-        </w:rPr>
-        <w:t>以色列歷史</w:t>
-      </w:r>
-      <w:r>
-        <w:rPr>
-          <w:lang w:val="zh_TW" w:bidi="zh_TW"/>
-        </w:rPr>
-        <w:t>，</w:t>
-      </w:r>
-      <w:r>
-        <w:rPr>
-          <w:lang w:val="zh_TW" w:bidi="zh_TW"/>
-        </w:rPr>
-        <w:t>族長時期</w:t>
-      </w:r>
-      <w:r>
-        <w:rPr>
-          <w:lang w:val="zh_TW" w:bidi="zh_TW"/>
-        </w:rPr>
-        <w:t>。</w:t>
-      </w:r>
-    </w:p>
-    <w:p>
-      <w:pPr>
-        <w:pStyle w:val="ListNumber"/>
-        <w:spacing w:line="240" w:lineRule="auto"/>
-        <w:ind w:left="720"/>
-      </w:pPr>
-      <w:r>
-        <w:rPr>
-          <w:lang w:val="zh_TW" w:bidi="zh_TW"/>
-        </w:rPr>
-      </w:r>
-      <w:r>
-        <w:rPr>
-          <w:lang w:val="zh_TW" w:bidi="zh_TW"/>
-        </w:rPr>
-        <w:t>以薩迦支派的以迦的父親。以迦是摩西派去窺探迦南地的12個探子之一（</w:t>
-      </w:r>
-      <w:hyperlink r:id="rId58">
-        <w:r>
-          <w:rPr>
-            <w:lang w:val="zh_TW" w:bidi="zh_TW"/>
-          </w:rPr>
-          <w:rPr>
-            <w:color w:val="0000EE"/>
-            <w:u w:val="single"/>
-          </w:rPr>
-          <w:t>民13:7</w:t>
-        </w:r>
-      </w:hyperlink>
-      <w:r>
-        <w:rPr>
-          <w:lang w:val="zh_TW" w:bidi="zh_TW"/>
-        </w:rPr>
-        <w:t>）。</w:t>
-      </w:r>
-    </w:p>
-    <w:p>
-      <w:pPr>
-        <w:pStyle w:val="ListNumber"/>
-        <w:spacing w:line="240" w:lineRule="auto"/>
-        <w:ind w:left="720"/>
-      </w:pPr>
-      <w:r>
-        <w:rPr>
-          <w:lang w:val="zh_TW" w:bidi="zh_TW"/>
-        </w:rPr>
-      </w:r>
-      <w:r>
-        <w:rPr>
-          <w:lang w:val="zh_TW" w:bidi="zh_TW"/>
-        </w:rPr>
-        <w:t>亞薩的次子，在大衛作王期間，作為在聖所中事奉的第一班祭司的領袖（</w:t>
-      </w:r>
-      <w:hyperlink r:id="rId59">
-        <w:r>
-          <w:rPr>
-            <w:lang w:val="zh_TW" w:bidi="zh_TW"/>
-          </w:rPr>
-          <w:rPr>
-            <w:color w:val="0000EE"/>
-            <w:u w:val="single"/>
-          </w:rPr>
-          <w:t>代上25:2、9</w:t>
-        </w:r>
-      </w:hyperlink>
-      <w:r>
-        <w:rPr>
-          <w:lang w:val="zh_TW" w:bidi="zh_TW"/>
-        </w:rPr>
-        <w:t>）。</w:t>
-      </w:r>
-    </w:p>
-    <w:p>
-      <w:pPr>
-        <w:pStyle w:val="ListNumber"/>
-        <w:spacing w:line="240" w:lineRule="auto"/>
-        <w:ind w:left="720"/>
-      </w:pPr>
-      <w:r>
-        <w:rPr>
-          <w:lang w:val="zh_TW" w:bidi="zh_TW"/>
-        </w:rPr>
-      </w:r>
-      <w:r>
-        <w:rPr>
-          <w:lang w:val="zh_TW" w:bidi="zh_TW"/>
-        </w:rPr>
-        <w:t>賓內的後裔之一，在被擄歸回後的時期，受到以斯拉的勸告，與他的外邦妻子離婚（</w:t>
-      </w:r>
-      <w:hyperlink r:id="rId60">
-        <w:r>
-          <w:rPr>
-            <w:lang w:val="zh_TW" w:bidi="zh_TW"/>
-          </w:rPr>
-          <w:rPr>
-            <w:color w:val="0000EE"/>
-            <w:u w:val="single"/>
-          </w:rPr>
-          <w:t>拉10:42</w:t>
-        </w:r>
-      </w:hyperlink>
-      <w:r>
-        <w:rPr>
-          <w:lang w:val="zh_TW" w:bidi="zh_TW"/>
-        </w:rPr>
-        <w:t>）。</w:t>
-      </w:r>
-    </w:p>
-    <w:p>
-      <w:pPr>
-        <w:pStyle w:val="ListNumber"/>
-        <w:spacing w:line="240" w:lineRule="auto"/>
-        <w:ind w:left="720"/>
-      </w:pPr>
-      <w:r>
-        <w:rPr>
-          <w:lang w:val="zh_TW" w:bidi="zh_TW"/>
-        </w:rPr>
-      </w:r>
-      <w:r>
-        <w:rPr>
-          <w:lang w:val="zh_TW" w:bidi="zh_TW"/>
-        </w:rPr>
-        <w:t>大祭司約雅金時期，來自示巴尼家族的祭司和家族領袖（</w:t>
-      </w:r>
-      <w:hyperlink r:id="rId61">
-        <w:r>
-          <w:rPr>
-            <w:lang w:val="zh_TW" w:bidi="zh_TW"/>
-          </w:rPr>
-          <w:rPr>
-            <w:color w:val="0000EE"/>
-            <w:u w:val="single"/>
-          </w:rPr>
-          <w:t>尼12:14</w:t>
-        </w:r>
-      </w:hyperlink>
-      <w:r>
-        <w:rPr>
-          <w:lang w:val="zh_TW" w:bidi="zh_TW"/>
-        </w:rPr>
-        <w:t>）。</w:t>
-      </w:r>
-    </w:p>
-    <w:p>
-      <w:pPr>
-        <w:pStyle w:val="ListNumber"/>
-        <w:spacing w:line="240" w:lineRule="auto"/>
-        <w:ind w:left="720"/>
-      </w:pPr>
-      <w:r>
-        <w:rPr>
-          <w:lang w:val="zh_TW" w:bidi="zh_TW"/>
-        </w:rPr>
-      </w:r>
-      <w:r>
-        <w:rPr>
-          <w:lang w:val="zh_TW" w:bidi="zh_TW"/>
-        </w:rPr>
-        <w:t>大衛的後裔（</w:t>
-      </w:r>
-      <w:hyperlink r:id="rId62">
-        <w:r>
-          <w:rPr>
-            <w:lang w:val="zh_TW" w:bidi="zh_TW"/>
-          </w:rPr>
-          <w:rPr>
-            <w:color w:val="0000EE"/>
-            <w:u w:val="single"/>
-          </w:rPr>
-          <w:t>太1:16</w:t>
-        </w:r>
-      </w:hyperlink>
-      <w:r>
-        <w:rPr>
-          <w:lang w:val="zh_TW" w:bidi="zh_TW"/>
-        </w:rPr>
-        <w:t>；</w:t>
-      </w:r>
-      <w:hyperlink r:id="rId63">
-        <w:r>
-          <w:rPr>
-            <w:lang w:val="zh_TW" w:bidi="zh_TW"/>
-          </w:rPr>
-          <w:rPr>
-            <w:color w:val="0000EE"/>
-            <w:u w:val="single"/>
-          </w:rPr>
-          <w:t>路3:23</w:t>
-        </w:r>
-      </w:hyperlink>
-      <w:r>
-        <w:rPr>
-          <w:lang w:val="zh_TW" w:bidi="zh_TW"/>
-        </w:rPr>
-        <w:t>），也是馬利亞的丈夫，馬利亞是耶穌的母親。約瑟與拿撒勒城中的一個年輕女子馬利亞訂婚。馬利亞從天使加百列那裡得知她將要懷上神的兒子，並要為祂取名為耶穌（</w:t>
-      </w:r>
-      <w:hyperlink r:id="rId64">
-        <w:r>
-          <w:rPr>
-            <w:lang w:val="zh_TW" w:bidi="zh_TW"/>
-          </w:rPr>
-          <w:rPr>
-            <w:color w:val="0000EE"/>
-            <w:u w:val="single"/>
-          </w:rPr>
-          <w:t>路1:31</w:t>
-        </w:r>
-      </w:hyperlink>
-      <w:r>
-        <w:rPr>
-          <w:lang w:val="zh_TW" w:bidi="zh_TW"/>
-        </w:rPr>
-        <w:t>），這次受孕是聖靈的作為（</w:t>
-      </w:r>
-      <w:hyperlink r:id="rId65">
-        <w:r>
-          <w:rPr>
-            <w:lang w:val="zh_TW" w:bidi="zh_TW"/>
-          </w:rPr>
-          <w:rPr>
-            <w:color w:val="0000EE"/>
-            <w:u w:val="single"/>
-          </w:rPr>
-          <w:t>35</w:t>
-        </w:r>
-      </w:hyperlink>
-      <w:r>
-        <w:rPr>
-          <w:lang w:val="zh_TW" w:bidi="zh_TW"/>
-        </w:rPr>
-        <w:t>節）。約瑟並不知道這件事，所以當他發現馬利亞懷孕後，決定暗中休她，因他是一個義人，不願公開羞辱她（</w:t>
-      </w:r>
-      <w:hyperlink r:id="rId66">
-        <w:r>
-          <w:rPr>
-            <w:lang w:val="zh_TW" w:bidi="zh_TW"/>
-          </w:rPr>
-          <w:rPr>
-            <w:color w:val="0000EE"/>
-            <w:u w:val="single"/>
-          </w:rPr>
-          <w:t>太1:19</w:t>
-        </w:r>
-      </w:hyperlink>
-      <w:r>
-        <w:rPr>
-          <w:lang w:val="zh_TW" w:bidi="zh_TW"/>
-        </w:rPr>
-        <w:t>）。隨後天使在夢中向約瑟顯現，告訴他所發生的事（</w:t>
-      </w:r>
-      <w:hyperlink r:id="rId67">
-        <w:r>
-          <w:rPr>
-            <w:lang w:val="zh_TW" w:bidi="zh_TW"/>
-          </w:rPr>
-          <w:rPr>
-            <w:color w:val="0000EE"/>
-            <w:u w:val="single"/>
-          </w:rPr>
-          <w:t>太1:21</w:t>
-        </w:r>
-      </w:hyperlink>
-      <w:r>
-        <w:rPr>
-          <w:lang w:val="zh_TW" w:bidi="zh_TW"/>
-        </w:rPr>
-        <w:t>；參見</w:t>
-      </w:r>
-      <w:hyperlink r:id="rId68">
-        <w:r>
-          <w:rPr>
-            <w:lang w:val="zh_TW" w:bidi="zh_TW"/>
-          </w:rPr>
-          <w:rPr>
-            <w:color w:val="0000EE"/>
-            <w:u w:val="single"/>
-          </w:rPr>
-          <w:t>賽7:14</w:t>
-        </w:r>
-      </w:hyperlink>
-      <w:r>
-        <w:rPr>
-          <w:lang w:val="zh_TW" w:bidi="zh_TW"/>
-        </w:rPr>
-        <w:t>）。馬太福音的經文表明，約瑟和馬利亞在耶穌出生之前並沒有同房（</w:t>
-      </w:r>
-      <w:hyperlink r:id="rId69">
-        <w:r>
-          <w:rPr>
-            <w:lang w:val="zh_TW" w:bidi="zh_TW"/>
-          </w:rPr>
-          <w:rPr>
-            <w:color w:val="0000EE"/>
-            <w:u w:val="single"/>
-          </w:rPr>
-          <w:t>太1:18、25</w:t>
-        </w:r>
-      </w:hyperlink>
-      <w:r>
-        <w:rPr>
-          <w:lang w:val="zh_TW" w:bidi="zh_TW"/>
-        </w:rPr>
-        <w:t>；另見</w:t>
-      </w:r>
-      <w:hyperlink r:id="rId70">
-        <w:r>
-          <w:rPr>
-            <w:lang w:val="zh_TW" w:bidi="zh_TW"/>
-          </w:rPr>
-          <w:rPr>
-            <w:color w:val="0000EE"/>
-            <w:u w:val="single"/>
-          </w:rPr>
-          <w:t>路1:34–37</w:t>
-        </w:r>
-      </w:hyperlink>
-      <w:r>
-        <w:rPr>
-          <w:lang w:val="zh_TW" w:bidi="zh_TW"/>
-        </w:rPr>
-        <w:t>）。</w:t>
-        <w:br/>
-      </w:r>
-      <w:r>
-        <w:rPr>
-          <w:lang w:val="zh_TW" w:bidi="zh_TW"/>
-        </w:rPr>
-        <w:t>當凱撒奧古斯都下旨，要求所有人都回到自己的家鄉登記戶口以便徵稅時，約瑟和馬利亞回到伯利恆，耶穌就在那裡出生（</w:t>
-      </w:r>
-      <w:hyperlink r:id="rId71">
-        <w:r>
-          <w:rPr>
-            <w:lang w:val="zh_TW" w:bidi="zh_TW"/>
-          </w:rPr>
-          <w:rPr>
-            <w:color w:val="0000EE"/>
-            <w:u w:val="single"/>
-          </w:rPr>
-          <w:t>路2:1–6</w:t>
-        </w:r>
-      </w:hyperlink>
-      <w:r>
-        <w:rPr>
-          <w:lang w:val="zh_TW" w:bidi="zh_TW"/>
-        </w:rPr>
-        <w:t>）。之後，約瑟和馬利亞帶著嬰孩耶穌去聖殿獻給主（</w:t>
-      </w:r>
-      <w:hyperlink r:id="rId72">
-        <w:r>
-          <w:rPr>
-            <w:lang w:val="zh_TW" w:bidi="zh_TW"/>
-          </w:rPr>
-          <w:rPr>
-            <w:color w:val="0000EE"/>
-            <w:u w:val="single"/>
-          </w:rPr>
-          <w:t>22、33</w:t>
-        </w:r>
-      </w:hyperlink>
-      <w:r>
-        <w:rPr>
-          <w:lang w:val="zh_TW" w:bidi="zh_TW"/>
-        </w:rPr>
-        <w:t>節）。在博士拜訪耶穌之後，天使在夢中向約瑟顯現，吩咐他帶著耶穌和馬利亞逃往埃及，以保護孩子免受希律王的迫害（</w:t>
-      </w:r>
-      <w:hyperlink r:id="rId73">
-        <w:r>
-          <w:rPr>
-            <w:lang w:val="zh_TW" w:bidi="zh_TW"/>
-          </w:rPr>
-          <w:rPr>
-            <w:color w:val="0000EE"/>
-            <w:u w:val="single"/>
-          </w:rPr>
-          <w:t>太2:13</w:t>
-        </w:r>
-      </w:hyperlink>
-      <w:r>
-        <w:rPr>
-          <w:lang w:val="zh_TW" w:bidi="zh_TW"/>
-        </w:rPr>
-        <w:t>）。當希律死後，天使再次在夢中指示約瑟回到以色列，於是他們一家住在拿撒勒。約瑟最後一次出現在經文中，是當耶穌十二歲時，祂在聖殿裡的事件（</w:t>
-      </w:r>
-      <w:hyperlink r:id="rId74">
-        <w:r>
-          <w:rPr>
-            <w:lang w:val="zh_TW" w:bidi="zh_TW"/>
-          </w:rPr>
-          <w:rPr>
-            <w:color w:val="0000EE"/>
-            <w:u w:val="single"/>
-          </w:rPr>
-          <w:t>路2:41–51</w:t>
-        </w:r>
-      </w:hyperlink>
-      <w:r>
-        <w:rPr>
-          <w:lang w:val="zh_TW" w:bidi="zh_TW"/>
-        </w:rPr>
-        <w:t>）。雖然經文中沒有提到約瑟的名字，但馬利亞對耶穌說，她和他的父親一直焦急地尋找祂。</w:t>
-        <w:br/>
-      </w:r>
-      <w:r>
-        <w:rPr>
-          <w:lang w:val="zh_TW" w:bidi="zh_TW"/>
-        </w:rPr>
-        <w:t>耶穌在拿撒勒附近的人稱祂為「約瑟的兒子」（</w:t>
-      </w:r>
-      <w:hyperlink r:id="rId75">
-        <w:r>
-          <w:rPr>
-            <w:lang w:val="zh_TW" w:bidi="zh_TW"/>
-          </w:rPr>
-          <w:rPr>
-            <w:color w:val="0000EE"/>
-            <w:u w:val="single"/>
-          </w:rPr>
-          <w:t>路4:22</w:t>
-        </w:r>
-      </w:hyperlink>
-      <w:r>
-        <w:rPr>
-          <w:lang w:val="zh_TW" w:bidi="zh_TW"/>
-        </w:rPr>
-        <w:t>；</w:t>
-      </w:r>
-      <w:hyperlink r:id="rId76">
-        <w:r>
-          <w:rPr>
-            <w:lang w:val="zh_TW" w:bidi="zh_TW"/>
-          </w:rPr>
-          <w:rPr>
-            <w:color w:val="0000EE"/>
-            <w:u w:val="single"/>
-          </w:rPr>
-          <w:t>約1:45</w:t>
-        </w:r>
-      </w:hyperlink>
-      <w:r>
-        <w:rPr>
-          <w:lang w:val="zh_TW" w:bidi="zh_TW"/>
-        </w:rPr>
-        <w:t>，</w:t>
-      </w:r>
-      <w:hyperlink r:id="rId77">
-        <w:r>
-          <w:rPr>
-            <w:lang w:val="zh_TW" w:bidi="zh_TW"/>
-          </w:rPr>
-          <w:rPr>
-            <w:color w:val="0000EE"/>
-            <w:u w:val="single"/>
-          </w:rPr>
-          <w:t>6:42</w:t>
-        </w:r>
-      </w:hyperlink>
-      <w:r>
-        <w:rPr>
-          <w:lang w:val="zh_TW" w:bidi="zh_TW"/>
-        </w:rPr>
-        <w:t>）。我們透過識別耶穌的參照，才得知約瑟的職業。經文兩次提到耶穌是「木匠的兒子」（</w:t>
-      </w:r>
-      <w:hyperlink r:id="rId78">
-        <w:r>
-          <w:rPr>
-            <w:lang w:val="zh_TW" w:bidi="zh_TW"/>
-          </w:rPr>
-          <w:rPr>
-            <w:color w:val="0000EE"/>
-            <w:u w:val="single"/>
-          </w:rPr>
-          <w:t>太13:55</w:t>
-        </w:r>
-      </w:hyperlink>
-      <w:r>
-        <w:rPr>
-          <w:lang w:val="zh_TW" w:bidi="zh_TW"/>
-        </w:rPr>
-        <w:t>；</w:t>
-      </w:r>
-      <w:hyperlink r:id="rId79">
-        <w:r>
-          <w:rPr>
-            <w:lang w:val="zh_TW" w:bidi="zh_TW"/>
-          </w:rPr>
-          <w:rPr>
-            <w:color w:val="0000EE"/>
-            <w:u w:val="single"/>
-          </w:rPr>
-          <w:t>可6:3</w:t>
-        </w:r>
-      </w:hyperlink>
-      <w:r>
-        <w:rPr>
-          <w:lang w:val="zh_TW" w:bidi="zh_TW"/>
-        </w:rPr>
-        <w:t>）。約瑟並非我們今天所理解的木匠，因為當時的房屋大多是用石頭和泥土建造的。他是一位木工，或是木製品的工匠，可能主要從事製作家具和農具。</w:t>
-        <w:br/>
-      </w:r>
-      <w:r>
-        <w:rPr>
-          <w:lang w:val="zh_TW" w:bidi="zh_TW"/>
-        </w:rPr>
-        <w:t>在耶穌的事工期間，是祂的母親和祂的兄弟們來找祂（</w:t>
-      </w:r>
-      <w:hyperlink r:id="rId80">
-        <w:r>
-          <w:rPr>
-            <w:lang w:val="zh_TW" w:bidi="zh_TW"/>
-          </w:rPr>
-          <w:rPr>
-            <w:color w:val="0000EE"/>
-            <w:u w:val="single"/>
-          </w:rPr>
-          <w:t>太12:46–50</w:t>
-        </w:r>
-      </w:hyperlink>
-      <w:r>
-        <w:rPr>
-          <w:lang w:val="zh_TW" w:bidi="zh_TW"/>
-        </w:rPr>
-        <w:t>；</w:t>
-      </w:r>
-      <w:hyperlink r:id="rId81">
-        <w:r>
-          <w:rPr>
-            <w:lang w:val="zh_TW" w:bidi="zh_TW"/>
-          </w:rPr>
-          <w:rPr>
-            <w:color w:val="0000EE"/>
-            <w:u w:val="single"/>
-          </w:rPr>
-          <w:t>可3:31–35</w:t>
-        </w:r>
-      </w:hyperlink>
-      <w:r>
-        <w:rPr>
-          <w:lang w:val="zh_TW" w:bidi="zh_TW"/>
-        </w:rPr>
-        <w:t>），因此推測此時約瑟已經去世了。約瑟很可能是雅各、約瑟、西門、猶大以及未具名的姐妹們的父親（</w:t>
-      </w:r>
-      <w:hyperlink r:id="rId78">
-        <w:r>
-          <w:rPr>
-            <w:lang w:val="zh_TW" w:bidi="zh_TW"/>
-          </w:rPr>
-          <w:rPr>
-            <w:color w:val="0000EE"/>
-            <w:u w:val="single"/>
-          </w:rPr>
-          <w:t>太13:55</w:t>
-        </w:r>
-      </w:hyperlink>
-      <w:r>
-        <w:rPr>
-          <w:lang w:val="zh_TW" w:bidi="zh_TW"/>
-        </w:rPr>
-        <w:t>；</w:t>
-      </w:r>
-      <w:hyperlink r:id="rId79">
-        <w:r>
-          <w:rPr>
-            <w:lang w:val="zh_TW" w:bidi="zh_TW"/>
-          </w:rPr>
-          <w:rPr>
-            <w:color w:val="0000EE"/>
-            <w:u w:val="single"/>
-          </w:rPr>
-          <w:t>可6:3</w:t>
-        </w:r>
-      </w:hyperlink>
-      <w:r>
-        <w:rPr>
-          <w:lang w:val="zh_TW" w:bidi="zh_TW"/>
-        </w:rPr>
-        <w:t>）。</w:t>
-        <w:br/>
-      </w:r>
-      <w:r>
-        <w:rPr>
-          <w:i/>
-          <w:lang w:val="zh_TW" w:bidi="zh_TW"/>
-        </w:rPr>
-        <w:t>另見</w:t>
-      </w:r>
-      <w:r>
-        <w:rPr>
-          <w:lang w:val="zh_TW" w:bidi="zh_TW"/>
-        </w:rPr>
-        <w:t xml:space="preserve"> </w:t>
-      </w:r>
-      <w:r>
-        <w:rPr>
-          <w:lang w:val="zh_TW" w:bidi="zh_TW"/>
-        </w:rPr>
-        <w:t>耶穌的兄弟</w:t>
-      </w:r>
-      <w:r>
-        <w:rPr>
-          <w:lang w:val="zh_TW" w:bidi="zh_TW"/>
-        </w:rPr>
-        <w:t>；</w:t>
-      </w:r>
-      <w:r>
-        <w:rPr>
-          <w:lang w:val="zh_TW" w:bidi="zh_TW"/>
-        </w:rPr>
-        <w:t>耶穌基督的家譜</w:t>
-      </w:r>
-      <w:r>
-        <w:rPr>
-          <w:lang w:val="zh_TW" w:bidi="zh_TW"/>
-        </w:rPr>
-        <w:t>。</w:t>
-      </w:r>
-    </w:p>
-    <w:p>
-      <w:pPr>
-        <w:pStyle w:val="ListNumber"/>
-        <w:spacing w:line="240" w:lineRule="auto"/>
-        <w:ind w:left="720"/>
-      </w:pPr>
-      <w:r>
-        <w:rPr>
-          <w:lang w:val="zh_TW" w:bidi="zh_TW"/>
-        </w:rPr>
-      </w:r>
-      <w:r>
-        <w:rPr>
-          <w:lang w:val="zh_TW" w:bidi="zh_TW"/>
-        </w:rPr>
-        <w:t>約瑟和馬利亞的兒子，也是耶穌的兄弟（</w:t>
-      </w:r>
-      <w:hyperlink r:id="rId78">
-        <w:r>
-          <w:rPr>
-            <w:lang w:val="zh_TW" w:bidi="zh_TW"/>
-          </w:rPr>
-          <w:rPr>
-            <w:color w:val="0000EE"/>
-            <w:u w:val="single"/>
-          </w:rPr>
-          <w:t>太13:55</w:t>
-        </w:r>
-      </w:hyperlink>
-      <w:r>
-        <w:rPr>
-          <w:lang w:val="zh_TW" w:bidi="zh_TW"/>
-        </w:rPr>
-        <w:t>）；在</w:t>
-      </w:r>
-      <w:hyperlink r:id="rId79">
-        <w:r>
-          <w:rPr>
-            <w:lang w:val="zh_TW" w:bidi="zh_TW"/>
-          </w:rPr>
-          <w:rPr>
-            <w:color w:val="0000EE"/>
-            <w:u w:val="single"/>
-          </w:rPr>
-          <w:t>馬可福音六章3節</w:t>
-        </w:r>
-      </w:hyperlink>
-      <w:r>
-        <w:rPr>
-          <w:lang w:val="zh_TW" w:bidi="zh_TW"/>
-        </w:rPr>
-        <w:t>中被稱為約西。</w:t>
-      </w:r>
-      <w:r>
-        <w:rPr>
-          <w:i/>
-          <w:lang w:val="zh_TW" w:bidi="zh_TW"/>
-        </w:rPr>
-        <w:t>見</w:t>
-      </w:r>
-      <w:r>
-        <w:rPr>
-          <w:lang w:val="zh_TW" w:bidi="zh_TW"/>
-        </w:rPr>
-        <w:t>耶穌的兄弟</w:t>
-      </w:r>
-      <w:r>
-        <w:rPr>
-          <w:lang w:val="zh_TW" w:bidi="zh_TW"/>
-        </w:rPr>
-        <w:t>。</w:t>
-      </w:r>
-    </w:p>
-    <w:p>
-      <w:pPr>
-        <w:pStyle w:val="ListNumber"/>
-        <w:spacing w:line="240" w:lineRule="auto"/>
-        <w:ind w:left="720"/>
-      </w:pPr>
-      <w:r>
-        <w:rPr>
-          <w:lang w:val="zh_TW" w:bidi="zh_TW"/>
-        </w:rPr>
-      </w:r>
-      <w:r>
-        <w:rPr>
-          <w:lang w:val="zh_TW" w:bidi="zh_TW"/>
-        </w:rPr>
-        <w:t>來自亞利馬太的耶穌的跟隨者，為耶穌的安葬提供了幫助。他是亞利馬太城的一位富有的男子，也是猶太公會中的一位受人尊敬的成員（</w:t>
-      </w:r>
-      <w:hyperlink r:id="rId82">
-        <w:r>
-          <w:rPr>
-            <w:lang w:val="zh_TW" w:bidi="zh_TW"/>
-          </w:rPr>
-          <w:rPr>
-            <w:color w:val="0000EE"/>
-            <w:u w:val="single"/>
-          </w:rPr>
-          <w:t>可15:43</w:t>
-        </w:r>
-      </w:hyperlink>
-      <w:r>
-        <w:rPr>
-          <w:lang w:val="zh_TW" w:bidi="zh_TW"/>
-        </w:rPr>
-        <w:t>）。他是一個善良且公義的人，並沒有贊同釘死耶穌的決定（</w:t>
-      </w:r>
-      <w:hyperlink r:id="rId83">
-        <w:r>
-          <w:rPr>
-            <w:lang w:val="zh_TW" w:bidi="zh_TW"/>
-          </w:rPr>
-          <w:rPr>
-            <w:color w:val="0000EE"/>
-            <w:u w:val="single"/>
-          </w:rPr>
-          <w:t>路23:50–51</w:t>
-        </w:r>
-      </w:hyperlink>
-      <w:r>
-        <w:rPr>
-          <w:lang w:val="zh_TW" w:bidi="zh_TW"/>
-        </w:rPr>
-        <w:t>）。約瑟曾因怕猶太人而暗中跟隨耶穌（</w:t>
-      </w:r>
-      <w:hyperlink r:id="rId84">
-        <w:r>
-          <w:rPr>
-            <w:lang w:val="zh_TW" w:bidi="zh_TW"/>
-          </w:rPr>
-          <w:rPr>
-            <w:color w:val="0000EE"/>
-            <w:u w:val="single"/>
-          </w:rPr>
-          <w:t>約19:38</w:t>
-        </w:r>
-      </w:hyperlink>
-      <w:r>
-        <w:rPr>
-          <w:lang w:val="zh_TW" w:bidi="zh_TW"/>
-        </w:rPr>
-        <w:t>），但在耶穌被釘十字架後，他鼓起勇氣去見彼拉多，請求領取耶穌的屍體。他和尼哥德慕用香料處理耶穌的遺體，並用細麻布包裹，按照猶太人的安葬習俗進行。在附近的一個園子裡，有一座約瑟新鑿的墓穴，從未有人下葬過。他們將耶穌安放在那裡，並用一塊大石頭封住了墓穴。</w:t>
-      </w:r>
-    </w:p>
-    <w:p>
-      <w:pPr>
-        <w:pStyle w:val="ListNumber"/>
-        <w:spacing w:line="240" w:lineRule="auto"/>
-        <w:ind w:left="720"/>
-      </w:pPr>
-      <w:r>
-        <w:rPr>
-          <w:lang w:val="zh_TW" w:bidi="zh_TW"/>
-        </w:rPr>
-      </w:r>
-      <w:r>
-        <w:rPr>
-          <w:lang w:val="zh_TW" w:bidi="zh_TW"/>
-        </w:rPr>
-        <w:t>瑪他提亞的兒子，耶穌的祖先（</w:t>
-      </w:r>
-      <w:hyperlink r:id="rId85">
-        <w:r>
-          <w:rPr>
-            <w:lang w:val="zh_TW" w:bidi="zh_TW"/>
-          </w:rPr>
-          <w:rPr>
-            <w:color w:val="0000EE"/>
-            <w:u w:val="single"/>
-          </w:rPr>
-          <w:t>路3:25</w:t>
-        </w:r>
-      </w:hyperlink>
-      <w:r>
-        <w:rPr>
-          <w:lang w:val="zh_TW" w:bidi="zh_TW"/>
-        </w:rPr>
-        <w:t>）。</w:t>
-      </w:r>
-      <w:r>
-        <w:rPr>
-          <w:i/>
-          <w:lang w:val="zh_TW" w:bidi="zh_TW"/>
-        </w:rPr>
-        <w:t>見</w:t>
-      </w:r>
-      <w:r>
-        <w:rPr>
-          <w:lang w:val="zh_TW" w:bidi="zh_TW"/>
-        </w:rPr>
-        <w:t xml:space="preserve"> </w:t>
-      </w:r>
-      <w:r>
-        <w:rPr>
-          <w:lang w:val="zh_TW" w:bidi="zh_TW"/>
-        </w:rPr>
-        <w:t>耶穌基督的家譜</w:t>
-      </w:r>
-      <w:r>
-        <w:rPr>
-          <w:lang w:val="zh_TW" w:bidi="zh_TW"/>
-        </w:rPr>
-        <w:t>。</w:t>
-      </w:r>
-    </w:p>
-    <w:p>
-      <w:pPr>
-        <w:pStyle w:val="ListNumber"/>
-        <w:spacing w:line="240" w:lineRule="auto"/>
-        <w:ind w:left="720"/>
-      </w:pPr>
-      <w:r>
-        <w:rPr>
-          <w:lang w:val="zh_TW" w:bidi="zh_TW"/>
-        </w:rPr>
-      </w:r>
-      <w:r>
-        <w:rPr>
-          <w:lang w:val="zh_TW" w:bidi="zh_TW"/>
-        </w:rPr>
-        <w:t>在</w:t>
-      </w:r>
-      <w:hyperlink r:id="rId86">
-        <w:r>
-          <w:rPr>
-            <w:lang w:val="zh_TW" w:bidi="zh_TW"/>
-          </w:rPr>
-          <w:rPr>
-            <w:color w:val="0000EE"/>
-            <w:u w:val="single"/>
-          </w:rPr>
-          <w:t>路加福音三章26節</w:t>
-        </w:r>
-      </w:hyperlink>
-      <w:r>
-        <w:rPr>
-          <w:lang w:val="zh_TW" w:bidi="zh_TW"/>
-        </w:rPr>
-        <w:t>中，約瑟是耶穌的一位祖先，有英文譯本將他譯作Josech。</w:t>
-      </w:r>
-      <w:r>
-        <w:rPr>
-          <w:i/>
-          <w:lang w:val="zh_TW" w:bidi="zh_TW"/>
-        </w:rPr>
-        <w:t>見</w:t>
-      </w:r>
-      <w:r>
-        <w:rPr>
-          <w:lang w:val="zh_TW" w:bidi="zh_TW"/>
-        </w:rPr>
-        <w:t>約瑟</w:t>
-      </w:r>
-      <w:r>
-        <w:rPr>
-          <w:lang w:val="zh_TW" w:bidi="zh_TW"/>
-        </w:rPr>
-        <w:t>。</w:t>
-      </w:r>
-    </w:p>
-    <w:p>
-      <w:pPr>
-        <w:pStyle w:val="ListNumber"/>
-        <w:spacing w:line="240" w:lineRule="auto"/>
-        <w:ind w:left="720"/>
-      </w:pPr>
-      <w:r>
-        <w:rPr>
-          <w:lang w:val="zh_TW" w:bidi="zh_TW"/>
-        </w:rPr>
-      </w:r>
-      <w:r>
-        <w:rPr>
-          <w:lang w:val="zh_TW" w:bidi="zh_TW"/>
-        </w:rPr>
-        <w:t>約南的兒子，是耶穌的祖先（</w:t>
-      </w:r>
-      <w:hyperlink r:id="rId87">
-        <w:r>
-          <w:rPr>
-            <w:lang w:val="zh_TW" w:bidi="zh_TW"/>
-          </w:rPr>
-          <w:rPr>
-            <w:color w:val="0000EE"/>
-            <w:u w:val="single"/>
-          </w:rPr>
-          <w:t>路3:30</w:t>
-        </w:r>
-      </w:hyperlink>
-      <w:r>
-        <w:rPr>
-          <w:lang w:val="zh_TW" w:bidi="zh_TW"/>
-        </w:rPr>
-        <w:t>）。</w:t>
-      </w:r>
-      <w:r>
-        <w:rPr>
-          <w:i/>
-          <w:lang w:val="zh_TW" w:bidi="zh_TW"/>
-        </w:rPr>
-        <w:t>見</w:t>
-      </w:r>
-      <w:r>
-        <w:rPr>
-          <w:lang w:val="zh_TW" w:bidi="zh_TW"/>
-        </w:rPr>
-        <w:t>耶穌基督的家譜</w:t>
-      </w:r>
-      <w:r>
-        <w:rPr>
-          <w:lang w:val="zh_TW" w:bidi="zh_TW"/>
-        </w:rPr>
-        <w:t>。</w:t>
-      </w:r>
-    </w:p>
-    <w:p>
-      <w:pPr>
-        <w:pStyle w:val="ListNumber"/>
-        <w:spacing w:line="240" w:lineRule="auto"/>
-        <w:ind w:left="720"/>
-      </w:pPr>
-      <w:r>
-        <w:rPr>
-          <w:lang w:val="zh_TW" w:bidi="zh_TW"/>
-        </w:rPr>
-      </w:r>
-      <w:r>
-        <w:rPr>
-          <w:lang w:val="zh_TW" w:bidi="zh_TW"/>
-        </w:rPr>
-        <w:t>耶穌的門徒「叫做巴撒巴」並「又稱呼猶士都」（</w:t>
-      </w:r>
-      <w:hyperlink r:id="rId88">
-        <w:r>
-          <w:rPr>
-            <w:lang w:val="zh_TW" w:bidi="zh_TW"/>
-          </w:rPr>
-          <w:rPr>
-            <w:color w:val="0000EE"/>
-            <w:u w:val="single"/>
-          </w:rPr>
-          <w:t>徒1:23</w:t>
-        </w:r>
-      </w:hyperlink>
-      <w:r>
-        <w:rPr>
-          <w:lang w:val="zh_TW" w:bidi="zh_TW"/>
-        </w:rPr>
-        <w:t>）。約瑟是十一位使徒提名來取代加略人猶大的候選人之一。然而，最後被選中的人是馬提亞。</w:t>
-      </w:r>
-    </w:p>
-    <w:p>
-      <w:pPr>
-        <w:pStyle w:val="ListNumber"/>
-        <w:spacing w:line="240" w:lineRule="auto"/>
-        <w:ind w:left="720"/>
-      </w:pPr>
-      <w:r>
-        <w:rPr>
-          <w:lang w:val="zh_TW" w:bidi="zh_TW"/>
-        </w:rPr>
-      </w:r>
-      <w:r>
-        <w:rPr>
-          <w:lang w:val="zh_TW" w:bidi="zh_TW"/>
-        </w:rPr>
-        <w:t>塞浦路斯的利未人，賣了一塊田地，將所得交給使徒。他被使徒們稱為「巴拿巴」，意思是「勸慰子」（</w:t>
-      </w:r>
-      <w:hyperlink r:id="rId89">
-        <w:r>
-          <w:rPr>
-            <w:lang w:val="zh_TW" w:bidi="zh_TW"/>
-          </w:rPr>
-          <w:rPr>
-            <w:color w:val="0000EE"/>
-            <w:u w:val="single"/>
-          </w:rPr>
-          <w:t>徒4:36</w:t>
-        </w:r>
-      </w:hyperlink>
-      <w:r>
-        <w:rPr>
-          <w:lang w:val="zh_TW" w:bidi="zh_TW"/>
-        </w:rPr>
-        <w:t>）。</w:t>
-      </w:r>
-      <w:r>
-        <w:rPr>
-          <w:i/>
-          <w:lang w:val="zh_TW" w:bidi="zh_TW"/>
-        </w:rPr>
-        <w:t>見</w:t>
-      </w:r>
-      <w:r>
-        <w:rPr>
-          <w:lang w:val="zh_TW" w:bidi="zh_TW"/>
-        </w:rPr>
-        <w:t xml:space="preserve"> </w:t>
-      </w:r>
-      <w:r>
-        <w:rPr>
-          <w:lang w:val="zh_TW" w:bidi="zh_TW"/>
-        </w:rPr>
-        <w:t>巴拿巴</w:t>
-      </w:r>
-      <w:r>
-        <w:rPr>
-          <w:lang w:val="zh_TW" w:bidi="zh_TW"/>
-        </w:rPr>
-        <w:t>。</w:t>
-      </w:r>
-      <w:r>
-        <w:rPr>
-          <w:lang w:val="zh_TW" w:bidi="zh_TW"/>
-        </w:rPr>
-      </w:r>
-      <w:r>
-        <w:rPr>
-          <w:lang w:val="zh_TW" w:bidi="zh_TW"/>
-        </w:rPr>
+        <w:t>）。在這兩段經文中，耶穌責備那些許願的人，因為許願是一種逃避其它責任的方法。這樣的「禮物」或「供物」涉及金錢。但耶穌說，神不希望這種經過設計從而不照顧人的禮物。</w:t>
       </w:r>
     </w:p>
     <w:p>
@@ -2330,21 +904,11 @@
           <w:lang w:val="zh_TW" w:bidi="zh_TW"/>
         </w:rPr>
       </w:r>
-    </w:p>
-    <w:p>
-      <w:pPr>
-        <w:pStyle w:val="Heading2"/>
-      </w:pPr>
-      <w:r>
-        <w:rPr>
-          <w:lang w:val="zh_TW" w:bidi="zh_TW"/>
-        </w:rPr>
-        <w:t>約坍</w:t>
-      </w:r>
-      <w:r>
-        <w:rPr>
-          <w:lang w:val="zh_TW" w:bidi="zh_TW"/>
-        </w:rPr>
+      <w:r>
+        <w:rPr>
+          <w:lang w:val="zh_TW" w:bidi="zh_TW"/>
+        </w:rPr>
+        <w:t>保羅可能許了願，以避免猶太人和猶太基督徒信徒對他常有的反對。他們經常反對保羅解除外邦信徒遵行摩西律法的義務。保羅在耶路撒冷受到猶太當局的監視。他特意與其他四位猶太信徒一起在聖殿中還願。他的敵人隨後指控保羅將外邦人帶入聖潔的聖殿。</w:t>
       </w:r>
     </w:p>
     <w:p>
@@ -2356,45 +920,40 @@
       </w:r>
       <w:r>
         <w:rPr>
-          <w:lang w:val="zh_TW" w:bidi="zh_TW"/>
-        </w:rPr>
-        <w:t>希伯的兒子，法勒的弟弟。許多阿拉伯族群都是他的後裔（</w:t>
-      </w:r>
-      <w:hyperlink r:id="rId90">
-        <w:r>
-          <w:rPr>
-            <w:lang w:val="zh_TW" w:bidi="zh_TW"/>
-          </w:rPr>
-          <w:rPr>
-            <w:color w:val="0000EE"/>
-            <w:u w:val="single"/>
-          </w:rPr>
-          <w:t>創10:25–29</w:t>
-        </w:r>
-      </w:hyperlink>
+          <w:i/>
+          <w:lang w:val="zh_TW" w:bidi="zh_TW"/>
+        </w:rPr>
+        <w:t>另見</w:t>
+      </w:r>
+      <w:r>
+        <w:rPr>
+          <w:lang w:val="zh_TW" w:bidi="zh_TW"/>
+        </w:rPr>
+        <w:t xml:space="preserve"> </w:t>
+      </w:r>
+      <w:r>
+        <w:rPr>
+          <w:lang w:val="zh_TW" w:bidi="zh_TW"/>
+        </w:rPr>
+        <w:t>盟約</w:t>
+      </w:r>
       <w:r>
         <w:rPr>
           <w:lang w:val="zh_TW" w:bidi="zh_TW"/>
         </w:rPr>
         <w:t>；</w:t>
       </w:r>
-      <w:hyperlink r:id="rId91">
-        <w:r>
-          <w:rPr>
-            <w:lang w:val="zh_TW" w:bidi="zh_TW"/>
-          </w:rPr>
-          <w:rPr>
-            <w:color w:val="0000EE"/>
-            <w:u w:val="single"/>
-          </w:rPr>
-          <w:t>代上1:19–23</w:t>
-        </w:r>
-      </w:hyperlink>
-      <w:r>
-        <w:rPr>
-          <w:lang w:val="zh_TW" w:bidi="zh_TW"/>
-        </w:rPr>
-        <w:t>）。</w:t>
+      <w:r>
+        <w:rPr>
+          <w:lang w:val="zh_TW" w:bidi="zh_TW"/>
+        </w:rPr>
+        <w:t>誓言</w:t>
+      </w:r>
+      <w:r>
+        <w:rPr>
+          <w:lang w:val="zh_TW" w:bidi="zh_TW"/>
+        </w:rPr>
+        <w:t>。</w:t>
       </w:r>
       <w:r>
         <w:rPr>
@@ -2423,131 +982,7 @@
         <w:rPr>
           <w:lang w:val="zh_TW" w:bidi="zh_TW"/>
         </w:rPr>
-        <w:t>約西</w:t>
-      </w:r>
-      <w:r>
-        <w:rPr>
-          <w:lang w:val="zh_TW" w:bidi="zh_TW"/>
-        </w:rPr>
-      </w:r>
-    </w:p>
-    <w:p>
-      <w:pPr>
-        <w:pStyle w:val="ListNumber"/>
-        <w:numPr>
-          <w:ilvl w:val="0"/>
-          <w:numId w:val="16"/>
-        </w:numPr>
-        <w:spacing w:line="240" w:lineRule="auto"/>
-        <w:ind w:left="720"/>
-      </w:pPr>
-      <w:r>
-        <w:rPr>
-          <w:lang w:val="zh_TW" w:bidi="zh_TW"/>
-        </w:rPr>
-      </w:r>
-      <w:r>
-        <w:rPr>
-          <w:lang w:val="zh_TW" w:bidi="zh_TW"/>
-        </w:rPr>
-        <w:t>約瑟、馬利亞的歌的另一種音譯，在</w:t>
-      </w:r>
-      <w:hyperlink r:id="rId79">
-        <w:r>
-          <w:rPr>
-            <w:lang w:val="zh_TW" w:bidi="zh_TW"/>
-          </w:rPr>
-          <w:rPr>
-            <w:color w:val="0000EE"/>
-            <w:u w:val="single"/>
-          </w:rPr>
-          <w:t>馬可福音六章3節</w:t>
-        </w:r>
-      </w:hyperlink>
-      <w:r>
-        <w:rPr>
-          <w:lang w:val="zh_TW" w:bidi="zh_TW"/>
-        </w:rPr>
-        <w:t>。</w:t>
-      </w:r>
-      <w:r>
-        <w:rPr>
-          <w:i/>
-          <w:lang w:val="zh_TW" w:bidi="zh_TW"/>
-        </w:rPr>
-        <w:t>見</w:t>
-      </w:r>
-      <w:r>
-        <w:rPr>
-          <w:lang w:val="zh_TW" w:bidi="zh_TW"/>
-        </w:rPr>
-        <w:t>約瑟#7</w:t>
-      </w:r>
-      <w:r>
-        <w:rPr>
-          <w:lang w:val="zh_TW" w:bidi="zh_TW"/>
-        </w:rPr>
-        <w:t>。</w:t>
-      </w:r>
-    </w:p>
-    <w:p>
-      <w:pPr>
-        <w:pStyle w:val="ListNumber"/>
-        <w:spacing w:line="240" w:lineRule="auto"/>
-        <w:ind w:left="720"/>
-      </w:pPr>
-      <w:r>
-        <w:rPr>
-          <w:lang w:val="zh_TW" w:bidi="zh_TW"/>
-        </w:rPr>
-      </w:r>
-      <w:r>
-        <w:rPr>
-          <w:lang w:val="zh_TW" w:bidi="zh_TW"/>
-        </w:rPr>
-        <w:t>和合本常譯為約瑟。他在</w:t>
-      </w:r>
-      <w:hyperlink r:id="rId89">
-        <w:r>
-          <w:rPr>
-            <w:lang w:val="zh_TW" w:bidi="zh_TW"/>
-          </w:rPr>
-          <w:rPr>
-            <w:color w:val="0000EE"/>
-            <w:u w:val="single"/>
-          </w:rPr>
-          <w:t>使徒行傳四章36節</w:t>
-        </w:r>
-      </w:hyperlink>
-      <w:r>
-        <w:rPr>
-          <w:lang w:val="zh_TW" w:bidi="zh_TW"/>
-        </w:rPr>
-        <w:t>中也被稱為巴拿巴。</w:t>
-      </w:r>
-      <w:r>
-        <w:rPr>
-          <w:i/>
-          <w:lang w:val="zh_TW" w:bidi="zh_TW"/>
-        </w:rPr>
-        <w:t>見</w:t>
-      </w:r>
-      <w:r>
-        <w:rPr>
-          <w:lang w:val="zh_TW" w:bidi="zh_TW"/>
-        </w:rPr>
-        <w:t>巴拿巴</w:t>
-      </w:r>
-      <w:r>
-        <w:rPr>
-          <w:lang w:val="zh_TW" w:bidi="zh_TW"/>
-        </w:rPr>
-        <w:t>。</w:t>
-      </w:r>
-      <w:r>
-        <w:rPr>
-          <w:lang w:val="zh_TW" w:bidi="zh_TW"/>
-        </w:rPr>
+        <w:t>敘利腓尼基</w:t>
       </w:r>
       <w:r>
         <w:rPr>
@@ -2562,21 +997,29 @@
           <w:lang w:val="zh_TW" w:bidi="zh_TW"/>
         </w:rPr>
       </w:r>
-    </w:p>
-    <w:p>
-      <w:pPr>
-        <w:pStyle w:val="Heading2"/>
-      </w:pPr>
-      <w:r>
-        <w:rPr>
-          <w:lang w:val="zh_TW" w:bidi="zh_TW"/>
-        </w:rPr>
-        <w:t>月亮</w:t>
-      </w:r>
-      <w:r>
-        <w:rPr>
-          <w:lang w:val="zh_TW" w:bidi="zh_TW"/>
-        </w:rPr>
+      <w:r>
+        <w:rPr>
+          <w:lang w:val="zh_TW" w:bidi="zh_TW"/>
+        </w:rPr>
+        <w:t>在泰爾和西頓附近，求耶穌將鬼從她女兒身上趕出去的希臘婦女（</w:t>
+      </w:r>
+      <w:hyperlink r:id="rId30">
+        <w:r>
+          <w:rPr>
+            <w:lang w:val="zh_TW" w:bidi="zh_TW"/>
+          </w:rPr>
+          <w:rPr>
+            <w:color w:val="0000EE"/>
+            <w:u w:val="single"/>
+          </w:rPr>
+          <w:t>馬可福音7:26</w:t>
+        </w:r>
+      </w:hyperlink>
+      <w:r>
+        <w:rPr>
+          <w:lang w:val="zh_TW" w:bidi="zh_TW"/>
+        </w:rPr>
+        <w:t>）的家鄉。腓尼基地區位於羅馬省的敘利亞。</w:t>
       </w:r>
     </w:p>
     <w:p>
@@ -2590,9 +1033,9 @@
         <w:rPr>
           <w:lang w:val="zh_TW" w:bidi="zh_TW"/>
         </w:rPr>
-        <w:t>天空中的小光（</w:t>
-      </w:r>
-      <w:hyperlink r:id="rId92">
+        <w:t>我們不清楚為什麼馬可特別指出她的家鄉是敘利腓尼基。另一個北非省份被稱為利比亞腓尼基（Libyaphoenicia）。這可能會引起混淆。在平行經文中，這位婦女被稱為迦南人。腓尼基人自稱為迦南人（</w:t>
+      </w:r>
+      <w:hyperlink r:id="rId31">
         <w:r>
           <w:rPr>
             <w:lang w:val="zh_TW" w:bidi="zh_TW"/>
@@ -2601,104 +1044,24 @@
             <w:color w:val="0000EE"/>
             <w:u w:val="single"/>
           </w:rPr>
-          <w:t>創1:16</w:t>
+          <w:t>馬太福音15:22</w:t>
         </w:r>
       </w:hyperlink>
       <w:r>
         <w:rPr>
           <w:lang w:val="zh_TW" w:bidi="zh_TW"/>
         </w:rPr>
-        <w:t>）。許多閃族語言使用與希伯來文相同的詞來表示月亮。在希伯來文舊約聖經的三段經文中，月光與日頭常用作對比（</w:t>
-      </w:r>
-      <w:hyperlink r:id="rId93">
-        <w:r>
-          <w:rPr>
-            <w:lang w:val="zh_TW" w:bidi="zh_TW"/>
-          </w:rPr>
-          <w:rPr>
-            <w:color w:val="0000EE"/>
-            <w:u w:val="single"/>
-          </w:rPr>
-          <w:t>歌6:10</w:t>
-        </w:r>
-      </w:hyperlink>
-      <w:r>
-        <w:rPr>
-          <w:lang w:val="zh_TW" w:bidi="zh_TW"/>
-        </w:rPr>
-        <w:t>；</w:t>
-      </w:r>
-      <w:hyperlink r:id="rId94">
-        <w:r>
-          <w:rPr>
-            <w:lang w:val="zh_TW" w:bidi="zh_TW"/>
-          </w:rPr>
-          <w:rPr>
-            <w:color w:val="0000EE"/>
-            <w:u w:val="single"/>
-          </w:rPr>
-          <w:t>賽24:23</w:t>
-        </w:r>
-      </w:hyperlink>
-      <w:r>
-        <w:rPr>
-          <w:lang w:val="zh_TW" w:bidi="zh_TW"/>
-        </w:rPr>
-        <w:t>，</w:t>
-      </w:r>
-      <w:hyperlink r:id="rId95">
-        <w:r>
-          <w:rPr>
-            <w:lang w:val="zh_TW" w:bidi="zh_TW"/>
-          </w:rPr>
-          <w:rPr>
-            <w:color w:val="0000EE"/>
-            <w:u w:val="single"/>
-          </w:rPr>
-          <w:t>30:26</w:t>
-        </w:r>
-      </w:hyperlink>
-      <w:r>
-        <w:rPr>
-          <w:lang w:val="zh_TW" w:bidi="zh_TW"/>
-        </w:rPr>
-        <w:t>）。另一個術語「月牙」在其它語言中使用，如亞蘭文和阿拉伯語，「月牙圈」也在聖經當中提到過（</w:t>
-      </w:r>
-      <w:hyperlink r:id="rId96">
-        <w:r>
-          <w:rPr>
-            <w:lang w:val="zh_TW" w:bidi="zh_TW"/>
-          </w:rPr>
-          <w:rPr>
-            <w:color w:val="0000EE"/>
-            <w:u w:val="single"/>
-          </w:rPr>
-          <w:t>士8:21、26</w:t>
-        </w:r>
-      </w:hyperlink>
-      <w:r>
-        <w:rPr>
-          <w:lang w:val="zh_TW" w:bidi="zh_TW"/>
-        </w:rPr>
-        <w:t>；</w:t>
-      </w:r>
-      <w:hyperlink r:id="rId97">
-        <w:r>
-          <w:rPr>
-            <w:lang w:val="zh_TW" w:bidi="zh_TW"/>
-          </w:rPr>
-          <w:rPr>
-            <w:color w:val="0000EE"/>
-            <w:u w:val="single"/>
-          </w:rPr>
-          <w:t>賽3:18</w:t>
-        </w:r>
-      </w:hyperlink>
-      <w:r>
-        <w:rPr>
-          <w:lang w:val="zh_TW" w:bidi="zh_TW"/>
-        </w:rPr>
         <w:t>）。</w:t>
+      </w:r>
+      <w:r>
+        <w:rPr>
+          <w:lang w:val="zh_TW" w:bidi="zh_TW"/>
+        </w:rPr>
+      </w:r>
+      <w:r>
+        <w:rPr>
+          <w:lang w:val="zh_TW" w:bidi="zh_TW"/>
+        </w:rPr>
       </w:r>
     </w:p>
     <w:p>
@@ -2708,71 +1071,21 @@
           <w:lang w:val="zh_TW" w:bidi="zh_TW"/>
         </w:rPr>
       </w:r>
-      <w:r>
-        <w:rPr>
-          <w:lang w:val="zh_TW" w:bidi="zh_TW"/>
-        </w:rPr>
-        <w:t>在創造的記載中，關於兩個光體的功能，有這樣的說法：「</w:t>
-      </w:r>
-      <w:r>
-        <w:rPr>
-          <w:lang w:val="zh_TW" w:bidi="zh_TW"/>
-        </w:rPr>
-        <w:t>可以分晝夜，作記號，定節令、日子、年歲</w:t>
-      </w:r>
-      <w:r>
-        <w:rPr>
-          <w:lang w:val="zh_TW" w:bidi="zh_TW"/>
-        </w:rPr>
-        <w:t>」（</w:t>
-      </w:r>
-      <w:hyperlink r:id="rId98">
-        <w:r>
-          <w:rPr>
-            <w:lang w:val="zh_TW" w:bidi="zh_TW"/>
-          </w:rPr>
-          <w:rPr>
-            <w:color w:val="0000EE"/>
-            <w:u w:val="single"/>
-          </w:rPr>
-          <w:t>創1:14</w:t>
-        </w:r>
-      </w:hyperlink>
-      <w:r>
-        <w:rPr>
-          <w:lang w:val="zh_TW" w:bidi="zh_TW"/>
-        </w:rPr>
-        <w:t>），也就是說，「時間」是由它們的運行所決定的。基於這個原因，當描述耶和華在創造中偉大的事蹟時，詩人說：「</w:t>
-      </w:r>
-      <w:r>
-        <w:rPr>
-          <w:lang w:val="zh_TW" w:bidi="zh_TW"/>
-        </w:rPr>
-        <w:t>你安置月亮為定節令</w:t>
-      </w:r>
-      <w:r>
-        <w:rPr>
-          <w:lang w:val="zh_TW" w:bidi="zh_TW"/>
-        </w:rPr>
-        <w:t>」（</w:t>
-      </w:r>
-      <w:hyperlink r:id="rId99">
-        <w:r>
-          <w:rPr>
-            <w:lang w:val="zh_TW" w:bidi="zh_TW"/>
-          </w:rPr>
-          <w:rPr>
-            <w:color w:val="0000EE"/>
-            <w:u w:val="single"/>
-          </w:rPr>
-          <w:t>詩104:19</w:t>
-        </w:r>
-      </w:hyperlink>
-      <w:r>
-        <w:rPr>
-          <w:lang w:val="zh_TW" w:bidi="zh_TW"/>
-        </w:rPr>
-        <w:t>）。</w:t>
+    </w:p>
+    <w:p>
+      <w:pPr>
+        <w:pStyle w:val="Heading2"/>
+      </w:pPr>
+      <w:r>
+        <w:rPr>
+          <w:lang w:val="zh_TW" w:bidi="zh_TW"/>
+        </w:rPr>
+        <w:t>敘利亞，敘利亞人</w:t>
+      </w:r>
+      <w:r>
+        <w:rPr>
+          <w:lang w:val="zh_TW" w:bidi="zh_TW"/>
+        </w:rPr>
       </w:r>
     </w:p>
     <w:p>
@@ -2786,177 +1099,18 @@
         <w:rPr>
           <w:lang w:val="zh_TW" w:bidi="zh_TW"/>
         </w:rPr>
-        <w:t>古代希伯來人的月曆是陰曆（</w:t>
-      </w:r>
-      <w:hyperlink r:id="rId100">
-        <w:r>
-          <w:rPr>
-            <w:lang w:val="zh_TW" w:bidi="zh_TW"/>
-          </w:rPr>
-          <w:rPr>
-            <w:color w:val="0000EE"/>
-            <w:u w:val="single"/>
-          </w:rPr>
-          <w:t>便西拉智訓 43:6–7</w:t>
-        </w:r>
-      </w:hyperlink>
-      <w:r>
-        <w:rPr>
-          <w:lang w:val="zh_TW" w:bidi="zh_TW"/>
-        </w:rPr>
-        <w:t>），月份從新月開始，以特殊的儀式標記（</w:t>
-      </w:r>
-      <w:hyperlink r:id="rId101">
-        <w:r>
-          <w:rPr>
-            <w:lang w:val="zh_TW" w:bidi="zh_TW"/>
-          </w:rPr>
-          <w:rPr>
-            <w:color w:val="0000EE"/>
-            <w:u w:val="single"/>
-          </w:rPr>
-          <w:t>民 10:10</w:t>
-        </w:r>
-      </w:hyperlink>
-      <w:r>
-        <w:rPr>
-          <w:lang w:val="zh_TW" w:bidi="zh_TW"/>
-        </w:rPr>
-        <w:t>，</w:t>
-      </w:r>
-      <w:hyperlink r:id="rId102">
-        <w:r>
-          <w:rPr>
-            <w:lang w:val="zh_TW" w:bidi="zh_TW"/>
-          </w:rPr>
-          <w:rPr>
-            <w:color w:val="0000EE"/>
-            <w:u w:val="single"/>
-          </w:rPr>
-          <w:t>28:11–14</w:t>
-        </w:r>
-      </w:hyperlink>
-      <w:r>
-        <w:rPr>
-          <w:lang w:val="zh_TW" w:bidi="zh_TW"/>
-        </w:rPr>
-        <w:t>；</w:t>
-      </w:r>
-      <w:hyperlink r:id="rId103">
-        <w:r>
-          <w:rPr>
-            <w:lang w:val="zh_TW" w:bidi="zh_TW"/>
-          </w:rPr>
-          <w:rPr>
-            <w:color w:val="0000EE"/>
-            <w:u w:val="single"/>
-          </w:rPr>
-          <w:t>代下 2:4</w:t>
-        </w:r>
-      </w:hyperlink>
-      <w:r>
-        <w:rPr>
-          <w:lang w:val="zh_TW" w:bidi="zh_TW"/>
-        </w:rPr>
-        <w:t>）。兩個重要的節日，逾越節和住棚節，開始於月中，就是月圓時（</w:t>
-      </w:r>
-      <w:hyperlink r:id="rId104">
-        <w:r>
-          <w:rPr>
-            <w:lang w:val="zh_TW" w:bidi="zh_TW"/>
-          </w:rPr>
-          <w:rPr>
-            <w:color w:val="0000EE"/>
-            <w:u w:val="single"/>
-          </w:rPr>
-          <w:t>利 23:5–6</w:t>
-        </w:r>
-      </w:hyperlink>
-      <w:r>
-        <w:rPr>
-          <w:lang w:val="zh_TW" w:bidi="zh_TW"/>
-        </w:rPr>
-        <w:t>；</w:t>
-      </w:r>
-      <w:hyperlink r:id="rId105">
-        <w:r>
-          <w:rPr>
-            <w:lang w:val="zh_TW" w:bidi="zh_TW"/>
-          </w:rPr>
-          <w:rPr>
-            <w:color w:val="0000EE"/>
-            <w:u w:val="single"/>
-          </w:rPr>
-          <w:t>詩 81:3–5</w:t>
-        </w:r>
-      </w:hyperlink>
-      <w:r>
-        <w:rPr>
-          <w:lang w:val="zh_TW" w:bidi="zh_TW"/>
-        </w:rPr>
-        <w:t>；</w:t>
-      </w:r>
-      <w:hyperlink r:id="rId106">
-        <w:r>
-          <w:rPr>
-            <w:lang w:val="zh_TW" w:bidi="zh_TW"/>
-          </w:rPr>
-          <w:rPr>
-            <w:color w:val="0000EE"/>
-            <w:u w:val="single"/>
-          </w:rPr>
-          <w:t>利 23:34</w:t>
-        </w:r>
-      </w:hyperlink>
-      <w:r>
-        <w:rPr>
-          <w:lang w:val="zh_TW" w:bidi="zh_TW"/>
-        </w:rPr>
-        <w:t>）。以七天為一週是二十八天月轉周期的邏輯和為方便而劃分，因此，可以說月亮為數字七的意義提供了基礎。作為推論，第七個月的開始——號角節（</w:t>
-      </w:r>
-      <w:hyperlink r:id="rId107">
-        <w:r>
-          <w:rPr>
-            <w:lang w:val="zh_TW" w:bidi="zh_TW"/>
-          </w:rPr>
-          <w:rPr>
-            <w:color w:val="0000EE"/>
-            <w:u w:val="single"/>
-          </w:rPr>
-          <w:t>利 23:24</w:t>
-        </w:r>
-      </w:hyperlink>
-      <w:r>
-        <w:rPr>
-          <w:lang w:val="zh_TW" w:bidi="zh_TW"/>
-        </w:rPr>
-        <w:t>）——標誌著神聖節期的高潮，也標誌著統治者執政年數的新年和農事的新年（約瑟夫的</w:t>
-      </w:r>
-      <w:r>
-        <w:rPr>
-          <w:i/>
-          <w:lang w:val="zh_TW" w:bidi="zh_TW"/>
-        </w:rPr>
-        <w:t>猶太古史記</w:t>
-      </w:r>
-      <w:r>
-        <w:rPr>
-          <w:lang w:val="zh_TW" w:bidi="zh_TW"/>
-        </w:rPr>
-        <w:t xml:space="preserve"> 1.1.3；米示拿，猶太新年（</w:t>
-      </w:r>
-      <w:r>
-        <w:rPr>
-          <w:i/>
-          <w:lang w:val="zh_TW" w:bidi="zh_TW"/>
-        </w:rPr>
-        <w:t>Rosh Hashanah）</w:t>
-      </w:r>
-      <w:r>
-        <w:rPr>
-          <w:lang w:val="zh_TW" w:bidi="zh_TW"/>
-        </w:rPr>
-        <w:t>1:1）。</w:t>
+        <w:t>在七十士譯本和一些英文翻譯中用來翻譯亞蘭，亞蘭人的詞。</w:t>
+      </w:r>
+    </w:p>
+    <w:p>
+      <w:pPr>
+        <w:pStyle w:val="Heading3"/>
+      </w:pPr>
+      <w:r>
+        <w:rPr>
+          <w:lang w:val="zh_TW" w:bidi="zh_TW"/>
+        </w:rPr>
+        <w:t>亞蘭人的歷史</w:t>
       </w:r>
     </w:p>
     <w:p>
@@ -2970,9 +1124,9 @@
         <w:rPr>
           <w:lang w:val="zh_TW" w:bidi="zh_TW"/>
         </w:rPr>
-        <w:t>創造故事中的一節提到太陽掌管白晝，月亮掌管黑夜（</w:t>
-      </w:r>
-      <w:hyperlink r:id="rId92">
+        <w:t>根據</w:t>
+      </w:r>
+      <w:hyperlink r:id="rId32">
         <w:r>
           <w:rPr>
             <w:lang w:val="zh_TW" w:bidi="zh_TW"/>
@@ -2981,16 +1135,16 @@
             <w:color w:val="0000EE"/>
             <w:u w:val="single"/>
           </w:rPr>
-          <w:t>創1:16</w:t>
+          <w:t>創世記十章22至23節</w:t>
         </w:r>
       </w:hyperlink>
       <w:r>
         <w:rPr>
           <w:lang w:val="zh_TW" w:bidi="zh_TW"/>
         </w:rPr>
-        <w:t>；比較</w:t>
-      </w:r>
-      <w:hyperlink r:id="rId108">
+        <w:t>的「國家列表」，亞蘭人（Arameans）是閃族的一支，是閃的後裔。在</w:t>
+      </w:r>
+      <w:hyperlink r:id="rId33">
         <w:r>
           <w:rPr>
             <w:lang w:val="zh_TW" w:bidi="zh_TW"/>
@@ -2999,16 +1153,16 @@
             <w:color w:val="0000EE"/>
             <w:u w:val="single"/>
           </w:rPr>
-          <w:t>詩136:9</w:t>
+          <w:t>創世記二十二章20至21節</w:t>
         </w:r>
       </w:hyperlink>
       <w:r>
         <w:rPr>
           <w:lang w:val="zh_TW" w:bidi="zh_TW"/>
         </w:rPr>
-        <w:t>）。在宇宙的領域被建立時，月亮與太陽一起也在創造的總體秩序中被提及（</w:t>
-      </w:r>
-      <w:hyperlink r:id="rId109">
+        <w:t>的另一個家譜中，亞蘭是拿鶴的後裔。根據</w:t>
+      </w:r>
+      <w:hyperlink r:id="rId34">
         <w:r>
           <w:rPr>
             <w:lang w:val="zh_TW" w:bidi="zh_TW"/>
@@ -3017,16 +1171,16 @@
             <w:color w:val="0000EE"/>
             <w:u w:val="single"/>
           </w:rPr>
-          <w:t>耶31:35</w:t>
+          <w:t>阿摩司屬九章7節</w:t>
         </w:r>
       </w:hyperlink>
       <w:r>
         <w:rPr>
           <w:lang w:val="zh_TW" w:bidi="zh_TW"/>
         </w:rPr>
-        <w:t>）。由此，這些光體象徵著世界秩序的延續（</w:t>
-      </w:r>
-      <w:hyperlink r:id="rId110">
+        <w:t>，亞蘭人（敘利亞人）來自吉珥，這與</w:t>
+      </w:r>
+      <w:hyperlink r:id="rId35">
         <w:r>
           <w:rPr>
             <w:lang w:val="zh_TW" w:bidi="zh_TW"/>
@@ -3035,16 +1189,16 @@
             <w:color w:val="0000EE"/>
             <w:u w:val="single"/>
           </w:rPr>
-          <w:t>詩72:5</w:t>
+          <w:t>以賽亞書二十二章6節</w:t>
         </w:r>
       </w:hyperlink>
       <w:r>
         <w:rPr>
           <w:lang w:val="zh_TW" w:bidi="zh_TW"/>
         </w:rPr>
-        <w:t>；</w:t>
-      </w:r>
-      <w:hyperlink r:id="rId111">
+        <w:t>中的以攔有關。亞蘭人被擄到吉珥（</w:t>
+      </w:r>
+      <w:hyperlink r:id="rId36">
         <w:r>
           <w:rPr>
             <w:lang w:val="zh_TW" w:bidi="zh_TW"/>
@@ -3053,16 +1207,16 @@
             <w:color w:val="0000EE"/>
             <w:u w:val="single"/>
           </w:rPr>
-          <w:t>詩89:37–38</w:t>
+          <w:t>列王紀下16:9</w:t>
         </w:r>
       </w:hyperlink>
       <w:r>
         <w:rPr>
           <w:lang w:val="zh_TW" w:bidi="zh_TW"/>
         </w:rPr>
-        <w:t>）。月亮和太陽的變暗是末日創造秩序改變的徵兆（</w:t>
-      </w:r>
-      <w:hyperlink r:id="rId112">
+        <w:t>；</w:t>
+      </w:r>
+      <w:hyperlink r:id="rId37">
         <w:r>
           <w:rPr>
             <w:lang w:val="zh_TW" w:bidi="zh_TW"/>
@@ -3071,140 +1225,14 @@
             <w:color w:val="0000EE"/>
             <w:u w:val="single"/>
           </w:rPr>
-          <w:t>賽13:10</w:t>
+          <w:t>阿摩司書1:5</w:t>
         </w:r>
       </w:hyperlink>
       <w:r>
         <w:rPr>
           <w:lang w:val="zh_TW" w:bidi="zh_TW"/>
         </w:rPr>
-        <w:t>；</w:t>
-      </w:r>
-      <w:hyperlink r:id="rId113">
-        <w:r>
-          <w:rPr>
-            <w:lang w:val="zh_TW" w:bidi="zh_TW"/>
-          </w:rPr>
-          <w:rPr>
-            <w:color w:val="0000EE"/>
-            <w:u w:val="single"/>
-          </w:rPr>
-          <w:t>結32:7</w:t>
-        </w:r>
-      </w:hyperlink>
-      <w:r>
-        <w:rPr>
-          <w:lang w:val="zh_TW" w:bidi="zh_TW"/>
-        </w:rPr>
-        <w:t>；</w:t>
-      </w:r>
-      <w:hyperlink r:id="rId114">
-        <w:r>
-          <w:rPr>
-            <w:lang w:val="zh_TW" w:bidi="zh_TW"/>
-          </w:rPr>
-          <w:rPr>
-            <w:color w:val="0000EE"/>
-            <w:u w:val="single"/>
-          </w:rPr>
-          <w:t>珥2:10</w:t>
-        </w:r>
-      </w:hyperlink>
-      <w:r>
-        <w:rPr>
-          <w:lang w:val="zh_TW" w:bidi="zh_TW"/>
-        </w:rPr>
-        <w:t>；</w:t>
-      </w:r>
-      <w:hyperlink r:id="rId115">
-        <w:r>
-          <w:rPr>
-            <w:lang w:val="zh_TW" w:bidi="zh_TW"/>
-          </w:rPr>
-          <w:rPr>
-            <w:color w:val="0000EE"/>
-            <w:u w:val="single"/>
-          </w:rPr>
-          <w:t>哈3:11</w:t>
-        </w:r>
-      </w:hyperlink>
-      <w:r>
-        <w:rPr>
-          <w:lang w:val="zh_TW" w:bidi="zh_TW"/>
-        </w:rPr>
-        <w:t>；</w:t>
-      </w:r>
-      <w:hyperlink r:id="rId116">
-        <w:r>
-          <w:rPr>
-            <w:lang w:val="zh_TW" w:bidi="zh_TW"/>
-          </w:rPr>
-          <w:rPr>
-            <w:color w:val="0000EE"/>
-            <w:u w:val="single"/>
-          </w:rPr>
-          <w:t>太24:29</w:t>
-        </w:r>
-      </w:hyperlink>
-      <w:r>
-        <w:rPr>
-          <w:lang w:val="zh_TW" w:bidi="zh_TW"/>
-        </w:rPr>
-        <w:t>；</w:t>
-      </w:r>
-      <w:hyperlink r:id="rId117">
-        <w:r>
-          <w:rPr>
-            <w:lang w:val="zh_TW" w:bidi="zh_TW"/>
-          </w:rPr>
-          <w:rPr>
-            <w:color w:val="0000EE"/>
-            <w:u w:val="single"/>
-          </w:rPr>
-          <w:t>可13:24</w:t>
-        </w:r>
-      </w:hyperlink>
-      <w:r>
-        <w:rPr>
-          <w:lang w:val="zh_TW" w:bidi="zh_TW"/>
-        </w:rPr>
-        <w:t>；</w:t>
-      </w:r>
-      <w:hyperlink r:id="rId118">
-        <w:r>
-          <w:rPr>
-            <w:lang w:val="zh_TW" w:bidi="zh_TW"/>
-          </w:rPr>
-          <w:rPr>
-            <w:color w:val="0000EE"/>
-            <w:u w:val="single"/>
-          </w:rPr>
-          <w:t>啟6:12</w:t>
-        </w:r>
-      </w:hyperlink>
-      <w:r>
-        <w:rPr>
-          <w:lang w:val="zh_TW" w:bidi="zh_TW"/>
-        </w:rPr>
-        <w:t>；相反的情況在</w:t>
-      </w:r>
-      <w:hyperlink r:id="rId95">
-        <w:r>
-          <w:rPr>
-            <w:lang w:val="zh_TW" w:bidi="zh_TW"/>
-          </w:rPr>
-          <w:rPr>
-            <w:color w:val="0000EE"/>
-            <w:u w:val="single"/>
-          </w:rPr>
-          <w:t>賽30:26</w:t>
-        </w:r>
-      </w:hyperlink>
-      <w:r>
-        <w:rPr>
-          <w:lang w:val="zh_TW" w:bidi="zh_TW"/>
-        </w:rPr>
-        <w:t>中陳述）。</w:t>
+        <w:t>）可能暗示他們要回到他們原來的家園。然而，這群人的確切起源在歷史中已經失傳。當他們清晰地被載入歷史時，他們定居在幼發拉底河中部，從那裡向東方、西方和北方擴展。</w:t>
       </w:r>
     </w:p>
     <w:p>
@@ -3218,9 +1246,9 @@
         <w:rPr>
           <w:lang w:val="zh_TW" w:bidi="zh_TW"/>
         </w:rPr>
-        <w:t>由於月亮類似於太陽，它也具有擊打的力量（</w:t>
-      </w:r>
-      <w:hyperlink r:id="rId119">
+        <w:t>亞蘭族在傳統上被認為是在公元前第二個千年的前半期建立於上美索不達米亞。彼土利和拉班被稱為亞蘭人（</w:t>
+      </w:r>
+      <w:hyperlink r:id="rId38">
         <w:r>
           <w:rPr>
             <w:lang w:val="zh_TW" w:bidi="zh_TW"/>
@@ -3229,16 +1257,16 @@
             <w:color w:val="0000EE"/>
             <w:u w:val="single"/>
           </w:rPr>
-          <w:t>詩121:6</w:t>
+          <w:t>創世記25:20</w:t>
         </w:r>
       </w:hyperlink>
       <w:r>
         <w:rPr>
           <w:lang w:val="zh_TW" w:bidi="zh_TW"/>
         </w:rPr>
-        <w:t>），也會影響田間作物的生長（</w:t>
-      </w:r>
-      <w:hyperlink r:id="rId120">
+        <w:t>，</w:t>
+      </w:r>
+      <w:hyperlink r:id="rId39">
         <w:r>
           <w:rPr>
             <w:lang w:val="zh_TW" w:bidi="zh_TW"/>
@@ -3247,16 +1275,16 @@
             <w:color w:val="0000EE"/>
             <w:u w:val="single"/>
           </w:rPr>
-          <w:t>申33:14</w:t>
+          <w:t>28:1–7</w:t>
         </w:r>
       </w:hyperlink>
       <w:r>
         <w:rPr>
           <w:lang w:val="zh_TW" w:bidi="zh_TW"/>
         </w:rPr>
-        <w:t>）。在申命記中，以色列人被警告不要崇拜月亮和天上的星宿（</w:t>
-      </w:r>
-      <w:hyperlink r:id="rId121">
+        <w:t>）；彼土利的家在巴旦‧亞蘭（</w:t>
+      </w:r>
+      <w:hyperlink r:id="rId38">
         <w:r>
           <w:rPr>
             <w:lang w:val="zh_TW" w:bidi="zh_TW"/>
@@ -3265,16 +1293,28 @@
             <w:color w:val="0000EE"/>
             <w:u w:val="single"/>
           </w:rPr>
-          <w:t>申4:19</w:t>
+          <w:t>25:20</w:t>
         </w:r>
       </w:hyperlink>
       <w:r>
         <w:rPr>
           <w:lang w:val="zh_TW" w:bidi="zh_TW"/>
         </w:rPr>
-        <w:t>，</w:t>
-      </w:r>
-      <w:hyperlink r:id="rId122">
+        <w:t>）。先知何西阿回顧了歷史，指出雅各逃往「</w:t>
+      </w:r>
+      <w:r>
+        <w:rPr>
+          <w:lang w:val="zh_TW" w:bidi="zh_TW"/>
+        </w:rPr>
+        <w:t>亞蘭地</w:t>
+      </w:r>
+      <w:r>
+        <w:rPr>
+          <w:lang w:val="zh_TW" w:bidi="zh_TW"/>
+        </w:rPr>
+        <w:t>」（</w:t>
+      </w:r>
+      <w:hyperlink r:id="rId40">
         <w:r>
           <w:rPr>
             <w:lang w:val="zh_TW" w:bidi="zh_TW"/>
@@ -3283,16 +1323,16 @@
             <w:color w:val="0000EE"/>
             <w:u w:val="single"/>
           </w:rPr>
-          <w:t>17:3</w:t>
+          <w:t>何西阿書12:12</w:t>
         </w:r>
       </w:hyperlink>
       <w:r>
         <w:rPr>
           <w:lang w:val="zh_TW" w:bidi="zh_TW"/>
         </w:rPr>
-        <w:t>），但這種異族崇拜最終傳入了猶大地的王國中（</w:t>
-      </w:r>
-      <w:hyperlink r:id="rId123">
+        <w:t>）或「亞蘭一納哈拉音」（兩河間的亞蘭），這是美索不達米亞北部位於幼發拉底河和底格里斯河之間的地區。在</w:t>
+      </w:r>
+      <w:hyperlink r:id="rId41">
         <w:r>
           <w:rPr>
             <w:lang w:val="zh_TW" w:bidi="zh_TW"/>
@@ -3301,68 +1341,38 @@
             <w:color w:val="0000EE"/>
             <w:u w:val="single"/>
           </w:rPr>
-          <w:t>王下21:3</w:t>
+          <w:t>申命記二十六章5節</w:t>
         </w:r>
       </w:hyperlink>
       <w:r>
         <w:rPr>
           <w:lang w:val="zh_TW" w:bidi="zh_TW"/>
         </w:rPr>
-        <w:t>，</w:t>
-      </w:r>
-      <w:hyperlink r:id="rId124">
-        <w:r>
-          <w:rPr>
-            <w:lang w:val="zh_TW" w:bidi="zh_TW"/>
-          </w:rPr>
-          <w:rPr>
-            <w:color w:val="0000EE"/>
-            <w:u w:val="single"/>
-          </w:rPr>
-          <w:t>23:4–5</w:t>
-        </w:r>
-      </w:hyperlink>
-      <w:r>
-        <w:rPr>
-          <w:lang w:val="zh_TW" w:bidi="zh_TW"/>
-        </w:rPr>
-        <w:t>，</w:t>
-      </w:r>
-      <w:hyperlink r:id="rId125">
-        <w:r>
-          <w:rPr>
-            <w:lang w:val="zh_TW" w:bidi="zh_TW"/>
-          </w:rPr>
-          <w:rPr>
-            <w:color w:val="0000EE"/>
-            <w:u w:val="single"/>
-          </w:rPr>
-          <w:t>耶7:18</w:t>
-        </w:r>
-      </w:hyperlink>
-      <w:r>
-        <w:rPr>
-          <w:lang w:val="zh_TW" w:bidi="zh_TW"/>
-        </w:rPr>
-        <w:t>，</w:t>
-      </w:r>
-      <w:hyperlink r:id="rId126">
-        <w:r>
-          <w:rPr>
-            <w:lang w:val="zh_TW" w:bidi="zh_TW"/>
-          </w:rPr>
-          <w:rPr>
-            <w:color w:val="0000EE"/>
-            <w:u w:val="single"/>
-          </w:rPr>
-          <w:t>8:2</w:t>
-        </w:r>
-      </w:hyperlink>
-      <w:r>
-        <w:rPr>
-          <w:lang w:val="zh_TW" w:bidi="zh_TW"/>
-        </w:rPr>
-        <w:t>）。</w:t>
+        <w:t>中的認信宣告中，帶來初熟果子的以色列人承認：「</w:t>
+      </w:r>
+      <w:r>
+        <w:rPr>
+          <w:lang w:val="zh_TW" w:bidi="zh_TW"/>
+        </w:rPr>
+        <w:t>我祖</w:t>
+      </w:r>
+      <w:r>
+        <w:rPr>
+          <w:lang w:val="zh_TW" w:bidi="zh_TW"/>
+        </w:rPr>
+        <w:t>〔可能是雅各〕</w:t>
+      </w:r>
+      <w:r>
+        <w:rPr>
+          <w:lang w:val="zh_TW" w:bidi="zh_TW"/>
+        </w:rPr>
+        <w:t>原是一個將亡的亞蘭人</w:t>
+      </w:r>
+      <w:r>
+        <w:rPr>
+          <w:lang w:val="zh_TW" w:bidi="zh_TW"/>
+        </w:rPr>
+        <w:t>。」</w:t>
       </w:r>
     </w:p>
     <w:p>
@@ -3376,7 +1386,7 @@
         <w:rPr>
           <w:lang w:val="zh_TW" w:bidi="zh_TW"/>
         </w:rPr>
-        <w:t>為了精確掌控日曆和節期，以色列人一年中於耶路撒冷七次仔細地守望新月，確保了主要的節期落在正確的日子。公會會在前一個月的最後一天清晨聚集，並派守望者觀察月亮的首次出現。當證據明確時，他們便會神聖又嚴肅地宣佈，這一天成為新月的第一天。從橄欖山開始，火信號便宣告新月的來臨。後來，由於撒馬利亞人在途中設置了假信號，火信號被信使所取代。</w:t>
+        <w:t>提革拉‧毗列色一世（Tiglath-pileser I）可能是這個地區早期亞蘭人存在的最佳證據。在他第四年的編年史中（公元前1112年），他提到在幼發拉底河中游地區進行了一次針對「阿赫拉瑪，亞蘭人（Akhlama, Arameans）」的戰役，並洗劫了比什里山區（Mt Bishri）的六個亞蘭村莊。</w:t>
       </w:r>
     </w:p>
     <w:p>
@@ -3388,9 +1398,550 @@
       </w:r>
       <w:r>
         <w:rPr>
+          <w:lang w:val="zh_TW" w:bidi="zh_TW"/>
+        </w:rPr>
+        <w:t>上美索不達米亞的亞蘭人在聖經歷史中變得重要。他們建立了若干獨立的亞蘭國家，其中兩個對以色列百姓尤為重要—大衛時代的亞蘭-瑣巴，以及從所羅門時代開始的亞蘭-大馬士革。</w:t>
+      </w:r>
+    </w:p>
+    <w:p>
+      <w:pPr/>
+      <w:r>
+        <w:rPr>
+          <w:lang w:val="zh_TW" w:bidi="zh_TW"/>
+        </w:rPr>
+      </w:r>
+      <w:r>
+        <w:rPr>
+          <w:lang w:val="zh_TW" w:bidi="zh_TW"/>
+        </w:rPr>
+        <w:t>大約在公元前1100年，亞蘭部落已經遍布敘利亞，並擴展到約旦河東岸北部，在那裡他們與以色列人發生了衝突。在亞蘭-瑣巴王哈大底謝的鼎盛時期，他有幾個附庸國，如大馬士革、瑪迦和</w:t>
+      </w:r>
+      <w:r>
+        <w:rPr>
+          <w:lang w:val="zh_TW" w:bidi="zh_TW"/>
+        </w:rPr>
+        <w:t>陀伯</w:t>
+      </w:r>
+      <w:r>
+        <w:rPr>
+          <w:lang w:val="zh_TW" w:bidi="zh_TW"/>
+        </w:rPr>
+        <w:t>。他最終被大衛王擊敗（</w:t>
+      </w:r>
+      <w:hyperlink r:id="rId42">
+        <w:r>
+          <w:rPr>
+            <w:lang w:val="zh_TW" w:bidi="zh_TW"/>
+          </w:rPr>
+          <w:rPr>
+            <w:color w:val="0000EE"/>
+            <w:u w:val="single"/>
+          </w:rPr>
+          <w:t>撒母耳記下8:3–4</w:t>
+        </w:r>
+      </w:hyperlink>
+      <w:r>
+        <w:rPr>
+          <w:lang w:val="zh_TW" w:bidi="zh_TW"/>
+        </w:rPr>
+        <w:t>；</w:t>
+      </w:r>
+      <w:hyperlink r:id="rId43">
+        <w:r>
+          <w:rPr>
+            <w:lang w:val="zh_TW" w:bidi="zh_TW"/>
+          </w:rPr>
+          <w:rPr>
+            <w:color w:val="0000EE"/>
+            <w:u w:val="single"/>
+          </w:rPr>
+          <w:t>10:17–19</w:t>
+        </w:r>
+      </w:hyperlink>
+      <w:r>
+        <w:rPr>
+          <w:lang w:val="zh_TW" w:bidi="zh_TW"/>
+        </w:rPr>
+        <w:t>）。</w:t>
+      </w:r>
+    </w:p>
+    <w:p>
+      <w:pPr/>
+      <w:r>
+        <w:rPr>
+          <w:lang w:val="zh_TW" w:bidi="zh_TW"/>
+        </w:rPr>
+      </w:r>
+      <w:r>
+        <w:rPr>
+          <w:lang w:val="zh_TW" w:bidi="zh_TW"/>
+        </w:rPr>
+        <w:t>以色列和猶大發生的事件對大馬士革有一些影響。所羅門去世後，曾經統一的王國分裂為猶大和以色列，兩個小國之間出現了緊張的關係。戰爭在公元前890–880年間爆發，巴沙的以色列與亞撒的猶大之間發生了衝突。亞撒尋求大馬士革的便‧哈達一世的援助（</w:t>
+      </w:r>
+      <w:hyperlink r:id="rId44">
+        <w:r>
+          <w:rPr>
+            <w:lang w:val="zh_TW" w:bidi="zh_TW"/>
+          </w:rPr>
+          <w:rPr>
+            <w:color w:val="0000EE"/>
+            <w:u w:val="single"/>
+          </w:rPr>
+          <w:t>列王紀上15:18</w:t>
+        </w:r>
+      </w:hyperlink>
+      <w:r>
+        <w:rPr>
+          <w:lang w:val="zh_TW" w:bidi="zh_TW"/>
+        </w:rPr>
+        <w:t>）。約旦河東岸的土地多次易手。以色列王暗利的繼任者——即亞哈、亞哈謝、約蘭、耶戶、約哈斯和約阿施——與大馬士革發生了許多衝突。亞哈與便‧哈達及圍攻撒馬利亞的32個盟友作戰（</w:t>
+      </w:r>
+      <w:hyperlink r:id="rId45">
+        <w:r>
+          <w:rPr>
+            <w:lang w:val="zh_TW" w:bidi="zh_TW"/>
+          </w:rPr>
+          <w:rPr>
+            <w:color w:val="0000EE"/>
+            <w:u w:val="single"/>
+          </w:rPr>
+          <w:t>20:1</w:t>
+        </w:r>
+      </w:hyperlink>
+      <w:r>
+        <w:rPr>
+          <w:lang w:val="zh_TW" w:bidi="zh_TW"/>
+        </w:rPr>
+        <w:t>），但以色列擊敗了便‧哈達。第二次，便‧哈達進入以色列領土並到達</w:t>
+      </w:r>
+      <w:r>
+        <w:rPr>
+          <w:lang w:val="zh_TW" w:bidi="zh_TW"/>
+        </w:rPr>
+        <w:t>亞弗</w:t>
+      </w:r>
+      <w:r>
+        <w:rPr>
+          <w:lang w:val="zh_TW" w:bidi="zh_TW"/>
+        </w:rPr>
+        <w:t>（</w:t>
+      </w:r>
+      <w:hyperlink r:id="rId46">
+        <w:r>
+          <w:rPr>
+            <w:lang w:val="zh_TW" w:bidi="zh_TW"/>
+          </w:rPr>
+          <w:rPr>
+            <w:color w:val="0000EE"/>
+            <w:u w:val="single"/>
+          </w:rPr>
+          <w:t>20:26</w:t>
+        </w:r>
+      </w:hyperlink>
+      <w:r>
+        <w:rPr>
+          <w:lang w:val="zh_TW" w:bidi="zh_TW"/>
+        </w:rPr>
+        <w:t>），但他再次被擊敗並被俘。由於他戰敗，並被釋放，作為代價，他被迫在大馬士革開設市場供以色列貿易。在以色列和大馬士革之間三年的平安之後，敵對行動再次爆發，並導致亞哈在基列的拉末地區的戰鬥中被殺（</w:t>
+      </w:r>
+      <w:hyperlink r:id="rId47">
+        <w:r>
+          <w:rPr>
+            <w:lang w:val="zh_TW" w:bidi="zh_TW"/>
+          </w:rPr>
+          <w:rPr>
+            <w:color w:val="0000EE"/>
+            <w:u w:val="single"/>
+          </w:rPr>
+          <w:t>22:29–37</w:t>
+        </w:r>
+      </w:hyperlink>
+      <w:r>
+        <w:rPr>
+          <w:lang w:val="zh_TW" w:bidi="zh_TW"/>
+        </w:rPr>
+        <w:t>）。亞蘭-大馬士革最終被以色列王約阿施擊敗（</w:t>
+      </w:r>
+      <w:hyperlink r:id="rId48">
+        <w:r>
+          <w:rPr>
+            <w:lang w:val="zh_TW" w:bidi="zh_TW"/>
+          </w:rPr>
+          <w:rPr>
+            <w:color w:val="0000EE"/>
+            <w:u w:val="single"/>
+          </w:rPr>
+          <w:t>列王紀下13:25</w:t>
+        </w:r>
+      </w:hyperlink>
+      <w:r>
+        <w:rPr>
+          <w:lang w:val="zh_TW" w:bidi="zh_TW"/>
+        </w:rPr>
+        <w:t>）。</w:t>
+      </w:r>
+    </w:p>
+    <w:p>
+      <w:pPr>
+        <w:pStyle w:val="Heading3"/>
+      </w:pPr>
+      <w:r>
+        <w:rPr>
+          <w:lang w:val="zh_TW" w:bidi="zh_TW"/>
+        </w:rPr>
+        <w:t>亞蘭王國崩潰後的敘利亞</w:t>
+      </w:r>
+    </w:p>
+    <w:p>
+      <w:pPr/>
+      <w:r>
+        <w:rPr>
+          <w:lang w:val="zh_TW" w:bidi="zh_TW"/>
+        </w:rPr>
+      </w:r>
+      <w:r>
+        <w:rPr>
+          <w:lang w:val="zh_TW" w:bidi="zh_TW"/>
+        </w:rPr>
+        <w:t>在公元前733至732年，亞蘭-大馬士革崩潰後，整個地區的政治特性發生了變化。在隨後的幾個世紀中，直到基督教時代，該地區先後被幾個大國控制，沒有獨立的亞蘭國家存留。當亞述在公元前612至609年崩潰時，該地區短暫地被巴比倫控制。隨著波斯王居魯士崛起，敘利亞地區迅速被波斯軍隊佔領。巴勒斯坦、小亞細亞和埃及同時被納入波斯帝國。</w:t>
+      </w:r>
+    </w:p>
+    <w:p>
+      <w:pPr/>
+      <w:r>
+        <w:rPr>
+          <w:lang w:val="zh_TW" w:bidi="zh_TW"/>
+        </w:rPr>
+      </w:r>
+      <w:r>
+        <w:rPr>
+          <w:lang w:val="zh_TW" w:bidi="zh_TW"/>
+        </w:rPr>
+        <w:t>對該地區產生影響的下一個重要政治變革是於公元前360年出現的馬其頓的腓力。他的兒子亞歷山大大帝（公元前336–323年）鞏固了希臘在整個西亞細亞以及遠至印度邊界的勢力。當年僅33歲的他於公元前323年去世後，西亞細亞的控制權落入亞歷山大的將軍手中。將軍塞琉古一世（Seleucus I，公元前312–280年）控制了小亞細亞的南部、敘利亞地區、美索不達米亞，並向東延伸至印度邊界。因此，敘利亞落入了希臘化統治者塞琉古的影響之下，他在安提阿建立了一個新的首都。</w:t>
+      </w:r>
+    </w:p>
+    <w:p>
+      <w:pPr/>
+      <w:r>
+        <w:rPr>
+          <w:lang w:val="zh_TW" w:bidi="zh_TW"/>
+        </w:rPr>
+      </w:r>
+      <w:r>
+        <w:rPr>
+          <w:lang w:val="zh_TW" w:bidi="zh_TW"/>
+        </w:rPr>
+        <w:t>再往西，羅馬正在崛起並將目光投向東方。龐培將軍擊敗了本都年輕的王米特里達梯（Mithridates），並著手摧毀塞琉古王國的殘餘勢力。敘利亞的西部地區在公元前64年被劃為羅馬省。龐培最終進入巴勒斯坦，該地在公元前63年落入羅馬的控制之下。</w:t>
+      </w:r>
+    </w:p>
+    <w:p>
+      <w:pPr/>
+      <w:r>
+        <w:rPr>
+          <w:lang w:val="zh_TW" w:bidi="zh_TW"/>
+        </w:rPr>
+      </w:r>
+      <w:r>
+        <w:rPr>
+          <w:lang w:val="zh_TW" w:bidi="zh_TW"/>
+        </w:rPr>
+        <w:t>羅馬的敘利亞省包括基利家，這是位於小亞細亞東南角的條形領土。北部邊界延伸到幼發拉底河，邊界向南一直延伸到大馬士革，然後向西轉，約在死海中途，繼續向西到地中海。敘利亞的西部邊界是地中海，直到亞歷山大港灣，然後向西。敘利亞省和基利家省（</w:t>
+      </w:r>
+      <w:hyperlink r:id="rId49">
+        <w:r>
+          <w:rPr>
+            <w:lang w:val="zh_TW" w:bidi="zh_TW"/>
+          </w:rPr>
+          <w:rPr>
+            <w:color w:val="0000EE"/>
+            <w:u w:val="single"/>
+          </w:rPr>
+          <w:t>使徒行傳15:23、41</w:t>
+        </w:r>
+      </w:hyperlink>
+      <w:r>
+        <w:rPr>
+          <w:lang w:val="zh_TW" w:bidi="zh_TW"/>
+        </w:rPr>
+        <w:t>；</w:t>
+      </w:r>
+      <w:hyperlink r:id="rId50">
+        <w:r>
+          <w:rPr>
+            <w:lang w:val="zh_TW" w:bidi="zh_TW"/>
+          </w:rPr>
+          <w:rPr>
+            <w:color w:val="0000EE"/>
+            <w:u w:val="single"/>
+          </w:rPr>
+          <w:t>加拉太書1:21</w:t>
+        </w:r>
+      </w:hyperlink>
+      <w:r>
+        <w:rPr>
+          <w:lang w:val="zh_TW" w:bidi="zh_TW"/>
+        </w:rPr>
+        <w:t>）由一位帝國將軍（</w:t>
+      </w:r>
+      <w:r>
+        <w:rPr>
           <w:i/>
           <w:lang w:val="zh_TW" w:bidi="zh_TW"/>
         </w:rPr>
+        <w:t>legatis</w:t>
+      </w:r>
+      <w:r>
+        <w:rPr>
+          <w:lang w:val="zh_TW" w:bidi="zh_TW"/>
+        </w:rPr>
+        <w:t>）統治，他指揮著一支強大的軍團部隊。這樣的一位巡撫居里扭（Quirinius），在凱撒奧古斯都的人口普查時期統治敘利亞；這次人口普查使約瑟和馬利亞來到伯利恆，在那裡耶穌誕生了（</w:t>
+      </w:r>
+      <w:hyperlink r:id="rId51">
+        <w:r>
+          <w:rPr>
+            <w:lang w:val="zh_TW" w:bidi="zh_TW"/>
+          </w:rPr>
+          <w:rPr>
+            <w:color w:val="0000EE"/>
+            <w:u w:val="single"/>
+          </w:rPr>
+          <w:t>路加福音2:2</w:t>
+        </w:r>
+      </w:hyperlink>
+      <w:r>
+        <w:rPr>
+          <w:lang w:val="zh_TW" w:bidi="zh_TW"/>
+        </w:rPr>
+        <w:t>）。</w:t>
+      </w:r>
+    </w:p>
+    <w:p>
+      <w:pPr/>
+      <w:r>
+        <w:rPr>
+          <w:lang w:val="zh_TW" w:bidi="zh_TW"/>
+        </w:rPr>
+      </w:r>
+      <w:r>
+        <w:rPr>
+          <w:lang w:val="zh_TW" w:bidi="zh_TW"/>
+        </w:rPr>
+        <w:t>在接下來的幾個世紀中，大馬士革的人口被基督教化，基督教傳播到羅馬的敘利亞省，形成了至今仍存在的古敘利亞教會。那裡留下了用亞蘭文寫成的基督教文學的非凡遺產。古老的亞蘭文仍然存在，雖然使用了修改過的字母來書寫。</w:t>
+      </w:r>
+    </w:p>
+    <w:p>
+      <w:pPr/>
+      <w:r>
+        <w:rPr>
+          <w:lang w:val="zh_TW" w:bidi="zh_TW"/>
+        </w:rPr>
+      </w:r>
+      <w:r>
+        <w:rPr>
+          <w:lang w:val="zh_TW" w:bidi="zh_TW"/>
+        </w:rPr>
+        <w:t>七世紀伊斯蘭教興起，導致敘利亞教會明顯削弱，不過它從未被完全摧毀。散居的亞蘭文使用者群體仍然在敘利亞的部分地區生存，而現代考古工作已經使許多基督教教堂的遺跡重見光明。</w:t>
+      </w:r>
+    </w:p>
+    <w:p>
+      <w:pPr>
+        <w:pStyle w:val="Heading3"/>
+      </w:pPr>
+      <w:r>
+        <w:rPr>
+          <w:lang w:val="zh_TW" w:bidi="zh_TW"/>
+        </w:rPr>
+        <w:t>語言與文化</w:t>
+      </w:r>
+    </w:p>
+    <w:p>
+      <w:pPr/>
+      <w:r>
+        <w:rPr>
+          <w:lang w:val="zh_TW" w:bidi="zh_TW"/>
+        </w:rPr>
+      </w:r>
+      <w:r>
+        <w:rPr>
+          <w:lang w:val="zh_TW" w:bidi="zh_TW"/>
+        </w:rPr>
+        <w:t>亞蘭文是亞蘭人的語言，目前已發現許多銘文。以色列人採用了亞蘭文字母，該語言成為整個近東外交和行政的國際語言。在波斯時期，從埃及到印度，它是通用語言，在耶穌的時代廣泛使用於巴勒斯坦。「</w:t>
+      </w:r>
+      <w:r>
+        <w:rPr>
+          <w:lang w:val="zh_TW" w:bidi="zh_TW"/>
+        </w:rPr>
+        <w:t>大利大，古米〔</w:t>
+      </w:r>
+      <w:r>
+        <w:rPr>
+          <w:i/>
+          <w:lang w:val="zh_TW" w:bidi="zh_TW"/>
+        </w:rPr>
+        <w:t>talitha cumi</w:t>
+      </w:r>
+      <w:r>
+        <w:rPr>
+          <w:lang w:val="zh_TW" w:bidi="zh_TW"/>
+        </w:rPr>
+        <w:t>〕</w:t>
+      </w:r>
+      <w:r>
+        <w:rPr>
+          <w:lang w:val="zh_TW" w:bidi="zh_TW"/>
+        </w:rPr>
+        <w:t>」（</w:t>
+      </w:r>
+      <w:hyperlink r:id="rId52">
+        <w:r>
+          <w:rPr>
+            <w:lang w:val="zh_TW" w:bidi="zh_TW"/>
+          </w:rPr>
+          <w:rPr>
+            <w:color w:val="0000EE"/>
+            <w:u w:val="single"/>
+          </w:rPr>
+          <w:t>馬可福音5:41</w:t>
+        </w:r>
+      </w:hyperlink>
+      <w:r>
+        <w:rPr>
+          <w:lang w:val="zh_TW" w:bidi="zh_TW"/>
+        </w:rPr>
+        <w:t>）和「主必要來</w:t>
+      </w:r>
+      <w:r>
+        <w:rPr>
+          <w:lang w:val="zh_TW" w:bidi="zh_TW"/>
+        </w:rPr>
+        <w:t>〔</w:t>
+      </w:r>
+      <w:r>
+        <w:rPr>
+          <w:i/>
+          <w:lang w:val="zh_TW" w:bidi="zh_TW"/>
+        </w:rPr>
+        <w:t>marana tha</w:t>
+      </w:r>
+      <w:r>
+        <w:rPr>
+          <w:lang w:val="zh_TW" w:bidi="zh_TW"/>
+        </w:rPr>
+        <w:t>〕</w:t>
+      </w:r>
+      <w:r>
+        <w:rPr>
+          <w:lang w:val="zh_TW" w:bidi="zh_TW"/>
+        </w:rPr>
+        <w:t>」（</w:t>
+      </w:r>
+      <w:hyperlink r:id="rId53">
+        <w:r>
+          <w:rPr>
+            <w:lang w:val="zh_TW" w:bidi="zh_TW"/>
+          </w:rPr>
+          <w:rPr>
+            <w:color w:val="0000EE"/>
+            <w:u w:val="single"/>
+          </w:rPr>
+          <w:t>哥林多前書16:22</w:t>
+        </w:r>
+      </w:hyperlink>
+      <w:r>
+        <w:rPr>
+          <w:lang w:val="zh_TW" w:bidi="zh_TW"/>
+        </w:rPr>
+        <w:t>）是亞蘭文。</w:t>
+      </w:r>
+    </w:p>
+    <w:p>
+      <w:pPr/>
+      <w:r>
+        <w:rPr>
+          <w:lang w:val="zh_TW" w:bidi="zh_TW"/>
+        </w:rPr>
+      </w:r>
+      <w:r>
+        <w:rPr>
+          <w:lang w:val="zh_TW" w:bidi="zh_TW"/>
+        </w:rPr>
+        <w:t>在許多地點的發掘提供了對亞蘭建築、雕塑、陶器和其他藝術的良好了解。亞蘭人的宗教是多神教。人們也崇拜許多外國神祇。主要的亞蘭神祇是古代西閃族的風暴神哈大（Hadad）。在猶大的亞哈斯時代，當基於大馬士革</w:t>
+      </w:r>
+      <w:r>
+        <w:rPr>
+          <w:lang w:val="zh_TW" w:bidi="zh_TW"/>
+        </w:rPr>
+        <w:t>規模樣式</w:t>
+      </w:r>
+      <w:r>
+        <w:rPr>
+          <w:lang w:val="zh_TW" w:bidi="zh_TW"/>
+        </w:rPr>
+        <w:t>的壇被放在聖殿時，大馬士革的崇拜被強加給耶路撒冷的百姓（</w:t>
+      </w:r>
+      <w:hyperlink r:id="rId54">
+        <w:r>
+          <w:rPr>
+            <w:lang w:val="zh_TW" w:bidi="zh_TW"/>
+          </w:rPr>
+          <w:rPr>
+            <w:color w:val="0000EE"/>
+            <w:u w:val="single"/>
+          </w:rPr>
+          <w:t>列王紀下16:10–13</w:t>
+        </w:r>
+      </w:hyperlink>
+      <w:r>
+        <w:rPr>
+          <w:lang w:val="zh_TW" w:bidi="zh_TW"/>
+        </w:rPr>
+        <w:t>）。被亞述統治者撒珥根（Sargon）擄到撒馬利亞的亞蘭人，則帶來了外國的亞蘭崇拜（</w:t>
+      </w:r>
+      <w:hyperlink r:id="rId55">
+        <w:r>
+          <w:rPr>
+            <w:lang w:val="zh_TW" w:bidi="zh_TW"/>
+          </w:rPr>
+          <w:rPr>
+            <w:color w:val="0000EE"/>
+            <w:u w:val="single"/>
+          </w:rPr>
+          <w:t>17:24–34</w:t>
+        </w:r>
+      </w:hyperlink>
+      <w:r>
+        <w:rPr>
+          <w:lang w:val="zh_TW" w:bidi="zh_TW"/>
+        </w:rPr>
+        <w:t>）。</w:t>
+      </w:r>
+    </w:p>
+    <w:p>
+      <w:pPr/>
+      <w:r>
+        <w:rPr>
+          <w:lang w:val="zh_TW" w:bidi="zh_TW"/>
+        </w:rPr>
+      </w:r>
+      <w:r>
+        <w:rPr>
+          <w:lang w:val="zh_TW" w:bidi="zh_TW"/>
+        </w:rPr>
+        <w:t>在亞蘭國家消失後的幾個世紀中，亞蘭文依然存活。基督教形式的亞蘭文，即敘利亞語，留下了大量的文學、歷史、神學、註釋、論文和翻譯作品，這些作品被小心地保存在古老的修道院圖書館中，尤其是在敘利亞北部、伊拉克北部和土耳其南部。</w:t>
+      </w:r>
+    </w:p>
+    <w:p>
+      <w:pPr/>
+      <w:r>
+        <w:rPr>
+          <w:lang w:val="zh_TW" w:bidi="zh_TW"/>
+        </w:rPr>
+      </w:r>
+      <w:r>
+        <w:rPr>
+          <w:i/>
+          <w:lang w:val="zh_TW" w:bidi="zh_TW"/>
+        </w:rPr>
         <w:t>另見</w:t>
       </w:r>
       <w:r>
@@ -3403,31 +1954,7 @@
         <w:rPr>
           <w:lang w:val="zh_TW" w:bidi="zh_TW"/>
         </w:rPr>
-        <w:t>天文學</w:t>
-      </w:r>
-      <w:r>
-        <w:rPr>
-          <w:lang w:val="zh_TW" w:bidi="zh_TW"/>
-        </w:rPr>
-        <w:t>，</w:t>
-      </w:r>
-      <w:r>
-        <w:rPr>
-          <w:lang w:val="zh_TW" w:bidi="zh_TW"/>
-        </w:rPr>
-        <w:t>古代與現代曆法</w:t>
-      </w:r>
-      <w:r>
-        <w:rPr>
-          <w:lang w:val="zh_TW" w:bidi="zh_TW"/>
-        </w:rPr>
-        <w:t>，</w:t>
-      </w:r>
-      <w:r>
-        <w:rPr>
-          <w:lang w:val="zh_TW" w:bidi="zh_TW"/>
-        </w:rPr>
-        <w:t>以色列的節期和節日</w:t>
+        <w:t>亞蘭文</w:t>
       </w:r>
       <w:r>
         <w:rPr>
@@ -5335,24 +3862,6 @@
   </w:num>
   <w:num w:numId="13" w16cid:durableId="592781308">
     <w:abstractNumId w:val="11"/>
-  </w:num>
-  <w:num w:numId="14">
-    <w:abstractNumId w:val="3"/>
-    <w:lvlOverride w:ilvl="0">
-      <w:startOverride w:val="1"/>
-    </w:lvlOverride>
-  </w:num>
-  <w:num w:numId="15">
-    <w:abstractNumId w:val="3"/>
-    <w:lvlOverride w:ilvl="0">
-      <w:startOverride w:val="1"/>
-    </w:lvlOverride>
-  </w:num>
-  <w:num w:numId="16">
-    <w:abstractNumId w:val="3"/>
-    <w:lvlOverride w:ilvl="0">
-      <w:startOverride w:val="1"/>
-    </w:lvlOverride>
   </w:num>
   <w:numIdMacAtCleanup w:val="10"/>
 </w:numbering>

--- a/zht/docx/179.content.docx
+++ b/zht/docx/179.content.docx
@@ -19,7 +19,7 @@
         <w:rPr>
           <w:lang w:val="zh_TW" w:bidi="zh_TW"/>
         </w:rPr>
-        <w:t>Resource: Tyndale Open Bible Dictionary</w:t>
+        <w:t>Resource: Aquifer Open Bible Dictionary</w:t>
       </w:r>
       <w:r>
         <w:rPr>
@@ -112,7 +112,7 @@
         <w:rPr>
           <w:lang w:val="zh_TW" w:bidi="zh_TW"/>
         </w:rPr>
-        <w:t>Tyndale Open Bible Dictionary</w:t>
+        <w:t>Aquifer Open Bible Dictionary</w:t>
       </w:r>
     </w:p>
     <w:p>
@@ -149,7 +149,7 @@
         <w:rPr>
           <w:lang w:val="zh_TW" w:bidi="zh_TW"/>
         </w:rPr>
-        <w:t>xu</w:t>
+        <w:t>xiu</w:t>
       </w:r>
       <w:r>
         <w:rPr>
@@ -212,7 +212,7 @@
         <w:rPr>
           <w:lang w:val="zh_TW" w:bidi="zh_TW"/>
         </w:rPr>
-        <w:t>許願、願</w:t>
+        <w:t>休妻</w:t>
       </w:r>
       <w:r>
         <w:rPr>
@@ -231,18 +231,7 @@
         <w:rPr>
           <w:lang w:val="zh_TW" w:bidi="zh_TW"/>
         </w:rPr>
-        <w:t>向神所作嚴肅的承諾或宣誓。</w:t>
-      </w:r>
-    </w:p>
-    <w:p>
-      <w:pPr>
-        <w:pStyle w:val="Heading3"/>
-      </w:pPr>
-      <w:r>
-        <w:rPr>
-          <w:lang w:val="zh_TW" w:bidi="zh_TW"/>
-        </w:rPr>
-        <w:t>宗教實踐中的許願</w:t>
+        <w:t>聖經中關於休妻的規範，與神在歷史中逐步啟示中對婚姻的不同定義密切相關。</w:t>
       </w:r>
     </w:p>
     <w:p>
@@ -256,7 +245,54 @@
         <w:rPr>
           <w:lang w:val="zh_TW" w:bidi="zh_TW"/>
         </w:rPr>
-        <w:t>向神許願是在聖經中經常提到的宗教做法。大多數關於許願的經文都出現在舊約聖經，尤其是在詩篇中。新約聖經中也提到了一些許願。</w:t>
+        <w:t>在創世記的創造記載中，婚姻被定義為神在無罪環境中所設立的「一體」聯合（</w:t>
+      </w:r>
+      <w:hyperlink r:id="rId13">
+        <w:r>
+          <w:rPr>
+            <w:lang w:val="zh_TW" w:bidi="zh_TW"/>
+          </w:rPr>
+          <w:rPr>
+            <w:color w:val="0000EE"/>
+            <w:u w:val="single"/>
+          </w:rPr>
+          <w:t>創2:24</w:t>
+        </w:r>
+      </w:hyperlink>
+      <w:r>
+        <w:rPr>
+          <w:lang w:val="zh_TW" w:bidi="zh_TW"/>
+        </w:rPr>
+        <w:t>）。在這樣的條件下，婚姻關係的解體是不可想像的。在耶穌的事工中，祂肯定神對婚姻原初設計的這一方面，並描述了「一體」關係的含義，即廢除配偶間的分離狀態，並創造出一種牢不可破的聯合（</w:t>
+      </w:r>
+      <w:hyperlink r:id="rId14">
+        <w:r>
+          <w:rPr>
+            <w:lang w:val="zh_TW" w:bidi="zh_TW"/>
+          </w:rPr>
+          <w:rPr>
+            <w:color w:val="0000EE"/>
+            <w:u w:val="single"/>
+          </w:rPr>
+          <w:t>太19:6</w:t>
+        </w:r>
+      </w:hyperlink>
+      <w:r>
+        <w:rPr>
+          <w:lang w:val="zh_TW" w:bidi="zh_TW"/>
+        </w:rPr>
+        <w:t>）。</w:t>
+      </w:r>
+    </w:p>
+    <w:p>
+      <w:pPr>
+        <w:pStyle w:val="Heading3"/>
+      </w:pPr>
+      <w:r>
+        <w:rPr>
+          <w:lang w:val="zh_TW" w:bidi="zh_TW"/>
+        </w:rPr>
+        <w:t>舊約聖經對於休妻的觀點</w:t>
       </w:r>
     </w:p>
     <w:p>
@@ -270,9 +306,9 @@
         <w:rPr>
           <w:lang w:val="zh_TW" w:bidi="zh_TW"/>
         </w:rPr>
-        <w:t>十一奉獻、祭祀和供物、守安息日和割禮都是摩西律法所命令的。許願（或譯：立誓）則不是。比如，</w:t>
-      </w:r>
-      <w:hyperlink r:id="rId13">
+        <w:t>墮落所帶來的破壞，對男性和女性之間的關係造成了嚴重後果。由於罪切斷了他們對神的主要依賴，男人和女人分別受制於他們最初被造時的元素。男人受制於他來自的塵土（</w:t>
+      </w:r>
+      <w:hyperlink r:id="rId15">
         <w:r>
           <w:rPr>
             <w:lang w:val="zh_TW" w:bidi="zh_TW"/>
@@ -281,53 +317,10 @@
             <w:color w:val="0000EE"/>
             <w:u w:val="single"/>
           </w:rPr>
-          <w:t>詩篇五十篇14節</w:t>
+          <w:t>創2:7，</w:t>
         </w:r>
       </w:hyperlink>
-      <w:r>
-        <w:rPr>
-          <w:lang w:val="zh_TW" w:bidi="zh_TW"/>
-        </w:rPr>
-        <w:t>說：「</w:t>
-      </w:r>
-      <w:r>
-        <w:rPr>
-          <w:lang w:val="zh_TW" w:bidi="zh_TW"/>
-        </w:rPr>
-        <w:t>你們要以感謝為祭獻與神， 又要向至高者還你的願。</w:t>
-      </w:r>
-      <w:r>
-        <w:rPr>
-          <w:lang w:val="zh_TW" w:bidi="zh_TW"/>
-        </w:rPr>
-        <w:t>」命令是要遵守或履行已經做出的承諾。神沒有沒有命令要做出承諾，只是在做出承諾時必須履行。這種做法是可以接受的，也有規條提到，但不是要求一定要做的。</w:t>
-      </w:r>
-    </w:p>
-    <w:p>
-      <w:pPr>
-        <w:pStyle w:val="Heading3"/>
-      </w:pPr>
-      <w:r>
-        <w:rPr>
-          <w:lang w:val="zh_TW" w:bidi="zh_TW"/>
-        </w:rPr>
-        <w:t>聖經中的許願類型</w:t>
-      </w:r>
-    </w:p>
-    <w:p>
-      <w:pPr/>
-      <w:r>
-        <w:rPr>
-          <w:lang w:val="zh_TW" w:bidi="zh_TW"/>
-        </w:rPr>
-      </w:r>
-      <w:r>
-        <w:rPr>
-          <w:lang w:val="zh_TW" w:bidi="zh_TW"/>
-        </w:rPr>
-        <w:t>許願是為了得到耶和華的喜悅，表達對祂某種拯救或恩惠的感恩，或表明對祂的絕對委身。個人的委身和分別自己歸於耶和華是拿細耳人許願的主要特徵。參孫、撒母耳和施洗約翰是用這種方式許願的最常見例子。</w:t>
-      </w:r>
-      <w:hyperlink r:id="rId14">
+      <w:hyperlink r:id="rId16">
         <w:r>
           <w:rPr>
             <w:lang w:val="zh_TW" w:bidi="zh_TW"/>
@@ -336,16 +329,16 @@
             <w:color w:val="0000EE"/>
             <w:u w:val="single"/>
           </w:rPr>
-          <w:t>民數記六章1至8節</w:t>
+          <w:t>3:19</w:t>
         </w:r>
       </w:hyperlink>
       <w:r>
         <w:rPr>
           <w:lang w:val="zh_TW" w:bidi="zh_TW"/>
         </w:rPr>
-        <w:t>總結了這種許願的條件。</w:t>
-      </w:r>
-      <w:hyperlink r:id="rId15">
+        <w:t>），女人則受制於她從男人而被造的事實（</w:t>
+      </w:r>
+      <w:hyperlink r:id="rId17">
         <w:r>
           <w:rPr>
             <w:lang w:val="zh_TW" w:bidi="zh_TW"/>
@@ -354,87 +347,7 @@
             <w:color w:val="0000EE"/>
             <w:u w:val="single"/>
           </w:rPr>
-          <w:t>13至21</w:t>
-        </w:r>
-      </w:hyperlink>
-      <w:r>
-        <w:rPr>
-          <w:lang w:val="zh_TW" w:bidi="zh_TW"/>
-        </w:rPr>
-        <w:t>節說明如何離俗。婦女也可以這樣許願（</w:t>
-      </w:r>
-      <w:hyperlink r:id="rId16">
-        <w:r>
-          <w:rPr>
-            <w:lang w:val="zh_TW" w:bidi="zh_TW"/>
-          </w:rPr>
-          <w:rPr>
-            <w:color w:val="0000EE"/>
-            <w:u w:val="single"/>
-          </w:rPr>
-          <w:t>2</w:t>
-        </w:r>
-      </w:hyperlink>
-      <w:r>
-        <w:rPr>
-          <w:lang w:val="zh_TW" w:bidi="zh_TW"/>
-        </w:rPr>
-        <w:t>節），而且可能只是在指定時間內許願。利甲族許願過簡樸、不蓋房屋居住的生活。他們是對以色列的神忠心的有力見證（</w:t>
-      </w:r>
-      <w:hyperlink r:id="rId17">
-        <w:r>
-          <w:rPr>
-            <w:lang w:val="zh_TW" w:bidi="zh_TW"/>
-          </w:rPr>
-          <w:rPr>
-            <w:color w:val="0000EE"/>
-            <w:u w:val="single"/>
-          </w:rPr>
-          <w:t>耶利米書35</w:t>
-        </w:r>
-      </w:hyperlink>
-      <w:r>
-        <w:rPr>
-          <w:lang w:val="zh_TW" w:bidi="zh_TW"/>
-        </w:rPr>
-        <w:t>）。</w:t>
-      </w:r>
-    </w:p>
-    <w:p>
-      <w:pPr/>
-      <w:r>
-        <w:rPr>
-          <w:lang w:val="zh_TW" w:bidi="zh_TW"/>
-        </w:rPr>
-      </w:r>
-      <w:r>
-        <w:rPr>
-          <w:lang w:val="zh_TW" w:bidi="zh_TW"/>
-        </w:rPr>
-        <w:t>有些許願被視為是在某種意義上與神的討價還價。在伯特利，雅各許願說，假如神保護他並供應他的需要，他就敬拜神並奉獻十分之一（</w:t>
-      </w:r>
-      <w:hyperlink r:id="rId18">
-        <w:r>
-          <w:rPr>
-            <w:lang w:val="zh_TW" w:bidi="zh_TW"/>
-          </w:rPr>
-          <w:rPr>
-            <w:color w:val="0000EE"/>
-            <w:u w:val="single"/>
-          </w:rPr>
-          <w:t>創世記28:20</w:t>
-        </w:r>
-      </w:hyperlink>
-      <w:hyperlink r:id="rId15">
-        <w:r>
-          <w:rPr>
-            <w:lang w:val="zh_TW" w:bidi="zh_TW"/>
-          </w:rPr>
-          <w:rPr>
-            <w:color w:val="0000EE"/>
-            <w:u w:val="single"/>
-          </w:rPr>
-          <w:t>–</w:t>
+          <w:t>2:22，</w:t>
         </w:r>
       </w:hyperlink>
       <w:hyperlink r:id="rId18">
@@ -446,14 +359,14 @@
             <w:color w:val="0000EE"/>
             <w:u w:val="single"/>
           </w:rPr>
-          <w:t>22</w:t>
+          <w:t>3:16</w:t>
         </w:r>
       </w:hyperlink>
       <w:r>
         <w:rPr>
           <w:lang w:val="zh_TW" w:bidi="zh_TW"/>
         </w:rPr>
-        <w:t>）。哈拿許願說，假如神賜給她一個兒子，她將把他歸給神（</w:t>
+        <w:t>）。在墮落之前，男人和女人共享神的形象，享有平等的關係（</w:t>
       </w:r>
       <w:hyperlink r:id="rId19">
         <w:r>
@@ -464,22 +377,16 @@
             <w:color w:val="0000EE"/>
             <w:u w:val="single"/>
           </w:rPr>
-          <w:t>撒母耳記上1:11、27</w:t>
+          <w:t>1:27</w:t>
         </w:r>
       </w:hyperlink>
-      <w:hyperlink r:id="rId15">
-        <w:r>
-          <w:rPr>
-            <w:lang w:val="zh_TW" w:bidi="zh_TW"/>
-          </w:rPr>
-          <w:rPr>
-            <w:color w:val="0000EE"/>
-            <w:u w:val="single"/>
-          </w:rPr>
-          <w:t>–</w:t>
-        </w:r>
-      </w:hyperlink>
-      <w:hyperlink r:id="rId19">
+      <w:r>
+        <w:rPr>
+          <w:lang w:val="zh_TW" w:bidi="zh_TW"/>
+        </w:rPr>
+        <w:t>）並共同承擔治理受造之物的神聖使命（見</w:t>
+      </w:r>
+      <w:hyperlink r:id="rId20">
         <w:r>
           <w:rPr>
             <w:lang w:val="zh_TW" w:bidi="zh_TW"/>
@@ -495,9 +402,9 @@
         <w:rPr>
           <w:lang w:val="zh_TW" w:bidi="zh_TW"/>
         </w:rPr>
-        <w:t>）。在詩篇中，還願通常與因為從危險或痛苦中得救而感恩有關（比如，</w:t>
-      </w:r>
-      <w:hyperlink r:id="rId20">
+        <w:t>節）。然而，墮落之後，男人成為女人的掌權者，而女人成為男人的臣服者（</w:t>
+      </w:r>
+      <w:hyperlink r:id="rId18">
         <w:r>
           <w:rPr>
             <w:lang w:val="zh_TW" w:bidi="zh_TW"/>
@@ -506,73 +413,7 @@
             <w:color w:val="0000EE"/>
             <w:u w:val="single"/>
           </w:rPr>
-          <w:t>詩篇22:24</w:t>
-        </w:r>
-      </w:hyperlink>
-      <w:hyperlink r:id="rId15">
-        <w:r>
-          <w:rPr>
-            <w:lang w:val="zh_TW" w:bidi="zh_TW"/>
-          </w:rPr>
-          <w:rPr>
-            <w:color w:val="0000EE"/>
-            <w:u w:val="single"/>
-          </w:rPr>
-          <w:t>–</w:t>
-        </w:r>
-      </w:hyperlink>
-      <w:hyperlink r:id="rId20">
-        <w:r>
-          <w:rPr>
-            <w:lang w:val="zh_TW" w:bidi="zh_TW"/>
-          </w:rPr>
-          <w:rPr>
-            <w:color w:val="0000EE"/>
-            <w:u w:val="single"/>
-          </w:rPr>
-          <w:t>25</w:t>
-        </w:r>
-      </w:hyperlink>
-      <w:r>
-        <w:rPr>
-          <w:lang w:val="zh_TW" w:bidi="zh_TW"/>
-        </w:rPr>
-        <w:t>；</w:t>
-      </w:r>
-      <w:hyperlink r:id="rId21">
-        <w:r>
-          <w:rPr>
-            <w:lang w:val="zh_TW" w:bidi="zh_TW"/>
-          </w:rPr>
-          <w:rPr>
-            <w:color w:val="0000EE"/>
-            <w:u w:val="single"/>
-          </w:rPr>
-          <w:t>56:12</w:t>
-        </w:r>
-      </w:hyperlink>
-      <w:hyperlink r:id="rId15">
-        <w:r>
-          <w:rPr>
-            <w:lang w:val="zh_TW" w:bidi="zh_TW"/>
-          </w:rPr>
-          <w:rPr>
-            <w:color w:val="0000EE"/>
-            <w:u w:val="single"/>
-          </w:rPr>
-          <w:t>–</w:t>
-        </w:r>
-      </w:hyperlink>
-      <w:hyperlink r:id="rId21">
-        <w:r>
-          <w:rPr>
-            <w:lang w:val="zh_TW" w:bidi="zh_TW"/>
-          </w:rPr>
-          <w:rPr>
-            <w:color w:val="0000EE"/>
-            <w:u w:val="single"/>
-          </w:rPr>
-          <w:t>13</w:t>
+          <w:t>3:16</w:t>
         </w:r>
       </w:hyperlink>
       <w:r>
@@ -593,20 +434,20 @@
         <w:rPr>
           <w:lang w:val="zh_TW" w:bidi="zh_TW"/>
         </w:rPr>
-        <w:t>一旦許了願，就必須嚴肅遵行。</w:t>
-      </w:r>
-      <w:r>
-        <w:rPr>
-          <w:lang w:val="zh_TW" w:bidi="zh_TW"/>
-        </w:rPr>
-        <w:t>若不許願，倒無罪</w:t>
-      </w:r>
-      <w:r>
-        <w:rPr>
-          <w:lang w:val="zh_TW" w:bidi="zh_TW"/>
-        </w:rPr>
-        <w:t>（</w:t>
-      </w:r>
+        <w:t>由於這些新情況的出現，男人對女人有了在墮落前所沒有的支配權。「一體」的關係遭受破壞，因為掌權的權利為男性統治者增加其女性伴侶的數量開闢了道路。這種男女之間的差異導致了一夫多妻制的出現（</w:t>
+      </w:r>
+      <w:hyperlink r:id="rId21">
+        <w:r>
+          <w:rPr>
+            <w:lang w:val="zh_TW" w:bidi="zh_TW"/>
+          </w:rPr>
+          <w:rPr>
+            <w:color w:val="0000EE"/>
+            <w:u w:val="single"/>
+          </w:rPr>
+          <w:t>創4:19，</w:t>
+        </w:r>
+      </w:hyperlink>
       <w:hyperlink r:id="rId22">
         <w:r>
           <w:rPr>
@@ -616,37 +457,7 @@
             <w:color w:val="0000EE"/>
             <w:u w:val="single"/>
           </w:rPr>
-          <w:t>申命記23:22</w:t>
-        </w:r>
-      </w:hyperlink>
-      <w:r>
-        <w:rPr>
-          <w:lang w:val="zh_TW" w:bidi="zh_TW"/>
-        </w:rPr>
-        <w:t>）。一旦許了願，就必須遵守償還（</w:t>
-      </w:r>
-      <w:hyperlink r:id="rId23">
-        <w:r>
-          <w:rPr>
-            <w:lang w:val="zh_TW" w:bidi="zh_TW"/>
-          </w:rPr>
-          <w:rPr>
-            <w:color w:val="0000EE"/>
-            <w:u w:val="single"/>
-          </w:rPr>
-          <w:t>申命記23:21</w:t>
-        </w:r>
-      </w:hyperlink>
-      <w:hyperlink r:id="rId15">
-        <w:r>
-          <w:rPr>
-            <w:lang w:val="zh_TW" w:bidi="zh_TW"/>
-          </w:rPr>
-          <w:rPr>
-            <w:color w:val="0000EE"/>
-            <w:u w:val="single"/>
-          </w:rPr>
-          <w:t>–</w:t>
+          <w:t>16:3，</w:t>
         </w:r>
       </w:hyperlink>
       <w:hyperlink r:id="rId23">
@@ -658,14 +469,14 @@
             <w:color w:val="0000EE"/>
             <w:u w:val="single"/>
           </w:rPr>
-          <w:t>23</w:t>
+          <w:t>29:30</w:t>
         </w:r>
       </w:hyperlink>
       <w:r>
         <w:rPr>
           <w:lang w:val="zh_TW" w:bidi="zh_TW"/>
         </w:rPr>
-        <w:t>；另見</w:t>
+        <w:t>）以及連續單配偶制（短暫婚姻）的實踐——需要通過休妻來終結每一段婚姻（</w:t>
       </w:r>
       <w:hyperlink r:id="rId24">
         <w:r>
@@ -676,14 +487,14 @@
             <w:color w:val="0000EE"/>
             <w:u w:val="single"/>
           </w:rPr>
-          <w:t>民數記30:2</w:t>
+          <w:t>申24:1–4</w:t>
         </w:r>
       </w:hyperlink>
       <w:r>
         <w:rPr>
           <w:lang w:val="zh_TW" w:bidi="zh_TW"/>
         </w:rPr>
-        <w:t>；</w:t>
+        <w:t>）。因此，休妻做法的出現，成為男性性統治原則下，不可避免的結果。無論是統治還是休妻，都不是神原本對婚姻關係的設計。摩西律法中關於休妻的規定是神對人類墮落狀態所作的讓步（</w:t>
       </w:r>
       <w:hyperlink r:id="rId25">
         <w:r>
@@ -694,49 +505,14 @@
             <w:color w:val="0000EE"/>
             <w:u w:val="single"/>
           </w:rPr>
-          <w:t>傳道書5:4</w:t>
+          <w:t>太19:8</w:t>
         </w:r>
       </w:hyperlink>
-      <w:hyperlink r:id="rId15">
-        <w:r>
-          <w:rPr>
-            <w:lang w:val="zh_TW" w:bidi="zh_TW"/>
-          </w:rPr>
-          <w:rPr>
-            <w:color w:val="0000EE"/>
-            <w:u w:val="single"/>
-          </w:rPr>
-          <w:t>–</w:t>
-        </w:r>
-      </w:hyperlink>
-      <w:hyperlink r:id="rId25">
-        <w:r>
-          <w:rPr>
-            <w:lang w:val="zh_TW" w:bidi="zh_TW"/>
-          </w:rPr>
-          <w:rPr>
-            <w:color w:val="0000EE"/>
-            <w:u w:val="single"/>
-          </w:rPr>
-          <w:t>6</w:t>
-        </w:r>
-      </w:hyperlink>
-      <w:r>
-        <w:rPr>
-          <w:lang w:val="zh_TW" w:bidi="zh_TW"/>
-        </w:rPr>
-        <w:t>）。</w:t>
-      </w:r>
-    </w:p>
-    <w:p>
-      <w:pPr>
-        <w:pStyle w:val="Heading3"/>
-      </w:pPr>
-      <w:r>
-        <w:rPr>
-          <w:lang w:val="zh_TW" w:bidi="zh_TW"/>
-        </w:rPr>
-        <w:t>新約聖經中的許願</w:t>
+      <w:r>
+        <w:rPr>
+          <w:lang w:val="zh_TW" w:bidi="zh_TW"/>
+        </w:rPr>
+        <w:t>）。通常，休妻的選擇僅為男性統治者所享有。作為其男性統治者的臣服者，妻子成為休妻的受害者。男人可以休妻，而女人卻不能與丈夫離婚。</w:t>
       </w:r>
     </w:p>
     <w:p>
@@ -750,7 +526,7 @@
         <w:rPr>
           <w:lang w:val="zh_TW" w:bidi="zh_TW"/>
         </w:rPr>
-        <w:t>「許願」在新約聖經中只出現兩次。這兩次都與使徒保羅有關（</w:t>
+        <w:t>雖然看起來不公平，但申命記關於休妻的規定實際上是為了給受害的婦女提供一點保護。丈夫必須以她有不道德的行為為理由，證明休妻的正當性，並需給予被休的妻子一紙休書，作為她與他的婚姻的證明（</w:t>
       </w:r>
       <w:hyperlink r:id="rId26">
         <w:r>
@@ -761,14 +537,14 @@
             <w:color w:val="0000EE"/>
             <w:u w:val="single"/>
           </w:rPr>
-          <w:t>使徒行傳18:18</w:t>
+          <w:t>申24:1</w:t>
         </w:r>
       </w:hyperlink>
       <w:r>
         <w:rPr>
           <w:lang w:val="zh_TW" w:bidi="zh_TW"/>
         </w:rPr>
-        <w:t>，</w:t>
+        <w:t>）。此外，離異的丈夫在妻子再嫁後，不得再娶她為妻，因為最初的休妻被視為對她的玷污（見</w:t>
       </w:r>
       <w:hyperlink r:id="rId27">
         <w:r>
@@ -779,122 +555,14 @@
             <w:color w:val="0000EE"/>
             <w:u w:val="single"/>
           </w:rPr>
-          <w:t>21:23</w:t>
+          <w:t>4</w:t>
         </w:r>
       </w:hyperlink>
-      <w:hyperlink r:id="rId15">
-        <w:r>
-          <w:rPr>
-            <w:lang w:val="zh_TW" w:bidi="zh_TW"/>
-          </w:rPr>
-          <w:rPr>
-            <w:color w:val="0000EE"/>
-            <w:u w:val="single"/>
-          </w:rPr>
-          <w:t>–</w:t>
-        </w:r>
-      </w:hyperlink>
-      <w:hyperlink r:id="rId27">
-        <w:r>
-          <w:rPr>
-            <w:lang w:val="zh_TW" w:bidi="zh_TW"/>
-          </w:rPr>
-          <w:rPr>
-            <w:color w:val="0000EE"/>
-            <w:u w:val="single"/>
-          </w:rPr>
-          <w:t>24</w:t>
-        </w:r>
-      </w:hyperlink>
-      <w:r>
-        <w:rPr>
-          <w:lang w:val="zh_TW" w:bidi="zh_TW"/>
-        </w:rPr>
-        <w:t>）。但在「各耳板」這個詞的情況中涉及相同的原則（</w:t>
-      </w:r>
-      <w:hyperlink r:id="rId28">
-        <w:r>
-          <w:rPr>
-            <w:lang w:val="zh_TW" w:bidi="zh_TW"/>
-          </w:rPr>
-          <w:rPr>
-            <w:color w:val="0000EE"/>
-            <w:u w:val="single"/>
-          </w:rPr>
-          <w:t>馬可福音7:11</w:t>
-        </w:r>
-      </w:hyperlink>
-      <w:hyperlink r:id="rId15">
-        <w:r>
-          <w:rPr>
-            <w:lang w:val="zh_TW" w:bidi="zh_TW"/>
-          </w:rPr>
-          <w:rPr>
-            <w:color w:val="0000EE"/>
-            <w:u w:val="single"/>
-          </w:rPr>
-          <w:t>–</w:t>
-        </w:r>
-      </w:hyperlink>
-      <w:hyperlink r:id="rId28">
-        <w:r>
-          <w:rPr>
-            <w:lang w:val="zh_TW" w:bidi="zh_TW"/>
-          </w:rPr>
-          <w:rPr>
-            <w:color w:val="0000EE"/>
-            <w:u w:val="single"/>
-          </w:rPr>
-          <w:t>13</w:t>
-        </w:r>
-      </w:hyperlink>
-      <w:r>
-        <w:rPr>
-          <w:lang w:val="zh_TW" w:bidi="zh_TW"/>
-        </w:rPr>
-        <w:t>；比較</w:t>
-      </w:r>
-      <w:hyperlink r:id="rId29">
-        <w:r>
-          <w:rPr>
-            <w:lang w:val="zh_TW" w:bidi="zh_TW"/>
-          </w:rPr>
-          <w:rPr>
-            <w:color w:val="0000EE"/>
-            <w:u w:val="single"/>
-          </w:rPr>
-          <w:t>馬太福音15:5</w:t>
-        </w:r>
-      </w:hyperlink>
-      <w:hyperlink r:id="rId15">
-        <w:r>
-          <w:rPr>
-            <w:lang w:val="zh_TW" w:bidi="zh_TW"/>
-          </w:rPr>
-          <w:rPr>
-            <w:color w:val="0000EE"/>
-            <w:u w:val="single"/>
-          </w:rPr>
-          <w:t>–</w:t>
-        </w:r>
-      </w:hyperlink>
-      <w:hyperlink r:id="rId29">
-        <w:r>
-          <w:rPr>
-            <w:lang w:val="zh_TW" w:bidi="zh_TW"/>
-          </w:rPr>
-          <w:rPr>
-            <w:color w:val="0000EE"/>
-            <w:u w:val="single"/>
-          </w:rPr>
-          <w:t>6</w:t>
-        </w:r>
-      </w:hyperlink>
-      <w:r>
-        <w:rPr>
-          <w:lang w:val="zh_TW" w:bidi="zh_TW"/>
-        </w:rPr>
-        <w:t>）。在這兩段經文中，耶穌責備那些許願的人，因為許願是一種逃避其它責任的方法。這樣的「禮物」或「供物」涉及金錢。但耶穌說，神不希望這種經過設計從而不照顧人的禮物。</w:t>
+      <w:r>
+        <w:rPr>
+          <w:lang w:val="zh_TW" w:bidi="zh_TW"/>
+        </w:rPr>
+        <w:t>節）。</w:t>
       </w:r>
     </w:p>
     <w:p>
@@ -908,7 +576,36 @@
         <w:rPr>
           <w:lang w:val="zh_TW" w:bidi="zh_TW"/>
         </w:rPr>
-        <w:t>保羅可能許了願，以避免猶太人和猶太基督徒信徒對他常有的反對。他們經常反對保羅解除外邦信徒遵行摩西律法的義務。保羅在耶路撒冷受到猶太當局的監視。他特意與其他四位猶太信徒一起在聖殿中還願。他的敵人隨後指控保羅將外邦人帶入聖潔的聖殿。</w:t>
+        <w:t>雖然摩西關於休妻的規定是神因以色列人心硬而作出的讓步，舊約卻明確指出神恨惡休妻（</w:t>
+      </w:r>
+      <w:hyperlink r:id="rId28">
+        <w:r>
+          <w:rPr>
+            <w:lang w:val="zh_TW" w:bidi="zh_TW"/>
+          </w:rPr>
+          <w:rPr>
+            <w:color w:val="0000EE"/>
+            <w:u w:val="single"/>
+          </w:rPr>
+          <w:t>瑪2:16</w:t>
+        </w:r>
+      </w:hyperlink>
+      <w:r>
+        <w:rPr>
+          <w:lang w:val="zh_TW" w:bidi="zh_TW"/>
+        </w:rPr>
+        <w:t>）。休妻的權利是基於人類墮落後形成的男性統治原則而勉強允許的。但神原本的設計，體現在「二人成為一體」的婚姻關係中，仍然是男女婚姻結合的標準。</w:t>
+      </w:r>
+    </w:p>
+    <w:p>
+      <w:pPr>
+        <w:pStyle w:val="Heading3"/>
+      </w:pPr>
+      <w:r>
+        <w:rPr>
+          <w:lang w:val="zh_TW" w:bidi="zh_TW"/>
+        </w:rPr>
+        <w:t>耶穌關於休妻的教導</w:t>
       </w:r>
     </w:p>
     <w:p>
@@ -920,50 +617,27 @@
       </w:r>
       <w:r>
         <w:rPr>
-          <w:i/>
-          <w:lang w:val="zh_TW" w:bidi="zh_TW"/>
-        </w:rPr>
-        <w:t>另見</w:t>
-      </w:r>
-      <w:r>
-        <w:rPr>
-          <w:lang w:val="zh_TW" w:bidi="zh_TW"/>
-        </w:rPr>
-        <w:t xml:space="preserve"> </w:t>
-      </w:r>
-      <w:r>
-        <w:rPr>
-          <w:lang w:val="zh_TW" w:bidi="zh_TW"/>
-        </w:rPr>
-        <w:t>盟約</w:t>
-      </w:r>
-      <w:r>
-        <w:rPr>
-          <w:lang w:val="zh_TW" w:bidi="zh_TW"/>
-        </w:rPr>
-        <w:t>；</w:t>
-      </w:r>
-      <w:r>
-        <w:rPr>
-          <w:lang w:val="zh_TW" w:bidi="zh_TW"/>
-        </w:rPr>
-        <w:t>誓言</w:t>
-      </w:r>
-      <w:r>
-        <w:rPr>
-          <w:lang w:val="zh_TW" w:bidi="zh_TW"/>
-        </w:rPr>
-        <w:t>。</w:t>
-      </w:r>
-      <w:r>
-        <w:rPr>
-          <w:lang w:val="zh_TW" w:bidi="zh_TW"/>
-        </w:rPr>
-      </w:r>
-      <w:r>
-        <w:rPr>
-          <w:lang w:val="zh_TW" w:bidi="zh_TW"/>
-        </w:rPr>
+          <w:lang w:val="zh_TW" w:bidi="zh_TW"/>
+        </w:rPr>
+        <w:t>因基督的救贖事工顯明了回歸神在創造中的原初旨意，舊約中關於休妻的規定在基督徒群體中被廢除。為了證明跟隨祂的人中婚姻關係的不可侵犯性，耶穌引導他們回到創造的典範。耶穌負面地提到摩西准許休妻的規定，並堅持神原初的創造秩序，宣告「起初並不是這樣」（</w:t>
+      </w:r>
+      <w:hyperlink r:id="rId25">
+        <w:r>
+          <w:rPr>
+            <w:lang w:val="zh_TW" w:bidi="zh_TW"/>
+          </w:rPr>
+          <w:rPr>
+            <w:color w:val="0000EE"/>
+            <w:u w:val="single"/>
+          </w:rPr>
+          <w:t>太19:8</w:t>
+        </w:r>
+      </w:hyperlink>
+      <w:r>
+        <w:rPr>
+          <w:lang w:val="zh_TW" w:bidi="zh_TW"/>
+        </w:rPr>
+        <w:t>）。基督否定了墮落的影響，並重申了創造的設計。</w:t>
       </w:r>
     </w:p>
     <w:p>
@@ -973,21 +647,29 @@
           <w:lang w:val="zh_TW" w:bidi="zh_TW"/>
         </w:rPr>
       </w:r>
-    </w:p>
-    <w:p>
-      <w:pPr>
-        <w:pStyle w:val="Heading2"/>
-      </w:pPr>
-      <w:r>
-        <w:rPr>
-          <w:lang w:val="zh_TW" w:bidi="zh_TW"/>
-        </w:rPr>
-        <w:t>敘利腓尼基</w:t>
-      </w:r>
-      <w:r>
-        <w:rPr>
-          <w:lang w:val="zh_TW" w:bidi="zh_TW"/>
-        </w:rPr>
+      <w:r>
+        <w:rPr>
+          <w:lang w:val="zh_TW" w:bidi="zh_TW"/>
+        </w:rPr>
+        <w:t>在</w:t>
+      </w:r>
+      <w:hyperlink r:id="rId29">
+        <w:r>
+          <w:rPr>
+            <w:lang w:val="zh_TW" w:bidi="zh_TW"/>
+          </w:rPr>
+          <w:rPr>
+            <w:color w:val="0000EE"/>
+            <w:u w:val="single"/>
+          </w:rPr>
+          <w:t>馬太福音五章31至32節</w:t>
+        </w:r>
+      </w:hyperlink>
+      <w:r>
+        <w:rPr>
+          <w:lang w:val="zh_TW" w:bidi="zh_TW"/>
+        </w:rPr>
+        <w:t>中，耶穌明確地廢除了摩西律法中允許男人休妻的規定。祂將這種行為視為對婦女人格的侵犯。那些犯姦淫的男人休妻，使妻子淪為受輕視的對象，將她們視為可以通過便利的休妻程序而隨意交易的商品。事實上，男人藉著休妻使妻子背上姦淫的罪名，而與先前婚姻中被棄的女人再婚的男人，則延續了這種羞辱性的過程，並成為姦淫的共犯。</w:t>
       </w:r>
     </w:p>
     <w:p>
@@ -1001,7 +683,7 @@
         <w:rPr>
           <w:lang w:val="zh_TW" w:bidi="zh_TW"/>
         </w:rPr>
-        <w:t>在泰爾和西頓附近，求耶穌將鬼從她女兒身上趕出去的希臘婦女（</w:t>
+        <w:t>耶穌刻意收回男人隨意棄妻的權利，重新建立起按照創造時設計的終身「一體」聯結。祂的門徒準確地理解了祂的意圖。然而，男性特權的觀念在他們的思維中根深蒂固，以至於他們認為守獨身的自由優於對終身一夫一妻婚姻的承諾（</w:t>
       </w:r>
       <w:hyperlink r:id="rId30">
         <w:r>
@@ -1012,14 +694,14 @@
             <w:color w:val="0000EE"/>
             <w:u w:val="single"/>
           </w:rPr>
-          <w:t>馬可福音7:26</w:t>
+          <w:t>太19:10</w:t>
         </w:r>
       </w:hyperlink>
       <w:r>
         <w:rPr>
           <w:lang w:val="zh_TW" w:bidi="zh_TW"/>
         </w:rPr>
-        <w:t>）的家鄉。腓尼基地區位於羅馬省的敘利亞。</w:t>
+        <w:t>）。</w:t>
       </w:r>
     </w:p>
     <w:p>
@@ -1033,7 +715,7 @@
         <w:rPr>
           <w:lang w:val="zh_TW" w:bidi="zh_TW"/>
         </w:rPr>
-        <w:t>我們不清楚為什麼馬可特別指出她的家鄉是敘利腓尼基。另一個北非省份被稱為利比亞腓尼基（Libyaphoenicia）。這可能會引起混淆。在平行經文中，這位婦女被稱為迦南人。腓尼基人自稱為迦南人（</w:t>
+        <w:t>耶穌不僅重申了「一體」聯結在救贖群體中的有效性，新約也透過將婚姻的聯結，定義為基督與教會關係在地上的反映，進一步加強了婚姻聯結的不可侵犯性（</w:t>
       </w:r>
       <w:hyperlink r:id="rId31">
         <w:r>
@@ -1044,7 +726,7 @@
             <w:color w:val="0000EE"/>
             <w:u w:val="single"/>
           </w:rPr>
-          <w:t>馬太福音15:22</w:t>
+          <w:t>弗5:25</w:t>
         </w:r>
       </w:hyperlink>
       <w:r>
@@ -1052,16 +734,6 @@
           <w:lang w:val="zh_TW" w:bidi="zh_TW"/>
         </w:rPr>
         <w:t>）。</w:t>
-      </w:r>
-      <w:r>
-        <w:rPr>
-          <w:lang w:val="zh_TW" w:bidi="zh_TW"/>
-        </w:rPr>
-      </w:r>
-      <w:r>
-        <w:rPr>
-          <w:lang w:val="zh_TW" w:bidi="zh_TW"/>
-        </w:rPr>
       </w:r>
     </w:p>
     <w:p>
@@ -1071,21 +743,41 @@
           <w:lang w:val="zh_TW" w:bidi="zh_TW"/>
         </w:rPr>
       </w:r>
-    </w:p>
-    <w:p>
-      <w:pPr>
-        <w:pStyle w:val="Heading2"/>
-      </w:pPr>
-      <w:r>
-        <w:rPr>
-          <w:lang w:val="zh_TW" w:bidi="zh_TW"/>
-        </w:rPr>
-        <w:t>敘利亞，敘利亞人</w:t>
-      </w:r>
-      <w:r>
-        <w:rPr>
-          <w:lang w:val="zh_TW" w:bidi="zh_TW"/>
-        </w:rPr>
+      <w:r>
+        <w:rPr>
+          <w:lang w:val="zh_TW" w:bidi="zh_TW"/>
+        </w:rPr>
+        <w:t>儘管婚姻聯結的永恆性受到如此嚴厲的制約，新約仍允許在某些例外情況下休妻，以保護無辜的一方免於受不道德行為和拋棄的傷害。耶穌設立了一些例外條件，賦予因配偶不忠而受害的一方提出休妻的權利（</w:t>
+      </w:r>
+      <w:hyperlink r:id="rId32">
+        <w:r>
+          <w:rPr>
+            <w:lang w:val="zh_TW" w:bidi="zh_TW"/>
+          </w:rPr>
+          <w:rPr>
+            <w:color w:val="0000EE"/>
+            <w:u w:val="single"/>
+          </w:rPr>
+          <w:t>太5:32，</w:t>
+        </w:r>
+      </w:hyperlink>
+      <w:hyperlink r:id="rId33">
+        <w:r>
+          <w:rPr>
+            <w:lang w:val="zh_TW" w:bidi="zh_TW"/>
+          </w:rPr>
+          <w:rPr>
+            <w:color w:val="0000EE"/>
+            <w:u w:val="single"/>
+          </w:rPr>
+          <w:t>19:9</w:t>
+        </w:r>
+      </w:hyperlink>
+      <w:r>
+        <w:rPr>
+          <w:lang w:val="zh_TW" w:bidi="zh_TW"/>
+        </w:rPr>
+        <w:t>）。顯然，受害的一方可以選擇維持婚姻關係，即使面對不忠配偶背叛承諾。然而，鑒於聖經允許的例外情況，不應強加給無辜的一方必須維持或恢復受破壞婚姻關係的義務。</w:t>
       </w:r>
     </w:p>
     <w:p>
@@ -1099,18 +791,61 @@
         <w:rPr>
           <w:lang w:val="zh_TW" w:bidi="zh_TW"/>
         </w:rPr>
-        <w:t>在七十士譯本和一些英文翻譯中用來翻譯亞蘭，亞蘭人的詞。</w:t>
-      </w:r>
-    </w:p>
-    <w:p>
-      <w:pPr>
-        <w:pStyle w:val="Heading3"/>
-      </w:pPr>
-      <w:r>
-        <w:rPr>
-          <w:lang w:val="zh_TW" w:bidi="zh_TW"/>
-        </w:rPr>
-        <w:t>亞蘭人的歷史</w:t>
+        <w:t>新約認可的另一個可以休妻的例外情況是拋棄。根據</w:t>
+      </w:r>
+      <w:hyperlink r:id="rId34">
+        <w:r>
+          <w:rPr>
+            <w:lang w:val="zh_TW" w:bidi="zh_TW"/>
+          </w:rPr>
+          <w:rPr>
+            <w:color w:val="0000EE"/>
+            <w:u w:val="single"/>
+          </w:rPr>
+          <w:t>哥林多前書七章15節</w:t>
+        </w:r>
+      </w:hyperlink>
+      <w:r>
+        <w:rPr>
+          <w:lang w:val="zh_TW" w:bidi="zh_TW"/>
+        </w:rPr>
+        <w:t>的規定，這主要是指未信主的配偶拋棄婚姻的情況。然而，應注意到，如果信徒有拋棄配偶的行為，也應被視為不信主的人（</w:t>
+      </w:r>
+      <w:hyperlink r:id="rId35">
+        <w:r>
+          <w:rPr>
+            <w:lang w:val="zh_TW" w:bidi="zh_TW"/>
+          </w:rPr>
+          <w:rPr>
+            <w:color w:val="0000EE"/>
+            <w:u w:val="single"/>
+          </w:rPr>
+          <w:t>提前5:8</w:t>
+        </w:r>
+      </w:hyperlink>
+      <w:r>
+        <w:rPr>
+          <w:lang w:val="zh_TW" w:bidi="zh_TW"/>
+        </w:rPr>
+        <w:t>）。任何相當於拋棄婚姻關係的行為，都構成了對婚姻承諾的破壞，並適用</w:t>
+      </w:r>
+      <w:hyperlink r:id="rId34">
+        <w:r>
+          <w:rPr>
+            <w:lang w:val="zh_TW" w:bidi="zh_TW"/>
+          </w:rPr>
+          <w:rPr>
+            <w:color w:val="0000EE"/>
+            <w:u w:val="single"/>
+          </w:rPr>
+          <w:t>哥林多前書七章15節</w:t>
+        </w:r>
+      </w:hyperlink>
+      <w:r>
+        <w:rPr>
+          <w:lang w:val="zh_TW" w:bidi="zh_TW"/>
+        </w:rPr>
+        <w:t>中所述的規定。</w:t>
       </w:r>
     </w:p>
     <w:p>
@@ -1124,9 +859,9 @@
         <w:rPr>
           <w:lang w:val="zh_TW" w:bidi="zh_TW"/>
         </w:rPr>
-        <w:t>根據</w:t>
-      </w:r>
-      <w:hyperlink r:id="rId32">
+        <w:t>無論是通姦還是拋棄，受害的一方都有權向有過錯的配偶尋求休妻，並在完成休妻後重新成為單身。若悔改和和解無法恢復被破壞的婚姻，受害的一方無需再受該婚姻的約束。根據聖經，未受婚姻約束的人有權再婚，但前提是只「在主裡」（</w:t>
+      </w:r>
+      <w:hyperlink r:id="rId36">
         <w:r>
           <w:rPr>
             <w:lang w:val="zh_TW" w:bidi="zh_TW"/>
@@ -1135,16 +870,16 @@
             <w:color w:val="0000EE"/>
             <w:u w:val="single"/>
           </w:rPr>
-          <w:t>創世記十章22至23節</w:t>
+          <w:t>林前7:39</w:t>
         </w:r>
       </w:hyperlink>
       <w:r>
         <w:rPr>
           <w:lang w:val="zh_TW" w:bidi="zh_TW"/>
         </w:rPr>
-        <w:t>的「國家列表」，亞蘭人（Arameans）是閃族的一支，是閃的後裔。在</w:t>
-      </w:r>
-      <w:hyperlink r:id="rId33">
+        <w:t>），即只能與另一位基督徒結婚。對於沒有獨身恩賜的單身者來說，結婚的命令（</w:t>
+      </w:r>
+      <w:hyperlink r:id="rId37">
         <w:r>
           <w:rPr>
             <w:lang w:val="zh_TW" w:bidi="zh_TW"/>
@@ -1153,16 +888,16 @@
             <w:color w:val="0000EE"/>
             <w:u w:val="single"/>
           </w:rPr>
-          <w:t>創世記二十二章20至21節</w:t>
+          <w:t>9</w:t>
         </w:r>
       </w:hyperlink>
       <w:r>
         <w:rPr>
           <w:lang w:val="zh_TW" w:bidi="zh_TW"/>
         </w:rPr>
-        <w:t>的另一個家譜中，亞蘭是拿鶴的後裔。根據</w:t>
-      </w:r>
-      <w:hyperlink r:id="rId34">
+        <w:t>節）同樣適用於因符合聖經原則的合法休妻而成為單身的人。根據基督在</w:t>
+      </w:r>
+      <w:hyperlink r:id="rId38">
         <w:r>
           <w:rPr>
             <w:lang w:val="zh_TW" w:bidi="zh_TW"/>
@@ -1171,16 +906,16 @@
             <w:color w:val="0000EE"/>
             <w:u w:val="single"/>
           </w:rPr>
-          <w:t>阿摩司屬九章7節</w:t>
+          <w:t>馬可福音十章11至12節</w:t>
         </w:r>
       </w:hyperlink>
       <w:r>
         <w:rPr>
           <w:lang w:val="zh_TW" w:bidi="zh_TW"/>
         </w:rPr>
-        <w:t>，亞蘭人（敘利亞人）來自吉珥，這與</w:t>
-      </w:r>
-      <w:hyperlink r:id="rId35">
+        <w:t>和</w:t>
+      </w:r>
+      <w:hyperlink r:id="rId39">
         <w:r>
           <w:rPr>
             <w:lang w:val="zh_TW" w:bidi="zh_TW"/>
@@ -1189,50 +924,14 @@
             <w:color w:val="0000EE"/>
             <w:u w:val="single"/>
           </w:rPr>
-          <w:t>以賽亞書二十二章6節</w:t>
+          <w:t>路加福音十六章18節</w:t>
         </w:r>
       </w:hyperlink>
       <w:r>
         <w:rPr>
           <w:lang w:val="zh_TW" w:bidi="zh_TW"/>
         </w:rPr>
-        <w:t>中的以攔有關。亞蘭人被擄到吉珥（</w:t>
-      </w:r>
-      <w:hyperlink r:id="rId36">
-        <w:r>
-          <w:rPr>
-            <w:lang w:val="zh_TW" w:bidi="zh_TW"/>
-          </w:rPr>
-          <w:rPr>
-            <w:color w:val="0000EE"/>
-            <w:u w:val="single"/>
-          </w:rPr>
-          <w:t>列王紀下16:9</w:t>
-        </w:r>
-      </w:hyperlink>
-      <w:r>
-        <w:rPr>
-          <w:lang w:val="zh_TW" w:bidi="zh_TW"/>
-        </w:rPr>
-        <w:t>；</w:t>
-      </w:r>
-      <w:hyperlink r:id="rId37">
-        <w:r>
-          <w:rPr>
-            <w:lang w:val="zh_TW" w:bidi="zh_TW"/>
-          </w:rPr>
-          <w:rPr>
-            <w:color w:val="0000EE"/>
-            <w:u w:val="single"/>
-          </w:rPr>
-          <w:t>阿摩司書1:5</w:t>
-        </w:r>
-      </w:hyperlink>
-      <w:r>
-        <w:rPr>
-          <w:lang w:val="zh_TW" w:bidi="zh_TW"/>
-        </w:rPr>
-        <w:t>）可能暗示他們要回到他們原來的家園。然而，這群人的確切起源在歷史中已經失傳。當他們清晰地被載入歷史時，他們定居在幼發拉底河中部，從那裡向東方、西方和北方擴展。</w:t>
+        <w:t>中的教導，若休妻僅被用作更換配偶的手段，則其因意圖不純的休妻所構成的姦淫，這樣的再婚不被認可。</w:t>
       </w:r>
     </w:p>
     <w:p>
@@ -1246,133 +945,7 @@
         <w:rPr>
           <w:lang w:val="zh_TW" w:bidi="zh_TW"/>
         </w:rPr>
-        <w:t>亞蘭族在傳統上被認為是在公元前第二個千年的前半期建立於上美索不達米亞。彼土利和拉班被稱為亞蘭人（</w:t>
-      </w:r>
-      <w:hyperlink r:id="rId38">
-        <w:r>
-          <w:rPr>
-            <w:lang w:val="zh_TW" w:bidi="zh_TW"/>
-          </w:rPr>
-          <w:rPr>
-            <w:color w:val="0000EE"/>
-            <w:u w:val="single"/>
-          </w:rPr>
-          <w:t>創世記25:20</w:t>
-        </w:r>
-      </w:hyperlink>
-      <w:r>
-        <w:rPr>
-          <w:lang w:val="zh_TW" w:bidi="zh_TW"/>
-        </w:rPr>
-        <w:t>，</w:t>
-      </w:r>
-      <w:hyperlink r:id="rId39">
-        <w:r>
-          <w:rPr>
-            <w:lang w:val="zh_TW" w:bidi="zh_TW"/>
-          </w:rPr>
-          <w:rPr>
-            <w:color w:val="0000EE"/>
-            <w:u w:val="single"/>
-          </w:rPr>
-          <w:t>28:1–7</w:t>
-        </w:r>
-      </w:hyperlink>
-      <w:r>
-        <w:rPr>
-          <w:lang w:val="zh_TW" w:bidi="zh_TW"/>
-        </w:rPr>
-        <w:t>）；彼土利的家在巴旦‧亞蘭（</w:t>
-      </w:r>
-      <w:hyperlink r:id="rId38">
-        <w:r>
-          <w:rPr>
-            <w:lang w:val="zh_TW" w:bidi="zh_TW"/>
-          </w:rPr>
-          <w:rPr>
-            <w:color w:val="0000EE"/>
-            <w:u w:val="single"/>
-          </w:rPr>
-          <w:t>25:20</w:t>
-        </w:r>
-      </w:hyperlink>
-      <w:r>
-        <w:rPr>
-          <w:lang w:val="zh_TW" w:bidi="zh_TW"/>
-        </w:rPr>
-        <w:t>）。先知何西阿回顧了歷史，指出雅各逃往「</w:t>
-      </w:r>
-      <w:r>
-        <w:rPr>
-          <w:lang w:val="zh_TW" w:bidi="zh_TW"/>
-        </w:rPr>
-        <w:t>亞蘭地</w:t>
-      </w:r>
-      <w:r>
-        <w:rPr>
-          <w:lang w:val="zh_TW" w:bidi="zh_TW"/>
-        </w:rPr>
-        <w:t>」（</w:t>
-      </w:r>
-      <w:hyperlink r:id="rId40">
-        <w:r>
-          <w:rPr>
-            <w:lang w:val="zh_TW" w:bidi="zh_TW"/>
-          </w:rPr>
-          <w:rPr>
-            <w:color w:val="0000EE"/>
-            <w:u w:val="single"/>
-          </w:rPr>
-          <w:t>何西阿書12:12</w:t>
-        </w:r>
-      </w:hyperlink>
-      <w:r>
-        <w:rPr>
-          <w:lang w:val="zh_TW" w:bidi="zh_TW"/>
-        </w:rPr>
-        <w:t>）或「亞蘭一納哈拉音」（兩河間的亞蘭），這是美索不達米亞北部位於幼發拉底河和底格里斯河之間的地區。在</w:t>
-      </w:r>
-      <w:hyperlink r:id="rId41">
-        <w:r>
-          <w:rPr>
-            <w:lang w:val="zh_TW" w:bidi="zh_TW"/>
-          </w:rPr>
-          <w:rPr>
-            <w:color w:val="0000EE"/>
-            <w:u w:val="single"/>
-          </w:rPr>
-          <w:t>申命記二十六章5節</w:t>
-        </w:r>
-      </w:hyperlink>
-      <w:r>
-        <w:rPr>
-          <w:lang w:val="zh_TW" w:bidi="zh_TW"/>
-        </w:rPr>
-        <w:t>中的認信宣告中，帶來初熟果子的以色列人承認：「</w:t>
-      </w:r>
-      <w:r>
-        <w:rPr>
-          <w:lang w:val="zh_TW" w:bidi="zh_TW"/>
-        </w:rPr>
-        <w:t>我祖</w:t>
-      </w:r>
-      <w:r>
-        <w:rPr>
-          <w:lang w:val="zh_TW" w:bidi="zh_TW"/>
-        </w:rPr>
-        <w:t>〔可能是雅各〕</w:t>
-      </w:r>
-      <w:r>
-        <w:rPr>
-          <w:lang w:val="zh_TW" w:bidi="zh_TW"/>
-        </w:rPr>
-        <w:t>原是一個將亡的亞蘭人</w:t>
-      </w:r>
-      <w:r>
-        <w:rPr>
-          <w:lang w:val="zh_TW" w:bidi="zh_TW"/>
-        </w:rPr>
-        <w:t>。」</w:t>
+        <w:t>通常有許多因素加起來導致一段婚姻的摧毀。因此，當教會在處理每個休妻和再婚的案例時，必須逐案處理，並考慮到神無窮的赦罪大能及其恢復破碎生命的恩典。顯然，聖經對休妻的限制並不適用於那些在信主前婚姻破裂的信徒，因為神的赦免洗清了他們在未信主時期的罪，使他們在基督裡成為新造的人。</w:t>
       </w:r>
     </w:p>
     <w:p>
@@ -1384,9 +957,74 @@
       </w:r>
       <w:r>
         <w:rPr>
-          <w:lang w:val="zh_TW" w:bidi="zh_TW"/>
-        </w:rPr>
-        <w:t>提革拉‧毗列色一世（Tiglath-pileser I）可能是這個地區早期亞蘭人存在的最佳證據。在他第四年的編年史中（公元前1112年），他提到在幼發拉底河中游地區進行了一次針對「阿赫拉瑪，亞蘭人（Akhlama, Arameans）」的戰役，並洗劫了比什里山區（Mt Bishri）的六個亞蘭村莊。</w:t>
+          <w:i/>
+          <w:lang w:val="zh_TW" w:bidi="zh_TW"/>
+        </w:rPr>
+        <w:t>另見</w:t>
+      </w:r>
+      <w:r>
+        <w:rPr>
+          <w:lang w:val="zh_TW" w:bidi="zh_TW"/>
+        </w:rPr>
+        <w:t xml:space="preserve"> </w:t>
+      </w:r>
+      <w:r>
+        <w:rPr>
+          <w:lang w:val="zh_TW" w:bidi="zh_TW"/>
+        </w:rPr>
+        <w:t>姦淫</w:t>
+      </w:r>
+      <w:r>
+        <w:rPr>
+          <w:lang w:val="zh_TW" w:bidi="zh_TW"/>
+        </w:rPr>
+        <w:t>；</w:t>
+      </w:r>
+      <w:r>
+        <w:rPr>
+          <w:lang w:val="zh_TW" w:bidi="zh_TW"/>
+        </w:rPr>
+        <w:t>民事法律和司法</w:t>
+      </w:r>
+      <w:r>
+        <w:rPr>
+          <w:lang w:val="zh_TW" w:bidi="zh_TW"/>
+        </w:rPr>
+        <w:t>；</w:t>
+      </w:r>
+      <w:r>
+        <w:rPr>
+          <w:lang w:val="zh_TW" w:bidi="zh_TW"/>
+        </w:rPr>
+        <w:t>婚姻，婚姻習俗</w:t>
+      </w:r>
+      <w:r>
+        <w:rPr>
+          <w:lang w:val="zh_TW" w:bidi="zh_TW"/>
+        </w:rPr>
+        <w:t>；</w:t>
+      </w:r>
+      <w:r>
+        <w:rPr>
+          <w:lang w:val="zh_TW" w:bidi="zh_TW"/>
+        </w:rPr>
+        <w:t>性，性別</w:t>
+      </w:r>
+      <w:r>
+        <w:rPr>
+          <w:lang w:val="zh_TW" w:bidi="zh_TW"/>
+        </w:rPr>
+        <w:t>。</w:t>
+      </w:r>
+      <w:r>
+        <w:rPr>
+          <w:lang w:val="zh_TW" w:bidi="zh_TW"/>
+        </w:rPr>
+      </w:r>
+      <w:r>
+        <w:rPr>
+          <w:lang w:val="zh_TW" w:bidi="zh_TW"/>
+        </w:rPr>
       </w:r>
     </w:p>
     <w:p>
@@ -1396,11 +1034,21 @@
           <w:lang w:val="zh_TW" w:bidi="zh_TW"/>
         </w:rPr>
       </w:r>
-      <w:r>
-        <w:rPr>
-          <w:lang w:val="zh_TW" w:bidi="zh_TW"/>
-        </w:rPr>
-        <w:t>上美索不達米亞的亞蘭人在聖經歷史中變得重要。他們建立了若干獨立的亞蘭國家，其中兩個對以色列百姓尤為重要—大衛時代的亞蘭-瑣巴，以及從所羅門時代開始的亞蘭-大馬士革。</w:t>
+    </w:p>
+    <w:p>
+      <w:pPr>
+        <w:pStyle w:val="Heading2"/>
+      </w:pPr>
+      <w:r>
+        <w:rPr>
+          <w:lang w:val="zh_TW" w:bidi="zh_TW"/>
+        </w:rPr>
+        <w:t>休書</w:t>
+      </w:r>
+      <w:r>
+        <w:rPr>
+          <w:lang w:val="zh_TW" w:bidi="zh_TW"/>
+        </w:rPr>
       </w:r>
     </w:p>
     <w:p>
@@ -1414,20 +1062,50 @@
         <w:rPr>
           <w:lang w:val="zh_TW" w:bidi="zh_TW"/>
         </w:rPr>
-        <w:t>大約在公元前1100年，亞蘭部落已經遍布敘利亞，並擴展到約旦河東岸北部，在那裡他們與以色列人發生了衝突。在亞蘭-瑣巴王哈大底謝的鼎盛時期，他有幾個附庸國，如大馬士革、瑪迦和</w:t>
-      </w:r>
-      <w:r>
-        <w:rPr>
-          <w:lang w:val="zh_TW" w:bidi="zh_TW"/>
-        </w:rPr>
-        <w:t>陀伯</w:t>
-      </w:r>
-      <w:r>
-        <w:rPr>
-          <w:lang w:val="zh_TW" w:bidi="zh_TW"/>
-        </w:rPr>
-        <w:t>。他最終被大衛王擊敗（</w:t>
-      </w:r>
+        <w:t>一份根據摩西律法宣告丈夫和妻子分離的文件（</w:t>
+      </w:r>
+      <w:hyperlink r:id="rId24">
+        <w:r>
+          <w:rPr>
+            <w:lang w:val="zh_TW" w:bidi="zh_TW"/>
+          </w:rPr>
+          <w:rPr>
+            <w:color w:val="0000EE"/>
+            <w:u w:val="single"/>
+          </w:rPr>
+          <w:t>申24:1–4</w:t>
+        </w:r>
+      </w:hyperlink>
+      <w:r>
+        <w:rPr>
+          <w:lang w:val="zh_TW" w:bidi="zh_TW"/>
+        </w:rPr>
+        <w:t>；見</w:t>
+      </w:r>
+      <w:hyperlink r:id="rId40">
+        <w:r>
+          <w:rPr>
+            <w:lang w:val="zh_TW" w:bidi="zh_TW"/>
+          </w:rPr>
+          <w:rPr>
+            <w:color w:val="0000EE"/>
+            <w:u w:val="single"/>
+          </w:rPr>
+          <w:t>太5:31，</w:t>
+        </w:r>
+      </w:hyperlink>
+      <w:hyperlink r:id="rId41">
+        <w:r>
+          <w:rPr>
+            <w:lang w:val="zh_TW" w:bidi="zh_TW"/>
+          </w:rPr>
+          <w:rPr>
+            <w:color w:val="0000EE"/>
+            <w:u w:val="single"/>
+          </w:rPr>
+          <w:t>19:7；</w:t>
+        </w:r>
+      </w:hyperlink>
       <w:hyperlink r:id="rId42">
         <w:r>
           <w:rPr>
@@ -1437,14 +1115,14 @@
             <w:color w:val="0000EE"/>
             <w:u w:val="single"/>
           </w:rPr>
-          <w:t>撒母耳記下8:3–4</w:t>
+          <w:t>可10:4</w:t>
         </w:r>
       </w:hyperlink>
       <w:r>
         <w:rPr>
           <w:lang w:val="zh_TW" w:bidi="zh_TW"/>
         </w:rPr>
-        <w:t>；</w:t>
+        <w:t>）。休書保護了婦女的權利，提供她已獲自由的證據，並確保她的丈夫不能索取她的嫁妝。這類文件措辭可見於</w:t>
       </w:r>
       <w:hyperlink r:id="rId43">
         <w:r>
@@ -1455,7 +1133,37 @@
             <w:color w:val="0000EE"/>
             <w:u w:val="single"/>
           </w:rPr>
-          <w:t>10:17–19</w:t>
+          <w:t>何西阿書二章2節</w:t>
+        </w:r>
+      </w:hyperlink>
+      <w:r>
+        <w:rPr>
+          <w:lang w:val="zh_TW" w:bidi="zh_TW"/>
+        </w:rPr>
+        <w:t>：「因為她不是我的妻子， 我也不是她的丈夫」。舊約中的先知以此比喻，表達神欲與悖逆的百姓分離的心意（</w:t>
+      </w:r>
+      <w:hyperlink r:id="rId44">
+        <w:r>
+          <w:rPr>
+            <w:lang w:val="zh_TW" w:bidi="zh_TW"/>
+          </w:rPr>
+          <w:rPr>
+            <w:color w:val="0000EE"/>
+            <w:u w:val="single"/>
+          </w:rPr>
+          <w:t>賽50:1；</w:t>
+        </w:r>
+      </w:hyperlink>
+      <w:hyperlink r:id="rId45">
+        <w:r>
+          <w:rPr>
+            <w:lang w:val="zh_TW" w:bidi="zh_TW"/>
+          </w:rPr>
+          <w:rPr>
+            <w:color w:val="0000EE"/>
+            <w:u w:val="single"/>
+          </w:rPr>
+          <w:t>耶3:8</w:t>
         </w:r>
       </w:hyperlink>
       <w:r>
@@ -1474,487 +1182,46 @@
       </w:r>
       <w:r>
         <w:rPr>
-          <w:lang w:val="zh_TW" w:bidi="zh_TW"/>
-        </w:rPr>
-        <w:t>以色列和猶大發生的事件對大馬士革有一些影響。所羅門去世後，曾經統一的王國分裂為猶大和以色列，兩個小國之間出現了緊張的關係。戰爭在公元前890–880年間爆發，巴沙的以色列與亞撒的猶大之間發生了衝突。亞撒尋求大馬士革的便‧哈達一世的援助（</w:t>
-      </w:r>
-      <w:hyperlink r:id="rId44">
-        <w:r>
-          <w:rPr>
-            <w:lang w:val="zh_TW" w:bidi="zh_TW"/>
-          </w:rPr>
-          <w:rPr>
-            <w:color w:val="0000EE"/>
-            <w:u w:val="single"/>
-          </w:rPr>
-          <w:t>列王紀上15:18</w:t>
-        </w:r>
-      </w:hyperlink>
-      <w:r>
-        <w:rPr>
-          <w:lang w:val="zh_TW" w:bidi="zh_TW"/>
-        </w:rPr>
-        <w:t>）。約旦河東岸的土地多次易手。以色列王暗利的繼任者——即亞哈、亞哈謝、約蘭、耶戶、約哈斯和約阿施——與大馬士革發生了許多衝突。亞哈與便‧哈達及圍攻撒馬利亞的32個盟友作戰（</w:t>
-      </w:r>
-      <w:hyperlink r:id="rId45">
-        <w:r>
-          <w:rPr>
-            <w:lang w:val="zh_TW" w:bidi="zh_TW"/>
-          </w:rPr>
-          <w:rPr>
-            <w:color w:val="0000EE"/>
-            <w:u w:val="single"/>
-          </w:rPr>
-          <w:t>20:1</w:t>
-        </w:r>
-      </w:hyperlink>
-      <w:r>
-        <w:rPr>
-          <w:lang w:val="zh_TW" w:bidi="zh_TW"/>
-        </w:rPr>
-        <w:t>），但以色列擊敗了便‧哈達。第二次，便‧哈達進入以色列領土並到達</w:t>
-      </w:r>
-      <w:r>
-        <w:rPr>
-          <w:lang w:val="zh_TW" w:bidi="zh_TW"/>
-        </w:rPr>
-        <w:t>亞弗</w:t>
-      </w:r>
-      <w:r>
-        <w:rPr>
-          <w:lang w:val="zh_TW" w:bidi="zh_TW"/>
-        </w:rPr>
-        <w:t>（</w:t>
-      </w:r>
-      <w:hyperlink r:id="rId46">
-        <w:r>
-          <w:rPr>
-            <w:lang w:val="zh_TW" w:bidi="zh_TW"/>
-          </w:rPr>
-          <w:rPr>
-            <w:color w:val="0000EE"/>
-            <w:u w:val="single"/>
-          </w:rPr>
-          <w:t>20:26</w:t>
-        </w:r>
-      </w:hyperlink>
-      <w:r>
-        <w:rPr>
-          <w:lang w:val="zh_TW" w:bidi="zh_TW"/>
-        </w:rPr>
-        <w:t>），但他再次被擊敗並被俘。由於他戰敗，並被釋放，作為代價，他被迫在大馬士革開設市場供以色列貿易。在以色列和大馬士革之間三年的平安之後，敵對行動再次爆發，並導致亞哈在基列的拉末地區的戰鬥中被殺（</w:t>
-      </w:r>
-      <w:hyperlink r:id="rId47">
-        <w:r>
-          <w:rPr>
-            <w:lang w:val="zh_TW" w:bidi="zh_TW"/>
-          </w:rPr>
-          <w:rPr>
-            <w:color w:val="0000EE"/>
-            <w:u w:val="single"/>
-          </w:rPr>
-          <w:t>22:29–37</w:t>
-        </w:r>
-      </w:hyperlink>
-      <w:r>
-        <w:rPr>
-          <w:lang w:val="zh_TW" w:bidi="zh_TW"/>
-        </w:rPr>
-        <w:t>）。亞蘭-大馬士革最終被以色列王約阿施擊敗（</w:t>
-      </w:r>
-      <w:hyperlink r:id="rId48">
-        <w:r>
-          <w:rPr>
-            <w:lang w:val="zh_TW" w:bidi="zh_TW"/>
-          </w:rPr>
-          <w:rPr>
-            <w:color w:val="0000EE"/>
-            <w:u w:val="single"/>
-          </w:rPr>
-          <w:t>列王紀下13:25</w:t>
-        </w:r>
-      </w:hyperlink>
-      <w:r>
-        <w:rPr>
-          <w:lang w:val="zh_TW" w:bidi="zh_TW"/>
-        </w:rPr>
-        <w:t>）。</w:t>
-      </w:r>
-    </w:p>
-    <w:p>
-      <w:pPr>
-        <w:pStyle w:val="Heading3"/>
-      </w:pPr>
-      <w:r>
-        <w:rPr>
-          <w:lang w:val="zh_TW" w:bidi="zh_TW"/>
-        </w:rPr>
-        <w:t>亞蘭王國崩潰後的敘利亞</w:t>
-      </w:r>
-    </w:p>
-    <w:p>
-      <w:pPr/>
-      <w:r>
-        <w:rPr>
-          <w:lang w:val="zh_TW" w:bidi="zh_TW"/>
-        </w:rPr>
-      </w:r>
-      <w:r>
-        <w:rPr>
-          <w:lang w:val="zh_TW" w:bidi="zh_TW"/>
-        </w:rPr>
-        <w:t>在公元前733至732年，亞蘭-大馬士革崩潰後，整個地區的政治特性發生了變化。在隨後的幾個世紀中，直到基督教時代，該地區先後被幾個大國控制，沒有獨立的亞蘭國家存留。當亞述在公元前612至609年崩潰時，該地區短暫地被巴比倫控制。隨著波斯王居魯士崛起，敘利亞地區迅速被波斯軍隊佔領。巴勒斯坦、小亞細亞和埃及同時被納入波斯帝國。</w:t>
-      </w:r>
-    </w:p>
-    <w:p>
-      <w:pPr/>
-      <w:r>
-        <w:rPr>
-          <w:lang w:val="zh_TW" w:bidi="zh_TW"/>
-        </w:rPr>
-      </w:r>
-      <w:r>
-        <w:rPr>
-          <w:lang w:val="zh_TW" w:bidi="zh_TW"/>
-        </w:rPr>
-        <w:t>對該地區產生影響的下一個重要政治變革是於公元前360年出現的馬其頓的腓力。他的兒子亞歷山大大帝（公元前336–323年）鞏固了希臘在整個西亞細亞以及遠至印度邊界的勢力。當年僅33歲的他於公元前323年去世後，西亞細亞的控制權落入亞歷山大的將軍手中。將軍塞琉古一世（Seleucus I，公元前312–280年）控制了小亞細亞的南部、敘利亞地區、美索不達米亞，並向東延伸至印度邊界。因此，敘利亞落入了希臘化統治者塞琉古的影響之下，他在安提阿建立了一個新的首都。</w:t>
-      </w:r>
-    </w:p>
-    <w:p>
-      <w:pPr/>
-      <w:r>
-        <w:rPr>
-          <w:lang w:val="zh_TW" w:bidi="zh_TW"/>
-        </w:rPr>
-      </w:r>
-      <w:r>
-        <w:rPr>
-          <w:lang w:val="zh_TW" w:bidi="zh_TW"/>
-        </w:rPr>
-        <w:t>再往西，羅馬正在崛起並將目光投向東方。龐培將軍擊敗了本都年輕的王米特里達梯（Mithridates），並著手摧毀塞琉古王國的殘餘勢力。敘利亞的西部地區在公元前64年被劃為羅馬省。龐培最終進入巴勒斯坦，該地在公元前63年落入羅馬的控制之下。</w:t>
-      </w:r>
-    </w:p>
-    <w:p>
-      <w:pPr/>
-      <w:r>
-        <w:rPr>
-          <w:lang w:val="zh_TW" w:bidi="zh_TW"/>
-        </w:rPr>
-      </w:r>
-      <w:r>
-        <w:rPr>
-          <w:lang w:val="zh_TW" w:bidi="zh_TW"/>
-        </w:rPr>
-        <w:t>羅馬的敘利亞省包括基利家，這是位於小亞細亞東南角的條形領土。北部邊界延伸到幼發拉底河，邊界向南一直延伸到大馬士革，然後向西轉，約在死海中途，繼續向西到地中海。敘利亞的西部邊界是地中海，直到亞歷山大港灣，然後向西。敘利亞省和基利家省（</w:t>
-      </w:r>
-      <w:hyperlink r:id="rId49">
-        <w:r>
-          <w:rPr>
-            <w:lang w:val="zh_TW" w:bidi="zh_TW"/>
-          </w:rPr>
-          <w:rPr>
-            <w:color w:val="0000EE"/>
-            <w:u w:val="single"/>
-          </w:rPr>
-          <w:t>使徒行傳15:23、41</w:t>
-        </w:r>
-      </w:hyperlink>
+          <w:i/>
+          <w:lang w:val="zh_TW" w:bidi="zh_TW"/>
+        </w:rPr>
+        <w:t>另見</w:t>
+      </w:r>
+      <w:r>
+        <w:rPr>
+          <w:lang w:val="zh_TW" w:bidi="zh_TW"/>
+        </w:rPr>
+        <w:t xml:space="preserve"> </w:t>
+      </w:r>
+      <w:r>
+        <w:rPr>
+          <w:lang w:val="zh_TW" w:bidi="zh_TW"/>
+        </w:rPr>
+        <w:t>民事律法和司法</w:t>
+      </w:r>
       <w:r>
         <w:rPr>
           <w:lang w:val="zh_TW" w:bidi="zh_TW"/>
         </w:rPr>
         <w:t>；</w:t>
       </w:r>
-      <w:hyperlink r:id="rId50">
-        <w:r>
-          <w:rPr>
-            <w:lang w:val="zh_TW" w:bidi="zh_TW"/>
-          </w:rPr>
-          <w:rPr>
-            <w:color w:val="0000EE"/>
-            <w:u w:val="single"/>
-          </w:rPr>
-          <w:t>加拉太書1:21</w:t>
-        </w:r>
-      </w:hyperlink>
-      <w:r>
-        <w:rPr>
-          <w:lang w:val="zh_TW" w:bidi="zh_TW"/>
-        </w:rPr>
-        <w:t>）由一位帝國將軍（</w:t>
-      </w:r>
-      <w:r>
-        <w:rPr>
-          <w:i/>
-          <w:lang w:val="zh_TW" w:bidi="zh_TW"/>
-        </w:rPr>
-        <w:t>legatis</w:t>
-      </w:r>
-      <w:r>
-        <w:rPr>
-          <w:lang w:val="zh_TW" w:bidi="zh_TW"/>
-        </w:rPr>
-        <w:t>）統治，他指揮著一支強大的軍團部隊。這樣的一位巡撫居里扭（Quirinius），在凱撒奧古斯都的人口普查時期統治敘利亞；這次人口普查使約瑟和馬利亞來到伯利恆，在那裡耶穌誕生了（</w:t>
-      </w:r>
-      <w:hyperlink r:id="rId51">
-        <w:r>
-          <w:rPr>
-            <w:lang w:val="zh_TW" w:bidi="zh_TW"/>
-          </w:rPr>
-          <w:rPr>
-            <w:color w:val="0000EE"/>
-            <w:u w:val="single"/>
-          </w:rPr>
-          <w:t>路加福音2:2</w:t>
-        </w:r>
-      </w:hyperlink>
-      <w:r>
-        <w:rPr>
-          <w:lang w:val="zh_TW" w:bidi="zh_TW"/>
-        </w:rPr>
-        <w:t>）。</w:t>
-      </w:r>
-    </w:p>
-    <w:p>
-      <w:pPr/>
-      <w:r>
-        <w:rPr>
-          <w:lang w:val="zh_TW" w:bidi="zh_TW"/>
-        </w:rPr>
-      </w:r>
-      <w:r>
-        <w:rPr>
-          <w:lang w:val="zh_TW" w:bidi="zh_TW"/>
-        </w:rPr>
-        <w:t>在接下來的幾個世紀中，大馬士革的人口被基督教化，基督教傳播到羅馬的敘利亞省，形成了至今仍存在的古敘利亞教會。那裡留下了用亞蘭文寫成的基督教文學的非凡遺產。古老的亞蘭文仍然存在，雖然使用了修改過的字母來書寫。</w:t>
-      </w:r>
-    </w:p>
-    <w:p>
-      <w:pPr/>
-      <w:r>
-        <w:rPr>
-          <w:lang w:val="zh_TW" w:bidi="zh_TW"/>
-        </w:rPr>
-      </w:r>
-      <w:r>
-        <w:rPr>
-          <w:lang w:val="zh_TW" w:bidi="zh_TW"/>
-        </w:rPr>
-        <w:t>七世紀伊斯蘭教興起，導致敘利亞教會明顯削弱，不過它從未被完全摧毀。散居的亞蘭文使用者群體仍然在敘利亞的部分地區生存，而現代考古工作已經使許多基督教教堂的遺跡重見光明。</w:t>
-      </w:r>
-    </w:p>
-    <w:p>
-      <w:pPr>
-        <w:pStyle w:val="Heading3"/>
-      </w:pPr>
-      <w:r>
-        <w:rPr>
-          <w:lang w:val="zh_TW" w:bidi="zh_TW"/>
-        </w:rPr>
-        <w:t>語言與文化</w:t>
-      </w:r>
-    </w:p>
-    <w:p>
-      <w:pPr/>
-      <w:r>
-        <w:rPr>
-          <w:lang w:val="zh_TW" w:bidi="zh_TW"/>
-        </w:rPr>
-      </w:r>
-      <w:r>
-        <w:rPr>
-          <w:lang w:val="zh_TW" w:bidi="zh_TW"/>
-        </w:rPr>
-        <w:t>亞蘭文是亞蘭人的語言，目前已發現許多銘文。以色列人採用了亞蘭文字母，該語言成為整個近東外交和行政的國際語言。在波斯時期，從埃及到印度，它是通用語言，在耶穌的時代廣泛使用於巴勒斯坦。「</w:t>
-      </w:r>
-      <w:r>
-        <w:rPr>
-          <w:lang w:val="zh_TW" w:bidi="zh_TW"/>
-        </w:rPr>
-        <w:t>大利大，古米〔</w:t>
-      </w:r>
-      <w:r>
-        <w:rPr>
-          <w:i/>
-          <w:lang w:val="zh_TW" w:bidi="zh_TW"/>
-        </w:rPr>
-        <w:t>talitha cumi</w:t>
-      </w:r>
-      <w:r>
-        <w:rPr>
-          <w:lang w:val="zh_TW" w:bidi="zh_TW"/>
-        </w:rPr>
-        <w:t>〕</w:t>
-      </w:r>
-      <w:r>
-        <w:rPr>
-          <w:lang w:val="zh_TW" w:bidi="zh_TW"/>
-        </w:rPr>
-        <w:t>」（</w:t>
-      </w:r>
-      <w:hyperlink r:id="rId52">
-        <w:r>
-          <w:rPr>
-            <w:lang w:val="zh_TW" w:bidi="zh_TW"/>
-          </w:rPr>
-          <w:rPr>
-            <w:color w:val="0000EE"/>
-            <w:u w:val="single"/>
-          </w:rPr>
-          <w:t>馬可福音5:41</w:t>
-        </w:r>
-      </w:hyperlink>
-      <w:r>
-        <w:rPr>
-          <w:lang w:val="zh_TW" w:bidi="zh_TW"/>
-        </w:rPr>
-        <w:t>）和「主必要來</w:t>
-      </w:r>
-      <w:r>
-        <w:rPr>
-          <w:lang w:val="zh_TW" w:bidi="zh_TW"/>
-        </w:rPr>
-        <w:t>〔</w:t>
-      </w:r>
-      <w:r>
-        <w:rPr>
-          <w:i/>
-          <w:lang w:val="zh_TW" w:bidi="zh_TW"/>
-        </w:rPr>
-        <w:t>marana tha</w:t>
-      </w:r>
-      <w:r>
-        <w:rPr>
-          <w:lang w:val="zh_TW" w:bidi="zh_TW"/>
-        </w:rPr>
-        <w:t>〕</w:t>
-      </w:r>
-      <w:r>
-        <w:rPr>
-          <w:lang w:val="zh_TW" w:bidi="zh_TW"/>
-        </w:rPr>
-        <w:t>」（</w:t>
-      </w:r>
-      <w:hyperlink r:id="rId53">
-        <w:r>
-          <w:rPr>
-            <w:lang w:val="zh_TW" w:bidi="zh_TW"/>
-          </w:rPr>
-          <w:rPr>
-            <w:color w:val="0000EE"/>
-            <w:u w:val="single"/>
-          </w:rPr>
-          <w:t>哥林多前書16:22</w:t>
-        </w:r>
-      </w:hyperlink>
-      <w:r>
-        <w:rPr>
-          <w:lang w:val="zh_TW" w:bidi="zh_TW"/>
-        </w:rPr>
-        <w:t>）是亞蘭文。</w:t>
-      </w:r>
-    </w:p>
-    <w:p>
-      <w:pPr/>
-      <w:r>
-        <w:rPr>
-          <w:lang w:val="zh_TW" w:bidi="zh_TW"/>
-        </w:rPr>
-      </w:r>
-      <w:r>
-        <w:rPr>
-          <w:lang w:val="zh_TW" w:bidi="zh_TW"/>
-        </w:rPr>
-        <w:t>在許多地點的發掘提供了對亞蘭建築、雕塑、陶器和其他藝術的良好了解。亞蘭人的宗教是多神教。人們也崇拜許多外國神祇。主要的亞蘭神祇是古代西閃族的風暴神哈大（Hadad）。在猶大的亞哈斯時代，當基於大馬士革</w:t>
-      </w:r>
-      <w:r>
-        <w:rPr>
-          <w:lang w:val="zh_TW" w:bidi="zh_TW"/>
-        </w:rPr>
-        <w:t>規模樣式</w:t>
-      </w:r>
-      <w:r>
-        <w:rPr>
-          <w:lang w:val="zh_TW" w:bidi="zh_TW"/>
-        </w:rPr>
-        <w:t>的壇被放在聖殿時，大馬士革的崇拜被強加給耶路撒冷的百姓（</w:t>
-      </w:r>
-      <w:hyperlink r:id="rId54">
-        <w:r>
-          <w:rPr>
-            <w:lang w:val="zh_TW" w:bidi="zh_TW"/>
-          </w:rPr>
-          <w:rPr>
-            <w:color w:val="0000EE"/>
-            <w:u w:val="single"/>
-          </w:rPr>
-          <w:t>列王紀下16:10–13</w:t>
-        </w:r>
-      </w:hyperlink>
-      <w:r>
-        <w:rPr>
-          <w:lang w:val="zh_TW" w:bidi="zh_TW"/>
-        </w:rPr>
-        <w:t>）。被亞述統治者撒珥根（Sargon）擄到撒馬利亞的亞蘭人，則帶來了外國的亞蘭崇拜（</w:t>
-      </w:r>
-      <w:hyperlink r:id="rId55">
-        <w:r>
-          <w:rPr>
-            <w:lang w:val="zh_TW" w:bidi="zh_TW"/>
-          </w:rPr>
-          <w:rPr>
-            <w:color w:val="0000EE"/>
-            <w:u w:val="single"/>
-          </w:rPr>
-          <w:t>17:24–34</w:t>
-        </w:r>
-      </w:hyperlink>
-      <w:r>
-        <w:rPr>
-          <w:lang w:val="zh_TW" w:bidi="zh_TW"/>
-        </w:rPr>
-        <w:t>）。</w:t>
-      </w:r>
-    </w:p>
-    <w:p>
-      <w:pPr/>
-      <w:r>
-        <w:rPr>
-          <w:lang w:val="zh_TW" w:bidi="zh_TW"/>
-        </w:rPr>
-      </w:r>
-      <w:r>
-        <w:rPr>
-          <w:lang w:val="zh_TW" w:bidi="zh_TW"/>
-        </w:rPr>
-        <w:t>在亞蘭國家消失後的幾個世紀中，亞蘭文依然存活。基督教形式的亞蘭文，即敘利亞語，留下了大量的文學、歷史、神學、註釋、論文和翻譯作品，這些作品被小心地保存在古老的修道院圖書館中，尤其是在敘利亞北部、伊拉克北部和土耳其南部。</w:t>
-      </w:r>
-    </w:p>
-    <w:p>
-      <w:pPr/>
-      <w:r>
-        <w:rPr>
-          <w:lang w:val="zh_TW" w:bidi="zh_TW"/>
-        </w:rPr>
-      </w:r>
-      <w:r>
-        <w:rPr>
-          <w:i/>
-          <w:lang w:val="zh_TW" w:bidi="zh_TW"/>
-        </w:rPr>
-        <w:t>另見</w:t>
-      </w:r>
-      <w:r>
-        <w:rPr>
-          <w:lang w:val="zh_TW" w:bidi="zh_TW"/>
-        </w:rPr>
-        <w:t xml:space="preserve"> </w:t>
-      </w:r>
-      <w:r>
-        <w:rPr>
-          <w:lang w:val="zh_TW" w:bidi="zh_TW"/>
-        </w:rPr>
-        <w:t>亞蘭文</w:t>
+      <w:r>
+        <w:rPr>
+          <w:lang w:val="zh_TW" w:bidi="zh_TW"/>
+        </w:rPr>
+        <w:t>休妻</w:t>
+      </w:r>
+      <w:r>
+        <w:rPr>
+          <w:lang w:val="zh_TW" w:bidi="zh_TW"/>
+        </w:rPr>
+        <w:t>；</w:t>
+      </w:r>
+      <w:r>
+        <w:rPr>
+          <w:lang w:val="zh_TW" w:bidi="zh_TW"/>
+        </w:rPr>
+        <w:t>婚姻，婚姻習俗</w:t>
       </w:r>
       <w:r>
         <w:rPr>

--- a/zht/docx/179.content.docx
+++ b/zht/docx/179.content.docx
@@ -149,7 +149,7 @@
         <w:rPr>
           <w:lang w:val="zh_TW" w:bidi="zh_TW"/>
         </w:rPr>
-        <w:t>wang</w:t>
+        <w:t>tuo</w:t>
       </w:r>
       <w:r>
         <w:rPr>
@@ -212,7 +212,7 @@
         <w:rPr>
           <w:lang w:val="zh_TW" w:bidi="zh_TW"/>
         </w:rPr>
-        <w:t>王</w:t>
+        <w:t>陀斐特</w:t>
       </w:r>
       <w:r>
         <w:rPr>
@@ -231,7 +231,7 @@
         <w:rPr>
           <w:lang w:val="zh_TW" w:bidi="zh_TW"/>
         </w:rPr>
-        <w:t>希伯來文舊約聖經裡，melek（王）這個詞出現超過2,000次。它可以指神（</w:t>
+        <w:t>欣嫩谷中的一處地方。欣嫩山谷位於耶路撒冷外，是以色列人向摩洛以人獻祭，褻瀆耶和華的地方。作為宗教改革的一部分，約西亞污穢了陀斐特並拆毀了祭壇（</w:t>
       </w:r>
       <w:hyperlink r:id="rId13">
         <w:r>
@@ -242,14 +242,14 @@
             <w:color w:val="0000EE"/>
             <w:u w:val="single"/>
           </w:rPr>
-          <w:t>詩95:3</w:t>
+          <w:t>列王紀下23:10</w:t>
         </w:r>
       </w:hyperlink>
       <w:r>
         <w:rPr>
           <w:lang w:val="zh_TW" w:bidi="zh_TW"/>
         </w:rPr>
-        <w:t>），也可以指人的統治者。一般來說，它指一位在其臣民之上擁有至高權柄與大能的統治者。在舊約聖經中，melek是用來指一個支派的統治者（「米甸的王」，</w:t>
+        <w:t>）。這些改革推翻了他祖父瑪拿西先前所推行的習俗。在約西亞的時代，先知耶利米也曾指出並譴責這些做法的死灰復燃（</w:t>
       </w:r>
       <w:hyperlink r:id="rId14">
         <w:r>
@@ -260,68 +260,14 @@
             <w:color w:val="0000EE"/>
             <w:u w:val="single"/>
           </w:rPr>
-          <w:t>民31:8</w:t>
+          <w:t>耶利米書7:31–32</w:t>
         </w:r>
       </w:hyperlink>
       <w:r>
         <w:rPr>
           <w:lang w:val="zh_TW" w:bidi="zh_TW"/>
         </w:rPr>
-        <w:t>）、一座城的王（耶利哥、艾城；參</w:t>
-      </w:r>
-      <w:hyperlink r:id="rId15">
-        <w:r>
-          <w:rPr>
-            <w:lang w:val="zh_TW" w:bidi="zh_TW"/>
-          </w:rPr>
-          <w:rPr>
-            <w:color w:val="0000EE"/>
-            <w:u w:val="single"/>
-          </w:rPr>
-          <w:t>書12:9–24</w:t>
-        </w:r>
-      </w:hyperlink>
-      <w:r>
-        <w:rPr>
-          <w:lang w:val="zh_TW" w:bidi="zh_TW"/>
-        </w:rPr>
-        <w:t>，其中列出了以色列人所征服的31個城邦的王）、一個民族的王（以色列、猶大、亞捫、摩押、亞蘭），或是一個列邦的君王（如埃及、亞述、巴比倫，或波斯）。也有其它詞語可以指王室身分。非利士人將seren（首領）這個稱號引入希伯來文的詞彙中。非利士的五座城由五個首領治理。另一個指以色列王的詞語是nagid（君王）。掃羅和大衛都曾受膏作以色列的nagid（</w:t>
-      </w:r>
-      <w:hyperlink r:id="rId16">
-        <w:r>
-          <w:rPr>
-            <w:lang w:val="zh_TW" w:bidi="zh_TW"/>
-          </w:rPr>
-          <w:rPr>
-            <w:color w:val="0000EE"/>
-            <w:u w:val="single"/>
-          </w:rPr>
-          <w:t>撒上10:1</w:t>
-        </w:r>
-      </w:hyperlink>
-      <w:r>
-        <w:rPr>
-          <w:lang w:val="zh_TW" w:bidi="zh_TW"/>
-        </w:rPr>
-        <w:t>，</w:t>
-      </w:r>
-      <w:hyperlink r:id="rId17">
-        <w:r>
-          <w:rPr>
-            <w:lang w:val="zh_TW" w:bidi="zh_TW"/>
-          </w:rPr>
-          <w:rPr>
-            <w:color w:val="0000EE"/>
-            <w:u w:val="single"/>
-          </w:rPr>
-          <w:t>16:13</w:t>
-        </w:r>
-      </w:hyperlink>
-      <w:r>
-        <w:rPr>
-          <w:lang w:val="zh_TW" w:bidi="zh_TW"/>
-        </w:rPr>
-        <w:t>）。在新約聖經與七十士譯本（舊約聖經的希臘文譯本）中，希臘文的basileus在意思上與希伯來文的melek相近。新約聖經的basileus可以指公元一世紀的世俗統治者、以色列的王、過去的統治者，也可以指那位屬神的王，就是耶穌基督。</w:t>
+        <w:t>）。</w:t>
       </w:r>
     </w:p>
     <w:p>
@@ -335,9 +281,9 @@
         <w:rPr>
           <w:lang w:val="zh_TW" w:bidi="zh_TW"/>
         </w:rPr>
-        <w:t>「萬王之王」這個稱號是用在耶穌身上（</w:t>
-      </w:r>
-      <w:hyperlink r:id="rId18">
+        <w:t>耶利米預言這個谷將被重新命名為「屠殺谷」，因為這裡將成為巴比倫人在圍攻耶路撒冷期間擊潰猶大的地點。耶利米在陶匠的比喻中重複了這個預言，強調耶路撒冷將被徹底摧毀，以至於它會像陀斐特（</w:t>
+      </w:r>
+      <w:hyperlink r:id="rId15">
         <w:r>
           <w:rPr>
             <w:lang w:val="zh_TW" w:bidi="zh_TW"/>
@@ -346,16 +292,16 @@
             <w:color w:val="0000EE"/>
             <w:u w:val="single"/>
           </w:rPr>
-          <w:t>提前6:15</w:t>
+          <w:t>19:12</w:t>
         </w:r>
       </w:hyperlink>
       <w:r>
         <w:rPr>
           <w:lang w:val="zh_TW" w:bidi="zh_TW"/>
         </w:rPr>
-        <w:t>），是一個希伯來式的說法，意思是至高的王，或最偉大的王。例如，以西結預言泰爾傾覆的經文中稱尼布甲尼撒為「諸王之王」（</w:t>
-      </w:r>
-      <w:hyperlink r:id="rId19">
+        <w:t>）一樣。那時，陀斐特顯然已經成為城市裡的垃圾場，破碎的陶器被丟棄在那裡，無法在任何城市的墓地進行的安葬，也會在那裡進行（第</w:t>
+      </w:r>
+      <w:hyperlink r:id="rId16">
         <w:r>
           <w:rPr>
             <w:lang w:val="zh_TW" w:bidi="zh_TW"/>
@@ -364,43 +310,14 @@
             <w:color w:val="0000EE"/>
             <w:u w:val="single"/>
           </w:rPr>
-          <w:t>結26:7</w:t>
+          <w:t>11</w:t>
         </w:r>
       </w:hyperlink>
       <w:r>
         <w:rPr>
           <w:lang w:val="zh_TW" w:bidi="zh_TW"/>
         </w:rPr>
-        <w:t>）。亞述和巴比倫的大君王引入這個稱號。在他們之前，統治者的稱號是「王」或「大王」，例如</w:t>
-      </w:r>
-      <w:hyperlink r:id="rId20">
-        <w:r>
-          <w:rPr>
-            <w:lang w:val="zh_TW" w:bidi="zh_TW"/>
-          </w:rPr>
-          <w:rPr>
-            <w:color w:val="0000EE"/>
-            <w:u w:val="single"/>
-          </w:rPr>
-          <w:t>列王紀下十八章28節</w:t>
-        </w:r>
-      </w:hyperlink>
-      <w:r>
-        <w:rPr>
-          <w:lang w:val="zh_TW" w:bidi="zh_TW"/>
-        </w:rPr>
-        <w:t>所述：「你們當聽亞述大王的話」。後來的統治者擴張帝國疆域時，也會改變自己的稱號。</w:t>
-      </w:r>
-    </w:p>
-    <w:p>
-      <w:pPr>
-        <w:pStyle w:val="Heading3"/>
-      </w:pPr>
-      <w:r>
-        <w:rPr>
-          <w:lang w:val="zh_TW" w:bidi="zh_TW"/>
-        </w:rPr>
-        <w:t>以色列的王權</w:t>
+        <w:t>節）。</w:t>
       </w:r>
     </w:p>
     <w:p>
@@ -414,7 +331,79 @@
         <w:rPr>
           <w:lang w:val="zh_TW" w:bidi="zh_TW"/>
         </w:rPr>
-        <w:t>神揀選亞伯拉罕作多國之父；彌賽亞要藉著他和他的後裔在地上掌權。神在賜給亞伯拉罕的應許裡屢次向他保證，他必作一個強大民族之父，神要把迦南地賜給這個民族，而且君王必從他的後裔而出（</w:t>
+        <w:t>雖然陀斐特在新約聖經中沒有被提及，但它與磯漢拿（Gehenna ，「欣嫩谷」的亞蘭文形式）有關。磯漢拿指的是毀滅之地，通常在新約聖經中被翻譯為「地獄」（</w:t>
+      </w:r>
+      <w:hyperlink r:id="rId17">
+        <w:r>
+          <w:rPr>
+            <w:lang w:val="zh_TW" w:bidi="zh_TW"/>
+          </w:rPr>
+          <w:rPr>
+            <w:color w:val="0000EE"/>
+            <w:u w:val="single"/>
+          </w:rPr>
+          <w:t>馬太福音5:22、29–30</w:t>
+        </w:r>
+      </w:hyperlink>
+      <w:r>
+        <w:rPr>
+          <w:lang w:val="zh_TW" w:bidi="zh_TW"/>
+        </w:rPr>
+        <w:t>，</w:t>
+      </w:r>
+      <w:hyperlink r:id="rId18">
+        <w:r>
+          <w:rPr>
+            <w:lang w:val="zh_TW" w:bidi="zh_TW"/>
+          </w:rPr>
+          <w:rPr>
+            <w:color w:val="0000EE"/>
+            <w:u w:val="single"/>
+          </w:rPr>
+          <w:t>10:28</w:t>
+        </w:r>
+      </w:hyperlink>
+      <w:r>
+        <w:rPr>
+          <w:lang w:val="zh_TW" w:bidi="zh_TW"/>
+        </w:rPr>
+        <w:t>，</w:t>
+      </w:r>
+      <w:hyperlink r:id="rId19">
+        <w:r>
+          <w:rPr>
+            <w:lang w:val="zh_TW" w:bidi="zh_TW"/>
+          </w:rPr>
+          <w:rPr>
+            <w:color w:val="0000EE"/>
+            <w:u w:val="single"/>
+          </w:rPr>
+          <w:t>18:9</w:t>
+        </w:r>
+      </w:hyperlink>
+      <w:r>
+        <w:rPr>
+          <w:lang w:val="zh_TW" w:bidi="zh_TW"/>
+        </w:rPr>
+        <w:t>；</w:t>
+      </w:r>
+      <w:hyperlink r:id="rId20">
+        <w:r>
+          <w:rPr>
+            <w:lang w:val="zh_TW" w:bidi="zh_TW"/>
+          </w:rPr>
+          <w:rPr>
+            <w:color w:val="0000EE"/>
+            <w:u w:val="single"/>
+          </w:rPr>
+          <w:t>馬可福音9:43–47</w:t>
+        </w:r>
+      </w:hyperlink>
+      <w:r>
+        <w:rPr>
+          <w:lang w:val="zh_TW" w:bidi="zh_TW"/>
+        </w:rPr>
+        <w:t>；</w:t>
       </w:r>
       <w:hyperlink r:id="rId21">
         <w:r>
@@ -425,50 +414,24 @@
             <w:color w:val="0000EE"/>
             <w:u w:val="single"/>
           </w:rPr>
-          <w:t>創17:6</w:t>
+          <w:t>路加福音12:5</w:t>
         </w:r>
       </w:hyperlink>
       <w:r>
         <w:rPr>
           <w:lang w:val="zh_TW" w:bidi="zh_TW"/>
         </w:rPr>
-        <w:t>）。亞伯拉罕遵行神吩咐他受割禮的命令，表明他接受神在他家中掌權；這也使亞伯拉罕的宗族分別出來，事奉神（</w:t>
-      </w:r>
-      <w:hyperlink r:id="rId22">
-        <w:r>
-          <w:rPr>
-            <w:lang w:val="zh_TW" w:bidi="zh_TW"/>
-          </w:rPr>
-          <w:rPr>
-            <w:color w:val="0000EE"/>
-            <w:u w:val="single"/>
-          </w:rPr>
-          <w:t>10–14</w:t>
-        </w:r>
-      </w:hyperlink>
-      <w:r>
-        <w:rPr>
-          <w:lang w:val="zh_TW" w:bidi="zh_TW"/>
-        </w:rPr>
-        <w:t>節）。神與亞伯拉罕和他後裔建立關係的終極目的是，神要作以色列的王，而祂的百姓也要藉著忠心順服祂，表明他們接受祂掌權（</w:t>
-      </w:r>
-      <w:hyperlink r:id="rId23">
-        <w:r>
-          <w:rPr>
-            <w:lang w:val="zh_TW" w:bidi="zh_TW"/>
-          </w:rPr>
-          <w:rPr>
-            <w:color w:val="0000EE"/>
-            <w:u w:val="single"/>
-          </w:rPr>
-          <w:t>9</w:t>
-        </w:r>
-      </w:hyperlink>
-      <w:r>
-        <w:rPr>
-          <w:lang w:val="zh_TW" w:bidi="zh_TW"/>
-        </w:rPr>
-        <w:t>節）。</w:t>
+        <w:t>）。</w:t>
+      </w:r>
+      <w:r>
+        <w:rPr>
+          <w:lang w:val="zh_TW" w:bidi="zh_TW"/>
+        </w:rPr>
+      </w:r>
+      <w:r>
+        <w:rPr>
+          <w:lang w:val="zh_TW" w:bidi="zh_TW"/>
+        </w:rPr>
       </w:r>
     </w:p>
     <w:p>
@@ -478,11 +441,21 @@
           <w:lang w:val="zh_TW" w:bidi="zh_TW"/>
         </w:rPr>
       </w:r>
-      <w:r>
-        <w:rPr>
-          <w:lang w:val="zh_TW" w:bidi="zh_TW"/>
-        </w:rPr>
-        <w:t>這約的核心是，神期望他們忠於祂的掌權。亞伯拉罕和他的後裔要與這位大君王相交，藉著這樣的生活，在列邦中施行神所賜的「治理」。祂要藉著亞伯拉罕和他的後裔興起一個「君尊的民族（royal nation）」，使他們得以重新承受治理祂所創造萬有的全部特權。</w:t>
+    </w:p>
+    <w:p>
+      <w:pPr>
+        <w:pStyle w:val="Heading2"/>
+      </w:pPr>
+      <w:r>
+        <w:rPr>
+          <w:lang w:val="zh_TW" w:bidi="zh_TW"/>
+        </w:rPr>
+        <w:t>陀迦瑪</w:t>
+      </w:r>
+      <w:r>
+        <w:rPr>
+          <w:lang w:val="zh_TW" w:bidi="zh_TW"/>
+        </w:rPr>
       </w:r>
     </w:p>
     <w:p>
@@ -496,7 +469,43 @@
         <w:rPr>
           <w:lang w:val="zh_TW" w:bidi="zh_TW"/>
         </w:rPr>
-        <w:t>耶和華也與以色列立約。這約是出於主權的恩典與應許的治理；耶和華藉著祂律法的約束，也藉著祂親自同在，使這百姓分別為聖歸給祂。這個民族親眼看見神怎樣看顧他們，就必須學習：他們如果順服神的要求，神權政體的國度（theocratic kingdom）就能在地上成為現實。在西奈之約裡，神權政體（theocracy，就是神的掌權）得以建立。神把誡命託付給以色列，好叫他們顯出自己是神權政體的民族，正如神向摩西所啟示的話：「如今你們若實在聽從我的話，遵守我的約，就要在萬民中作屬我的子民，因為全地都是我的。你們要歸我作祭司的國度，為聖潔的國民。」（</w:t>
+        <w:t>歌篾的第三個兒子，雅弗的後裔（</w:t>
+      </w:r>
+      <w:hyperlink r:id="rId22">
+        <w:r>
+          <w:rPr>
+            <w:lang w:val="zh_TW" w:bidi="zh_TW"/>
+          </w:rPr>
+          <w:rPr>
+            <w:color w:val="0000EE"/>
+            <w:u w:val="single"/>
+          </w:rPr>
+          <w:t>創10:3</w:t>
+        </w:r>
+      </w:hyperlink>
+      <w:r>
+        <w:rPr>
+          <w:lang w:val="zh_TW" w:bidi="zh_TW"/>
+        </w:rPr>
+        <w:t>；</w:t>
+      </w:r>
+      <w:hyperlink r:id="rId23">
+        <w:r>
+          <w:rPr>
+            <w:lang w:val="zh_TW" w:bidi="zh_TW"/>
+          </w:rPr>
+          <w:rPr>
+            <w:color w:val="0000EE"/>
+            <w:u w:val="single"/>
+          </w:rPr>
+          <w:t>代上1:6</w:t>
+        </w:r>
+      </w:hyperlink>
+      <w:r>
+        <w:rPr>
+          <w:lang w:val="zh_TW" w:bidi="zh_TW"/>
+        </w:rPr>
+        <w:t>）。陀迦瑪人（Beth-togarmah，意為「陀迦瑪之家」）出現在以西結對抗那些敵對以色列之國家的預言中（</w:t>
       </w:r>
       <w:hyperlink r:id="rId24">
         <w:r>
@@ -507,14 +516,60 @@
             <w:color w:val="0000EE"/>
             <w:u w:val="single"/>
           </w:rPr>
-          <w:t>出19:5–6</w:t>
+          <w:t>結27:14</w:t>
         </w:r>
       </w:hyperlink>
       <w:r>
         <w:rPr>
           <w:lang w:val="zh_TW" w:bidi="zh_TW"/>
         </w:rPr>
-        <w:t>）。他們是神為列邦所揀選的；藉著以色列像祭司一樣的順服與代求，全地就能認識創造主—救贖主（Creator-Redeemer）。</w:t>
+        <w:t>，</w:t>
+      </w:r>
+      <w:hyperlink r:id="rId25">
+        <w:r>
+          <w:rPr>
+            <w:lang w:val="zh_TW" w:bidi="zh_TW"/>
+          </w:rPr>
+          <w:rPr>
+            <w:color w:val="0000EE"/>
+            <w:u w:val="single"/>
+          </w:rPr>
+          <w:t>38:6</w:t>
+        </w:r>
+      </w:hyperlink>
+      <w:r>
+        <w:rPr>
+          <w:lang w:val="zh_TW" w:bidi="zh_TW"/>
+        </w:rPr>
+        <w:t>）。陀迦瑪人曾是泰爾的主要貿易夥伴之一，負責供應戰馬和騾子。由於陀迦瑪經常與雅完、土巴、米設、底但和他施聯繫在一起，所以以西結在寫作時很可能參考了</w:t>
+      </w:r>
+      <w:hyperlink r:id="rId26">
+        <w:r>
+          <w:rPr>
+            <w:lang w:val="zh_TW" w:bidi="zh_TW"/>
+          </w:rPr>
+          <w:rPr>
+            <w:color w:val="0000EE"/>
+            <w:u w:val="single"/>
+          </w:rPr>
+          <w:t>創世記十章</w:t>
+        </w:r>
+      </w:hyperlink>
+      <w:r>
+        <w:rPr>
+          <w:lang w:val="zh_TW" w:bidi="zh_TW"/>
+        </w:rPr>
+        <w:t>中的民族名單。作為一個民族學術語，大多數人將陀迦瑪辨識為亞美尼亞人（Armenia）。亞美尼亞人則將陀迦瑪人（Thorgon）視為他們民族的起源。</w:t>
+      </w:r>
+      <w:r>
+        <w:rPr>
+          <w:lang w:val="zh_TW" w:bidi="zh_TW"/>
+        </w:rPr>
+      </w:r>
+      <w:r>
+        <w:rPr>
+          <w:lang w:val="zh_TW" w:bidi="zh_TW"/>
+        </w:rPr>
       </w:r>
     </w:p>
     <w:p>
@@ -524,11 +579,248 @@
           <w:lang w:val="zh_TW" w:bidi="zh_TW"/>
         </w:rPr>
       </w:r>
-      <w:r>
-        <w:rPr>
-          <w:lang w:val="zh_TW" w:bidi="zh_TW"/>
-        </w:rPr>
-        <w:t>神的王權的特質包括：大能、榮耀、信實、智慧、眷顧、服事、將權柄分派給人、賜福與保護、公義的治理、審判、伸冤、拯救。以色列的王權也應當與神的王權一樣。他們多樣且有時複雜的律法，教導以色列分辨聖與俗、潔淨與不潔淨、神的道路與列邦的道路。神的道路增進愛、信實、公義、和平、和諧、服事、對人的眷顧、智慧的生活、保護困苦的人，並審判有罪的人。世界諸國的道路卻往往助長自私、混亂、專制，並且輕看公義。</w:t>
+    </w:p>
+    <w:p>
+      <w:pPr>
+        <w:pStyle w:val="Heading2"/>
+      </w:pPr>
+      <w:r>
+        <w:rPr>
+          <w:lang w:val="zh_TW" w:bidi="zh_TW"/>
+        </w:rPr>
+        <w:t>陀拉</w:t>
+      </w:r>
+      <w:r>
+        <w:rPr>
+          <w:lang w:val="zh_TW" w:bidi="zh_TW"/>
+        </w:rPr>
+      </w:r>
+    </w:p>
+    <w:p>
+      <w:pPr>
+        <w:pStyle w:val="ListNumber"/>
+        <w:numPr>
+          <w:ilvl w:val="0"/>
+          <w:numId w:val="14"/>
+        </w:numPr>
+        <w:spacing w:line="240" w:lineRule="auto"/>
+        <w:ind w:left="720"/>
+      </w:pPr>
+      <w:r>
+        <w:rPr>
+          <w:lang w:val="zh_TW" w:bidi="zh_TW"/>
+        </w:rPr>
+      </w:r>
+      <w:r>
+        <w:rPr>
+          <w:lang w:val="zh_TW" w:bidi="zh_TW"/>
+        </w:rPr>
+        <w:t>以薩迦的四個兒子之一，也是雅各全家66位隨他下埃及與約瑟團聚的後裔之一（</w:t>
+      </w:r>
+      <w:hyperlink r:id="rId27">
+        <w:r>
+          <w:rPr>
+            <w:lang w:val="zh_TW" w:bidi="zh_TW"/>
+          </w:rPr>
+          <w:rPr>
+            <w:color w:val="0000EE"/>
+            <w:u w:val="single"/>
+          </w:rPr>
+          <w:t>創46:13</w:t>
+        </w:r>
+      </w:hyperlink>
+      <w:r>
+        <w:rPr>
+          <w:lang w:val="zh_TW" w:bidi="zh_TW"/>
+        </w:rPr>
+        <w:t>）；摩西和以利亞撒為以色列人數點人數時，陀拉的後裔列為以薩迦支派四大家族中的第一族（</w:t>
+      </w:r>
+      <w:hyperlink r:id="rId28">
+        <w:r>
+          <w:rPr>
+            <w:lang w:val="zh_TW" w:bidi="zh_TW"/>
+          </w:rPr>
+          <w:rPr>
+            <w:color w:val="0000EE"/>
+            <w:u w:val="single"/>
+          </w:rPr>
+          <w:t>民26:23</w:t>
+        </w:r>
+      </w:hyperlink>
+      <w:r>
+        <w:rPr>
+          <w:lang w:val="zh_TW" w:bidi="zh_TW"/>
+        </w:rPr>
+        <w:t>）。陀拉的兒子有烏西、利法雅、耶勒、 雅買、 易伯散和示母利（</w:t>
+      </w:r>
+      <w:hyperlink r:id="rId29">
+        <w:r>
+          <w:rPr>
+            <w:lang w:val="zh_TW" w:bidi="zh_TW"/>
+          </w:rPr>
+          <w:rPr>
+            <w:color w:val="0000EE"/>
+            <w:u w:val="single"/>
+          </w:rPr>
+          <w:t>代上7:2</w:t>
+        </w:r>
+      </w:hyperlink>
+      <w:r>
+        <w:rPr>
+          <w:lang w:val="zh_TW" w:bidi="zh_TW"/>
+        </w:rPr>
+        <w:t>）。陀拉族因陀拉得名（</w:t>
+      </w:r>
+      <w:hyperlink r:id="rId28">
+        <w:r>
+          <w:rPr>
+            <w:lang w:val="zh_TW" w:bidi="zh_TW"/>
+          </w:rPr>
+          <w:rPr>
+            <w:color w:val="0000EE"/>
+            <w:u w:val="single"/>
+          </w:rPr>
+          <w:t>民26:23</w:t>
+        </w:r>
+      </w:hyperlink>
+      <w:r>
+        <w:rPr>
+          <w:lang w:val="zh_TW" w:bidi="zh_TW"/>
+        </w:rPr>
+        <w:t>），到了大衛時代，他家族中的勇士共有22,600人（</w:t>
+      </w:r>
+      <w:hyperlink r:id="rId30">
+        <w:r>
+          <w:rPr>
+            <w:lang w:val="zh_TW" w:bidi="zh_TW"/>
+          </w:rPr>
+          <w:rPr>
+            <w:color w:val="0000EE"/>
+            <w:u w:val="single"/>
+          </w:rPr>
+          <w:t>代上7:1–2</w:t>
+        </w:r>
+      </w:hyperlink>
+      <w:r>
+        <w:rPr>
+          <w:lang w:val="zh_TW" w:bidi="zh_TW"/>
+        </w:rPr>
+        <w:t>）。</w:t>
+      </w:r>
+    </w:p>
+    <w:p>
+      <w:pPr>
+        <w:pStyle w:val="ListNumber"/>
+        <w:spacing w:line="240" w:lineRule="auto"/>
+        <w:ind w:left="720"/>
+      </w:pPr>
+      <w:r>
+        <w:rPr>
+          <w:lang w:val="zh_TW" w:bidi="zh_TW"/>
+        </w:rPr>
+      </w:r>
+      <w:r>
+        <w:rPr>
+          <w:lang w:val="zh_TW" w:bidi="zh_TW"/>
+        </w:rPr>
+        <w:t>以色列的士師，是普瓦的兒子、朵多的孫子（</w:t>
+      </w:r>
+      <w:hyperlink r:id="rId31">
+        <w:r>
+          <w:rPr>
+            <w:lang w:val="zh_TW" w:bidi="zh_TW"/>
+          </w:rPr>
+          <w:rPr>
+            <w:color w:val="0000EE"/>
+            <w:u w:val="single"/>
+          </w:rPr>
+          <w:t>士10:1</w:t>
+        </w:r>
+      </w:hyperlink>
+      <w:r>
+        <w:rPr>
+          <w:lang w:val="zh_TW" w:bidi="zh_TW"/>
+        </w:rPr>
+        <w:t>），屬以薩迦支派。他住在以法蓮山地的沙密，也葬在那裡。他在那裡作以色列的士師23年。</w:t>
+        <w:br/>
+      </w:r>
+      <w:r>
+        <w:rPr>
+          <w:lang w:val="zh_TW" w:bidi="zh_TW"/>
+        </w:rPr>
+        <w:t>亞比米勒企圖在示劍建立王朝，最後卻以失敗告終。此後，陀拉拯救了以色列，但聖經只用兩節經文記述他的事蹟（</w:t>
+      </w:r>
+      <w:hyperlink r:id="rId32">
+        <w:r>
+          <w:rPr>
+            <w:lang w:val="zh_TW" w:bidi="zh_TW"/>
+          </w:rPr>
+          <w:rPr>
+            <w:color w:val="0000EE"/>
+            <w:u w:val="single"/>
+          </w:rPr>
+          <w:t>士10:1–2</w:t>
+        </w:r>
+      </w:hyperlink>
+      <w:r>
+        <w:rPr>
+          <w:lang w:val="zh_TW" w:bidi="zh_TW"/>
+        </w:rPr>
+        <w:t>）。他和其它只簡略提到的「小士師」（例：</w:t>
+      </w:r>
+      <w:hyperlink r:id="rId33">
+        <w:r>
+          <w:rPr>
+            <w:lang w:val="zh_TW" w:bidi="zh_TW"/>
+          </w:rPr>
+          <w:rPr>
+            <w:color w:val="0000EE"/>
+            <w:u w:val="single"/>
+          </w:rPr>
+          <w:t>12:8–15</w:t>
+        </w:r>
+      </w:hyperlink>
+      <w:r>
+        <w:rPr>
+          <w:lang w:val="zh_TW" w:bidi="zh_TW"/>
+        </w:rPr>
+        <w:t>）一樣，主要職責是施行審判；相較之下，一些較著名的士師（例：基甸和耶弗他）主要是軍事領袖，而不一定真正擔任審判的職責。</w:t>
+        <w:br/>
+      </w:r>
+      <w:r>
+        <w:rPr>
+          <w:i/>
+          <w:lang w:val="zh_TW" w:bidi="zh_TW"/>
+        </w:rPr>
+        <w:t>另見</w:t>
+      </w:r>
+      <w:r>
+        <w:rPr>
+          <w:lang w:val="zh_TW" w:bidi="zh_TW"/>
+        </w:rPr>
+        <w:t xml:space="preserve"> </w:t>
+      </w:r>
+      <w:r>
+        <w:rPr>
+          <w:lang w:val="zh_TW" w:bidi="zh_TW"/>
+        </w:rPr>
+        <w:t>士師記</w:t>
+      </w:r>
+      <w:r>
+        <w:rPr>
+          <w:lang w:val="zh_TW" w:bidi="zh_TW"/>
+        </w:rPr>
+        <w:t>。</w:t>
+      </w:r>
+      <w:r>
+        <w:rPr>
+          <w:lang w:val="zh_TW" w:bidi="zh_TW"/>
+        </w:rPr>
+      </w:r>
+      <w:r>
+        <w:rPr>
+          <w:lang w:val="zh_TW" w:bidi="zh_TW"/>
+        </w:rPr>
       </w:r>
     </w:p>
     <w:p>
@@ -538,209 +830,21 @@
           <w:lang w:val="zh_TW" w:bidi="zh_TW"/>
         </w:rPr>
       </w:r>
-      <w:r>
-        <w:rPr>
-          <w:lang w:val="zh_TW" w:bidi="zh_TW"/>
-        </w:rPr>
-        <w:t>耶和華也設立一套組織架構，為要推動祂神權政體的目的。在曠野，摩西和以色列所揀選的領袖（</w:t>
-      </w:r>
-      <w:hyperlink r:id="rId25">
-        <w:r>
-          <w:rPr>
-            <w:lang w:val="zh_TW" w:bidi="zh_TW"/>
-          </w:rPr>
-          <w:rPr>
-            <w:color w:val="0000EE"/>
-            <w:u w:val="single"/>
-          </w:rPr>
-          <w:t>出18:19–26</w:t>
-        </w:r>
-      </w:hyperlink>
-      <w:r>
-        <w:rPr>
-          <w:lang w:val="zh_TW" w:bidi="zh_TW"/>
-        </w:rPr>
-        <w:t>；</w:t>
-      </w:r>
-      <w:hyperlink r:id="rId26">
-        <w:r>
-          <w:rPr>
-            <w:lang w:val="zh_TW" w:bidi="zh_TW"/>
-          </w:rPr>
-          <w:rPr>
-            <w:color w:val="0000EE"/>
-            <w:u w:val="single"/>
-          </w:rPr>
-          <w:t>民11:24–25</w:t>
-        </w:r>
-      </w:hyperlink>
-      <w:r>
-        <w:rPr>
-          <w:lang w:val="zh_TW" w:bidi="zh_TW"/>
-        </w:rPr>
-        <w:t>；參</w:t>
-      </w:r>
-      <w:hyperlink r:id="rId27">
-        <w:r>
-          <w:rPr>
-            <w:lang w:val="zh_TW" w:bidi="zh_TW"/>
-          </w:rPr>
-          <w:rPr>
-            <w:color w:val="0000EE"/>
-            <w:u w:val="single"/>
-          </w:rPr>
-          <w:t>申1:15–18</w:t>
-        </w:r>
-      </w:hyperlink>
-      <w:r>
-        <w:rPr>
-          <w:lang w:val="zh_TW" w:bidi="zh_TW"/>
-        </w:rPr>
-        <w:t>）成為神的器皿，在以色列中維護祂作王的統治。摩西死後，約書亞接續承擔神權政體的治理。耶和華與他同在，正如祂與摩西同在一樣；以色列眾人也看出，在約書亞的帶領中，神得以繼續掌權（</w:t>
-      </w:r>
-      <w:hyperlink r:id="rId28">
-        <w:r>
-          <w:rPr>
-            <w:lang w:val="zh_TW" w:bidi="zh_TW"/>
-          </w:rPr>
-          <w:rPr>
-            <w:color w:val="0000EE"/>
-            <w:u w:val="single"/>
-          </w:rPr>
-          <w:t>申34:9</w:t>
-        </w:r>
-      </w:hyperlink>
-      <w:r>
-        <w:rPr>
-          <w:lang w:val="zh_TW" w:bidi="zh_TW"/>
-        </w:rPr>
-        <w:t>；</w:t>
-      </w:r>
-      <w:hyperlink r:id="rId29">
-        <w:r>
-          <w:rPr>
-            <w:lang w:val="zh_TW" w:bidi="zh_TW"/>
-          </w:rPr>
-          <w:rPr>
-            <w:color w:val="0000EE"/>
-            <w:u w:val="single"/>
-          </w:rPr>
-          <w:t>書3:7</w:t>
-        </w:r>
-      </w:hyperlink>
-      <w:r>
-        <w:rPr>
-          <w:lang w:val="zh_TW" w:bidi="zh_TW"/>
-        </w:rPr>
-        <w:t>，</w:t>
-      </w:r>
-      <w:hyperlink r:id="rId30">
-        <w:r>
-          <w:rPr>
-            <w:lang w:val="zh_TW" w:bidi="zh_TW"/>
-          </w:rPr>
-          <w:rPr>
-            <w:color w:val="0000EE"/>
-            <w:u w:val="single"/>
-          </w:rPr>
-          <w:t>4:14</w:t>
-        </w:r>
-      </w:hyperlink>
-      <w:r>
-        <w:rPr>
-          <w:lang w:val="zh_TW" w:bidi="zh_TW"/>
-        </w:rPr>
-        <w:t>）。約書亞像摩西臨終前所作的一樣，勸勉領袖和以色列要持守這恩典的立約關係（</w:t>
-      </w:r>
-      <w:hyperlink r:id="rId31">
-        <w:r>
-          <w:rPr>
-            <w:lang w:val="zh_TW" w:bidi="zh_TW"/>
-          </w:rPr>
-          <w:rPr>
-            <w:color w:val="0000EE"/>
-            <w:u w:val="single"/>
-          </w:rPr>
-          <w:t>書23–24章</w:t>
-        </w:r>
-      </w:hyperlink>
-      <w:r>
-        <w:rPr>
-          <w:lang w:val="zh_TW" w:bidi="zh_TW"/>
-        </w:rPr>
-        <w:t>）。然而，以色列因貪婪、淫亂、紛爭、拜偶像而走向滅亡。在士師的時期，各人任意而行，自以為對（</w:t>
-      </w:r>
-      <w:hyperlink r:id="rId32">
-        <w:r>
-          <w:rPr>
-            <w:lang w:val="zh_TW" w:bidi="zh_TW"/>
-          </w:rPr>
-          <w:rPr>
-            <w:color w:val="0000EE"/>
-            <w:u w:val="single"/>
-          </w:rPr>
-          <w:t>士17:6</w:t>
-        </w:r>
-      </w:hyperlink>
-      <w:r>
-        <w:rPr>
-          <w:lang w:val="zh_TW" w:bidi="zh_TW"/>
-        </w:rPr>
-        <w:t>，</w:t>
-      </w:r>
-      <w:hyperlink r:id="rId33">
-        <w:r>
-          <w:rPr>
-            <w:lang w:val="zh_TW" w:bidi="zh_TW"/>
-          </w:rPr>
-          <w:rPr>
-            <w:color w:val="0000EE"/>
-            <w:u w:val="single"/>
-          </w:rPr>
-          <w:t>18:1</w:t>
-        </w:r>
-      </w:hyperlink>
-      <w:r>
-        <w:rPr>
-          <w:lang w:val="zh_TW" w:bidi="zh_TW"/>
-        </w:rPr>
-        <w:t>，</w:t>
-      </w:r>
-      <w:hyperlink r:id="rId34">
-        <w:r>
-          <w:rPr>
-            <w:lang w:val="zh_TW" w:bidi="zh_TW"/>
-          </w:rPr>
-          <w:rPr>
-            <w:color w:val="0000EE"/>
-            <w:u w:val="single"/>
-          </w:rPr>
-          <w:t>19:1</w:t>
-        </w:r>
-      </w:hyperlink>
-      <w:r>
-        <w:rPr>
-          <w:lang w:val="zh_TW" w:bidi="zh_TW"/>
-        </w:rPr>
-        <w:t>，</w:t>
-      </w:r>
-      <w:hyperlink r:id="rId35">
-        <w:r>
-          <w:rPr>
-            <w:lang w:val="zh_TW" w:bidi="zh_TW"/>
-          </w:rPr>
-          <w:rPr>
-            <w:color w:val="0000EE"/>
-            <w:u w:val="single"/>
-          </w:rPr>
-          <w:t>21:25</w:t>
-        </w:r>
-      </w:hyperlink>
-      <w:r>
-        <w:rPr>
-          <w:lang w:val="zh_TW" w:bidi="zh_TW"/>
-        </w:rPr>
-        <w:t>）。那時以色列中沒有王。士師是軍事領袖，耶和華興起他們，為要拯救祂的百姓脫離外邦欺壓。然而，即使以色列活得好像神不是他們的王，神仍然作王。士師時期顯明，以色列背道，又不順服他們的王，所以無法有效應付周圍的列邦。</w:t>
+    </w:p>
+    <w:p>
+      <w:pPr>
+        <w:pStyle w:val="Heading2"/>
+      </w:pPr>
+      <w:r>
+        <w:rPr>
+          <w:lang w:val="zh_TW" w:bidi="zh_TW"/>
+        </w:rPr>
+        <w:t>妥拉</w:t>
+      </w:r>
+      <w:r>
+        <w:rPr>
+          <w:lang w:val="zh_TW" w:bidi="zh_TW"/>
+        </w:rPr>
       </w:r>
     </w:p>
     <w:p>
@@ -754,97 +858,31 @@
         <w:rPr>
           <w:lang w:val="zh_TW" w:bidi="zh_TW"/>
         </w:rPr>
-        <w:t>撒母耳的事奉使以色列恢復神權政體的領導。撒母耳生在利未人的家中，在示羅的會幕事奉耶和華。他蒙召作先知——自從摩西死後，這職分一直沒有人承擔（</w:t>
-      </w:r>
-      <w:hyperlink r:id="rId36">
-        <w:r>
-          <w:rPr>
-            <w:lang w:val="zh_TW" w:bidi="zh_TW"/>
-          </w:rPr>
-          <w:rPr>
-            <w:color w:val="0000EE"/>
-            <w:u w:val="single"/>
-          </w:rPr>
-          <w:t>撒上3:20–21</w:t>
-        </w:r>
-      </w:hyperlink>
-      <w:r>
-        <w:rPr>
-          <w:lang w:val="zh_TW" w:bidi="zh_TW"/>
-        </w:rPr>
-        <w:t>）。百姓也承認他在以色列作士師（</w:t>
-      </w:r>
-      <w:hyperlink r:id="rId37">
-        <w:r>
-          <w:rPr>
-            <w:lang w:val="zh_TW" w:bidi="zh_TW"/>
-          </w:rPr>
-          <w:rPr>
-            <w:color w:val="0000EE"/>
-            <w:u w:val="single"/>
-          </w:rPr>
-          <w:t>7:15</w:t>
-        </w:r>
-      </w:hyperlink>
-      <w:r>
-        <w:rPr>
-          <w:lang w:val="zh_TW" w:bidi="zh_TW"/>
-        </w:rPr>
-        <w:t>）。在撒母耳身上，祭司、先知、君王的職分彷彿結合在一起。百姓從來不稱他為王，因為他的生活方式像先知，不像統治者。百姓精心提出要立王的要求，其實就是拒絕撒母耳的事奉。百姓不滿足於撒母耳那種屬靈、帶著恩賜的領導。他們想找一位更有魄力的領袖，因此覺得周圍列國君王的某些特點很吸引人：權勢、榮耀的彰顯，以及穩定。到那時為止，各支派已經經歷過幾場內戰，危及以色列的合一。人們以為立王就能解決各樣社會和政治問題。雖然神早已在律法裡預先提到以色列日後會有君王治理（</w:t>
-      </w:r>
-      <w:hyperlink r:id="rId38">
-        <w:r>
-          <w:rPr>
-            <w:lang w:val="zh_TW" w:bidi="zh_TW"/>
-          </w:rPr>
-          <w:rPr>
-            <w:color w:val="0000EE"/>
-            <w:u w:val="single"/>
-          </w:rPr>
-          <w:t>申17:14–20</w:t>
-        </w:r>
-      </w:hyperlink>
-      <w:r>
-        <w:rPr>
-          <w:lang w:val="zh_TW" w:bidi="zh_TW"/>
-        </w:rPr>
-        <w:t>），百姓推動王權卻不是出於宗教理由，而是出於世俗的原因：「現在求你為我們立一個王治理我們，像列國一樣」（</w:t>
-      </w:r>
-      <w:hyperlink r:id="rId39">
-        <w:r>
-          <w:rPr>
-            <w:lang w:val="zh_TW" w:bidi="zh_TW"/>
-          </w:rPr>
-          <w:rPr>
-            <w:color w:val="0000EE"/>
-            <w:u w:val="single"/>
-          </w:rPr>
-          <w:t>撒上8:5</w:t>
-        </w:r>
-      </w:hyperlink>
-      <w:r>
-        <w:rPr>
-          <w:lang w:val="zh_TW" w:bidi="zh_TW"/>
-        </w:rPr>
-        <w:t>）；「使我們像列國一樣，有王治理我們，統領我們，為我們爭戰。」（</w:t>
-      </w:r>
-      <w:hyperlink r:id="rId40">
-        <w:r>
-          <w:rPr>
-            <w:lang w:val="zh_TW" w:bidi="zh_TW"/>
-          </w:rPr>
-          <w:rPr>
-            <w:color w:val="0000EE"/>
-            <w:u w:val="single"/>
-          </w:rPr>
-          <w:t>20</w:t>
-        </w:r>
-      </w:hyperlink>
-      <w:r>
-        <w:rPr>
-          <w:lang w:val="zh_TW" w:bidi="zh_TW"/>
-        </w:rPr>
-        <w:t>節）。撒母耳從來不接受立王的想法，因為這種制度不符合神權政體的理想。</w:t>
+        <w:t>在舊約聖經中被翻譯為「律法」的詞。「妥拉」來自希伯來語動詞根</w:t>
+      </w:r>
+      <w:r>
+        <w:rPr>
+          <w:i/>
+          <w:lang w:val="zh_TW" w:bidi="zh_TW"/>
+        </w:rPr>
+        <w:t>yarah</w:t>
+      </w:r>
+      <w:r>
+        <w:rPr>
+          <w:lang w:val="zh_TW" w:bidi="zh_TW"/>
+        </w:rPr>
+        <w:t>，意思是「投擲」或「射擊」。這個詞背後的概念是告知、指示、指導或引導。在猶太傳統中，妥拉是聖經前五卷書的經文，也稱為摩西五經。</w:t>
+      </w:r>
+    </w:p>
+    <w:p>
+      <w:pPr>
+        <w:pStyle w:val="Heading3"/>
+      </w:pPr>
+      <w:r>
+        <w:rPr>
+          <w:lang w:val="zh_TW" w:bidi="zh_TW"/>
+        </w:rPr>
+        <w:t>成文妥拉</w:t>
       </w:r>
     </w:p>
     <w:p>
@@ -858,7 +896,68 @@
         <w:rPr>
           <w:lang w:val="zh_TW" w:bidi="zh_TW"/>
         </w:rPr>
-        <w:t>以色列的王權與鄰國的王權最關鍵的差別，在於神把祂的靈賜給以色列的君王，使他在地上建立神的掌權。神為祂的百姓作王，百姓也從祂的掌權得著益處；祂供應他們、保護他們，又作那位替他們爭戰的勇士。</w:t>
+        <w:t>妥拉這個詞不僅僅指聖經的前五卷書。在舊約聖經中，妥拉指的是神對祂子民的所有教導和指示。新約聖經延續了妥拉的這種廣泛意義。當翻譯成希臘文時，「妥拉」變成</w:t>
+      </w:r>
+      <w:r>
+        <w:rPr>
+          <w:i/>
+          <w:lang w:val="zh_TW" w:bidi="zh_TW"/>
+        </w:rPr>
+        <w:t>nomos</w:t>
+      </w:r>
+      <w:r>
+        <w:rPr>
+          <w:lang w:val="zh_TW" w:bidi="zh_TW"/>
+        </w:rPr>
+        <w:t>，可能指摩西律法或廣泛的行為原則（</w:t>
+      </w:r>
+      <w:hyperlink r:id="rId34">
+        <w:r>
+          <w:rPr>
+            <w:lang w:val="zh_TW" w:bidi="zh_TW"/>
+          </w:rPr>
+          <w:rPr>
+            <w:color w:val="0000EE"/>
+            <w:u w:val="single"/>
+          </w:rPr>
+          <w:t>羅馬書7:14</w:t>
+        </w:r>
+      </w:hyperlink>
+      <w:r>
+        <w:rPr>
+          <w:lang w:val="zh_TW" w:bidi="zh_TW"/>
+        </w:rPr>
+        <w:t>，</w:t>
+      </w:r>
+      <w:hyperlink r:id="rId35">
+        <w:r>
+          <w:rPr>
+            <w:lang w:val="zh_TW" w:bidi="zh_TW"/>
+          </w:rPr>
+          <w:rPr>
+            <w:color w:val="0000EE"/>
+            <w:u w:val="single"/>
+          </w:rPr>
+          <w:t>9:31</w:t>
+        </w:r>
+      </w:hyperlink>
+      <w:r>
+        <w:rPr>
+          <w:lang w:val="zh_TW" w:bidi="zh_TW"/>
+        </w:rPr>
+        <w:t>）。</w:t>
+      </w:r>
+    </w:p>
+    <w:p>
+      <w:pPr>
+        <w:pStyle w:val="Heading3"/>
+      </w:pPr>
+      <w:r>
+        <w:rPr>
+          <w:b/>
+          <w:lang w:val="zh_TW" w:bidi="zh_TW"/>
+        </w:rPr>
+        <w:t>口傳妥拉</w:t>
       </w:r>
     </w:p>
     <w:p>
@@ -872,25 +971,7 @@
         <w:rPr>
           <w:lang w:val="zh_TW" w:bidi="zh_TW"/>
         </w:rPr>
-        <w:t>撒母耳膏立了掃羅（王權的一個可悲例子）和大衛（在神治理之下作王的良好例子），在當中起了關鍵作用。掃羅的王權顯出專制、冷漠、自我抬舉的態度。他一心要建立自己的王朝，卻沒有好好眷顧神的百姓。因此，耶和華厭棄他作王（</w:t>
-      </w:r>
-      <w:hyperlink r:id="rId41">
-        <w:r>
-          <w:rPr>
-            <w:lang w:val="zh_TW" w:bidi="zh_TW"/>
-          </w:rPr>
-          <w:rPr>
-            <w:color w:val="0000EE"/>
-            <w:u w:val="single"/>
-          </w:rPr>
-          <w:t>撒上15:23</w:t>
-        </w:r>
-      </w:hyperlink>
-      <w:r>
-        <w:rPr>
-          <w:lang w:val="zh_TW" w:bidi="zh_TW"/>
-        </w:rPr>
-        <w:t>）。</w:t>
+        <w:t>猶太教師也遵循一種稱為「口傳妥拉」的東西。這是一系列來自古代猶太宗教領袖和學者的教導，通過口耳相傳下來。雖然這些教導不屬於舊約聖經的一部分，但它們有助於解釋如何在日常生活中遵循神的律法。</w:t>
       </w:r>
     </w:p>
     <w:p>
@@ -904,25 +985,7 @@
         <w:rPr>
           <w:lang w:val="zh_TW" w:bidi="zh_TW"/>
         </w:rPr>
-        <w:t>大衛的王權與掃羅的王權形成對比；大衛的王權符合神的心意，因為他反映出耶和華王權的榮耀。撒母耳記上下兩卷書記載大衛的一生和治理，用來說明王權的利與弊。從正面來看，大衛是合神心意的人，他尋求神的旨意，為自己的罪悔改，也尋求神的榮耀。從負面來看，大衛在個人生活和家庭生活上沒有持守神律法的高標準。然而，神仍喜悅揀選大衛的王朝，讓耶穌基督從這家系而出。先知拿單向大衛保證，他的王朝必長存：「你的家和你的國必在我面前永遠堅立。你的國位也必堅定，直到永遠。」（</w:t>
-      </w:r>
-      <w:hyperlink r:id="rId42">
-        <w:r>
-          <w:rPr>
-            <w:lang w:val="zh_TW" w:bidi="zh_TW"/>
-          </w:rPr>
-          <w:rPr>
-            <w:color w:val="0000EE"/>
-            <w:u w:val="single"/>
-          </w:rPr>
-          <w:t>撒下7:16</w:t>
-        </w:r>
-      </w:hyperlink>
-      <w:r>
-        <w:rPr>
-          <w:lang w:val="zh_TW" w:bidi="zh_TW"/>
-        </w:rPr>
-        <w:t>）。但神並沒有應許這王朝不會受審判，也不會被擄。</w:t>
+        <w:t>這些口傳教導有時以新的方式解釋，使神的律法更容易遵循。這在耶路撒冷的聖殿被毀後變得尤為重要。聖殿是猶太人敬拜神、獻祭、與祭司會面的地方——這些都是神在妥拉中所命令的事情。當他們無法再做這些事情時，他們需要新的方式來遵循神的律法。</w:t>
       </w:r>
     </w:p>
     <w:p>
@@ -936,9 +999,9 @@
         <w:rPr>
           <w:lang w:val="zh_TW" w:bidi="zh_TW"/>
         </w:rPr>
-        <w:t>大衛和他兒子所羅門的王權所顯出的卓越特質，反映出真正合乎神權政體的用意：他們關心耶和華、渴望有智慧和正直的心，也關心神百姓的福祉。他們關心耶和華，表現在為建造聖殿所作的預備，以及後來實際建成了聖殿（參</w:t>
-      </w:r>
-      <w:hyperlink r:id="rId43">
+        <w:t>到耶穌出生的時候，許多猶太人相信這些口傳教導與成文的妥拉同樣重要（參</w:t>
+      </w:r>
+      <w:hyperlink r:id="rId36">
         <w:r>
           <w:rPr>
             <w:lang w:val="zh_TW" w:bidi="zh_TW"/>
@@ -947,50 +1010,25 @@
             <w:color w:val="0000EE"/>
             <w:u w:val="single"/>
           </w:rPr>
-          <w:t>詩132篇</w:t>
+          <w:t>馬可福音7:3</w:t>
         </w:r>
       </w:hyperlink>
       <w:r>
         <w:rPr>
           <w:lang w:val="zh_TW" w:bidi="zh_TW"/>
         </w:rPr>
-        <w:t>）。他們顯然重視正直和智慧，特別表現在大衛回應拿單責備的態度上（</w:t>
-      </w:r>
-      <w:hyperlink r:id="rId44">
-        <w:r>
-          <w:rPr>
-            <w:lang w:val="zh_TW" w:bidi="zh_TW"/>
-          </w:rPr>
-          <w:rPr>
-            <w:color w:val="0000EE"/>
-            <w:u w:val="single"/>
-          </w:rPr>
-          <w:t>撒下12章</w:t>
-        </w:r>
-      </w:hyperlink>
-      <w:r>
-        <w:rPr>
-          <w:lang w:val="zh_TW" w:bidi="zh_TW"/>
-        </w:rPr>
-        <w:t>），以及所羅門向神求一顆有智慧的心上（</w:t>
-      </w:r>
-      <w:hyperlink r:id="rId45">
-        <w:r>
-          <w:rPr>
-            <w:lang w:val="zh_TW" w:bidi="zh_TW"/>
-          </w:rPr>
-          <w:rPr>
-            <w:color w:val="0000EE"/>
-            <w:u w:val="single"/>
-          </w:rPr>
-          <w:t>王上3章</w:t>
-        </w:r>
-      </w:hyperlink>
-      <w:r>
-        <w:rPr>
-          <w:lang w:val="zh_TW" w:bidi="zh_TW"/>
-        </w:rPr>
-        <w:t>）。他們關心百姓，也表現在鞏固邊界抵擋仇敵、促成全國合一、並帶來經濟增長的機會。大衛和所羅門的時代確實在地上反映出神作王的掌權。</w:t>
+        <w:t>）。他們認為神將這些教導與成文的律法一起賜給了摩西。</w:t>
+      </w:r>
+    </w:p>
+    <w:p>
+      <w:pPr>
+        <w:pStyle w:val="Heading3"/>
+      </w:pPr>
+      <w:r>
+        <w:rPr>
+          <w:lang w:val="zh_TW" w:bidi="zh_TW"/>
+        </w:rPr>
+        <w:t>不同群體如何理解妥拉</w:t>
       </w:r>
     </w:p>
     <w:p>
@@ -1004,7 +1042,7 @@
         <w:rPr>
           <w:lang w:val="zh_TW" w:bidi="zh_TW"/>
         </w:rPr>
-        <w:t>列王紀和歷代志的記載展開了以色列和猶大往後王權的歷史。那些好王效法大衛和所羅門的榜樣、保衛耶路撒冷抵擋外邦入侵、供應聖殿的需要、使神的百姓在神的話語上領受教導，又照著摩西的律法作他們治理的準則。一個好的大衛王朝君王愛耶和華、愛聖殿、愛律法，也愛神的百姓；他像好牧人一樣服事他們。惡王卻拒絕這種王權的榜樣，反而選擇外邦的模式。因此，暗利和亞哈把實踐巴力崇拜的腓尼基文化引進來，完全不顧以色列的傳統。</w:t>
+        <w:t>法利賽人是猶太宗教領袖中的一個重要團體。他們相信神懲罰了猶太人，在公元前七世紀讓巴比倫人俘虜他們並將他們從家園帶走。他們認為這是因為人們沒有足夠仔細地遵守神在妥拉中的律法。許多法利賽人也相信，神所應許的救主（彌賽亞）不會來，直到所有猶太人完美地遵循妥拉的規定。</w:t>
       </w:r>
     </w:p>
     <w:p>
@@ -1018,9 +1056,9 @@
         <w:rPr>
           <w:lang w:val="zh_TW" w:bidi="zh_TW"/>
         </w:rPr>
-        <w:t>大衛王朝的君王被視為神家中的一員，是那位大君王的「兒子」（參</w:t>
-      </w:r>
-      <w:hyperlink r:id="rId46">
+        <w:t>撒都該人是另一個重要的猶太宗教領袖群體。與其它猶太教群體不同，他們只接受妥拉為神的話語。他們不信神蹟或其他超自然事件，即使這些在妥拉中有描述。撒都該人也不相信人死後能夠再活。但耶穌用妥拉的話來顯示死後有生命（參</w:t>
+      </w:r>
+      <w:hyperlink r:id="rId37">
         <w:r>
           <w:rPr>
             <w:lang w:val="zh_TW" w:bidi="zh_TW"/>
@@ -1029,32 +1067,14 @@
             <w:color w:val="0000EE"/>
             <w:u w:val="single"/>
           </w:rPr>
-          <w:t>撒下7:14–16</w:t>
+          <w:t>馬太福音22:31–32</w:t>
         </w:r>
       </w:hyperlink>
       <w:r>
         <w:rPr>
           <w:lang w:val="zh_TW" w:bidi="zh_TW"/>
         </w:rPr>
-        <w:t>；</w:t>
-      </w:r>
-      <w:hyperlink r:id="rId47">
-        <w:r>
-          <w:rPr>
-            <w:lang w:val="zh_TW" w:bidi="zh_TW"/>
-          </w:rPr>
-          <w:rPr>
-            <w:color w:val="0000EE"/>
-            <w:u w:val="single"/>
-          </w:rPr>
-          <w:t>詩2:6–7</w:t>
-        </w:r>
-      </w:hyperlink>
-      <w:r>
-        <w:rPr>
-          <w:lang w:val="zh_TW" w:bidi="zh_TW"/>
-        </w:rPr>
-        <w:t>）。大衛王朝的君王要忠於那位大君王耶和華。他像摩西和約書亞一樣，直接從耶和華領受命令；但與摩西不同，耶和華的話語是藉著眾先知傳達給他。他也像摩西和約書亞一樣，要服事他的神，也服事祂的百姓。</w:t>
+        <w:t>）。</w:t>
       </w:r>
     </w:p>
     <w:p>
@@ -1063,9 +1083,10 @@
       </w:pPr>
       <w:r>
         <w:rPr>
-          <w:lang w:val="zh_TW" w:bidi="zh_TW"/>
-        </w:rPr>
-        <w:t>彌賽亞—君王</w:t>
+          <w:b/>
+          <w:lang w:val="zh_TW" w:bidi="zh_TW"/>
+        </w:rPr>
+        <w:t>在崇拜和儀式中的妥拉</w:t>
       </w:r>
     </w:p>
     <w:p>
@@ -1079,97 +1100,7 @@
         <w:rPr>
           <w:lang w:val="zh_TW" w:bidi="zh_TW"/>
         </w:rPr>
-        <w:t>大衛的後裔無法維持並擴展神權政體。到了公元前八世紀和公元前七世紀，人們已經清楚看見，即使是最偉大的君王，也遠不及大衛和所羅門的地位。眾先知（</w:t>
-      </w:r>
-      <w:hyperlink r:id="rId48">
-        <w:r>
-          <w:rPr>
-            <w:lang w:val="zh_TW" w:bidi="zh_TW"/>
-          </w:rPr>
-          <w:rPr>
-            <w:color w:val="0000EE"/>
-            <w:u w:val="single"/>
-          </w:rPr>
-          <w:t>賽9:2–7</w:t>
-        </w:r>
-      </w:hyperlink>
-      <w:r>
-        <w:rPr>
-          <w:lang w:val="zh_TW" w:bidi="zh_TW"/>
-        </w:rPr>
-        <w:t>，</w:t>
-      </w:r>
-      <w:hyperlink r:id="rId49">
-        <w:r>
-          <w:rPr>
-            <w:lang w:val="zh_TW" w:bidi="zh_TW"/>
-          </w:rPr>
-          <w:rPr>
-            <w:color w:val="0000EE"/>
-            <w:u w:val="single"/>
-          </w:rPr>
-          <w:t>11:1–9</w:t>
-        </w:r>
-      </w:hyperlink>
-      <w:r>
-        <w:rPr>
-          <w:lang w:val="zh_TW" w:bidi="zh_TW"/>
-        </w:rPr>
-        <w:t>；</w:t>
-      </w:r>
-      <w:hyperlink r:id="rId50">
-        <w:r>
-          <w:rPr>
-            <w:lang w:val="zh_TW" w:bidi="zh_TW"/>
-          </w:rPr>
-          <w:rPr>
-            <w:color w:val="0000EE"/>
-            <w:u w:val="single"/>
-          </w:rPr>
-          <w:t>耶33:14–16</w:t>
-        </w:r>
-      </w:hyperlink>
-      <w:r>
-        <w:rPr>
-          <w:lang w:val="zh_TW" w:bidi="zh_TW"/>
-        </w:rPr>
-        <w:t>；</w:t>
-      </w:r>
-      <w:hyperlink r:id="rId51">
-        <w:r>
-          <w:rPr>
-            <w:lang w:val="zh_TW" w:bidi="zh_TW"/>
-          </w:rPr>
-          <w:rPr>
-            <w:color w:val="0000EE"/>
-            <w:u w:val="single"/>
-          </w:rPr>
-          <w:t>結34:22–31</w:t>
-        </w:r>
-      </w:hyperlink>
-      <w:r>
-        <w:rPr>
-          <w:lang w:val="zh_TW" w:bidi="zh_TW"/>
-        </w:rPr>
-        <w:t>；</w:t>
-      </w:r>
-      <w:hyperlink r:id="rId52">
-        <w:r>
-          <w:rPr>
-            <w:lang w:val="zh_TW" w:bidi="zh_TW"/>
-          </w:rPr>
-          <w:rPr>
-            <w:color w:val="0000EE"/>
-            <w:u w:val="single"/>
-          </w:rPr>
-          <w:t>彌5:2–5</w:t>
-        </w:r>
-      </w:hyperlink>
-      <w:r>
-        <w:rPr>
-          <w:lang w:val="zh_TW" w:bidi="zh_TW"/>
-        </w:rPr>
-        <w:t>）宣告了有另一位君王，就是彌賽亞；祂是大衛的後裔、要永遠掌權，並且藉著祂的掌權，使神的國度延伸到地極。祂要制伏一切反對神掌權的勢力、除去一切仇敵，帶來普世的和平與公義時代。彌賽亞君王要顯明屬神掌權的完全，因為神的靈要降在祂身上。祂的王權要以服事神的百姓為記號，使他們成為得著看顧的羊群；祂要作他們的牧人來服事他們。</w:t>
+        <w:t>在猶太人的禮拜場所（稱為會堂）中誦讀妥拉是一個非常特別的儀式，已經實行了數千年。被邀請誦讀妥拉被視為一種極大的榮譽。</w:t>
       </w:r>
     </w:p>
     <w:p>
@@ -1183,133 +1114,7 @@
         <w:rPr>
           <w:lang w:val="zh_TW" w:bidi="zh_TW"/>
         </w:rPr>
-        <w:t>耶穌降臨的時候，彌賽亞的國度就更清楚顯明出來。祂就是天使所宣告的那位王：「因今天在大衛的城裡，為你們生了救主，就是主基督」（</w:t>
-      </w:r>
-      <w:hyperlink r:id="rId53">
-        <w:r>
-          <w:rPr>
-            <w:lang w:val="zh_TW" w:bidi="zh_TW"/>
-          </w:rPr>
-          <w:rPr>
-            <w:color w:val="0000EE"/>
-            <w:u w:val="single"/>
-          </w:rPr>
-          <w:t>路2:11</w:t>
-        </w:r>
-      </w:hyperlink>
-      <w:r>
-        <w:rPr>
-          <w:lang w:val="zh_TW" w:bidi="zh_TW"/>
-        </w:rPr>
-        <w:t>）。這些榮耀的話顯出它與先知的話一脈相承。耶穌是救主；祂的職分不單包括拯救人脫離罪，也包括拯救人脫離一切患難、邪惡，以及咒詛所帶來的各樣後果。祂的使命既關乎赦罪，也關乎在地上建立和平（</w:t>
-      </w:r>
-      <w:hyperlink r:id="rId54">
-        <w:r>
-          <w:rPr>
-            <w:lang w:val="zh_TW" w:bidi="zh_TW"/>
-          </w:rPr>
-          <w:rPr>
-            <w:color w:val="0000EE"/>
-            <w:u w:val="single"/>
-          </w:rPr>
-          <w:t>1:77–79</w:t>
-        </w:r>
-      </w:hyperlink>
-      <w:r>
-        <w:rPr>
-          <w:lang w:val="zh_TW" w:bidi="zh_TW"/>
-        </w:rPr>
-        <w:t>）。從這個角度來看，我們必須把耶穌醫治人、餵養人、對抗邪惡勢力、受苦、教導的事奉，看為在地上建立起神的國度。祂是服事人的王，祂與鬼魔的權勢爭戰，並且得勝。復活標記著祂的得勝；祂坐在父的右邊，戴上榮耀的冠冕（</w:t>
-      </w:r>
-      <w:hyperlink r:id="rId55">
-        <w:r>
-          <w:rPr>
-            <w:lang w:val="zh_TW" w:bidi="zh_TW"/>
-          </w:rPr>
-          <w:rPr>
-            <w:color w:val="0000EE"/>
-            <w:u w:val="single"/>
-          </w:rPr>
-          <w:t>徒2:33–36</w:t>
-        </w:r>
-      </w:hyperlink>
-      <w:r>
-        <w:rPr>
-          <w:lang w:val="zh_TW" w:bidi="zh_TW"/>
-        </w:rPr>
-        <w:t>；參</w:t>
-      </w:r>
-      <w:hyperlink r:id="rId56">
-        <w:r>
-          <w:rPr>
-            <w:lang w:val="zh_TW" w:bidi="zh_TW"/>
-          </w:rPr>
-          <w:rPr>
-            <w:color w:val="0000EE"/>
-            <w:u w:val="single"/>
-          </w:rPr>
-          <w:t>林前15:25</w:t>
-        </w:r>
-      </w:hyperlink>
-      <w:r>
-        <w:rPr>
-          <w:lang w:val="zh_TW" w:bidi="zh_TW"/>
-        </w:rPr>
-        <w:t>）。祂既作救主，祂就是主基督。早期使徒的宣講傳揚耶穌是神所立的彌賽亞，也是神。耶穌作主，與祂是彌賽亞是相連的。對呼求祂的人來說，祂是救主—彌賽亞—主（</w:t>
-      </w:r>
-      <w:hyperlink r:id="rId57">
-        <w:r>
-          <w:rPr>
-            <w:lang w:val="zh_TW" w:bidi="zh_TW"/>
-          </w:rPr>
-          <w:rPr>
-            <w:color w:val="0000EE"/>
-            <w:u w:val="single"/>
-          </w:rPr>
-          <w:t>羅10:9–15</w:t>
-        </w:r>
-      </w:hyperlink>
-      <w:r>
-        <w:rPr>
-          <w:lang w:val="zh_TW" w:bidi="zh_TW"/>
-        </w:rPr>
-        <w:t>），但對拒絕祂的人來說，祂是替父施行審判的勇士，眾膝都要在祂面前跪下，祂也要帶來父審判的時代（參</w:t>
-      </w:r>
-      <w:hyperlink r:id="rId58">
-        <w:r>
-          <w:rPr>
-            <w:lang w:val="zh_TW" w:bidi="zh_TW"/>
-          </w:rPr>
-          <w:rPr>
-            <w:color w:val="0000EE"/>
-            <w:u w:val="single"/>
-          </w:rPr>
-          <w:t>啟1:12–16</w:t>
-        </w:r>
-      </w:hyperlink>
-      <w:r>
-        <w:rPr>
-          <w:lang w:val="zh_TW" w:bidi="zh_TW"/>
-        </w:rPr>
-        <w:t>，</w:t>
-      </w:r>
-      <w:hyperlink r:id="rId59">
-        <w:r>
-          <w:rPr>
-            <w:lang w:val="zh_TW" w:bidi="zh_TW"/>
-          </w:rPr>
-          <w:rPr>
-            <w:color w:val="0000EE"/>
-            <w:u w:val="single"/>
-          </w:rPr>
-          <w:t>19:11–21</w:t>
-        </w:r>
-      </w:hyperlink>
-      <w:r>
-        <w:rPr>
-          <w:lang w:val="zh_TW" w:bidi="zh_TW"/>
-        </w:rPr>
-        <w:t>）。</w:t>
+        <w:t>妥拉書卷是由一位經過專門訓練的書寫者，稱為抄寫員（或文士），用希伯來文仔細手寫而成。這些書卷是用根據猶太宗教規則準備的動物皮製成的。書卷被纏繞在兩根木製、銀製或象牙製的桿子上。</w:t>
       </w:r>
     </w:p>
     <w:p>
@@ -1323,61 +1128,18 @@
         <w:rPr>
           <w:lang w:val="zh_TW" w:bidi="zh_TW"/>
         </w:rPr>
-        <w:t>耶穌教導門徒：當祂在榮耀裡再來的時候，祂要坐在自己的寶座上，萬民都要向祂下拜。神要將祂的仇敵從祂面前趕出去，神的百姓要完全承受那國度（</w:t>
-      </w:r>
-      <w:hyperlink r:id="rId60">
-        <w:r>
-          <w:rPr>
-            <w:lang w:val="zh_TW" w:bidi="zh_TW"/>
-          </w:rPr>
-          <w:rPr>
-            <w:color w:val="0000EE"/>
-            <w:u w:val="single"/>
-          </w:rPr>
-          <w:t>太25:31–46</w:t>
-        </w:r>
-      </w:hyperlink>
-      <w:r>
-        <w:rPr>
-          <w:lang w:val="zh_TW" w:bidi="zh_TW"/>
-        </w:rPr>
-        <w:t>）。照著耶穌的教導，屬祂身體的肢體（就是教會），應當在生活中實踐神權政體的理想，使他們藉著行為與信心榮耀父，並顯明他們是屬祂的（</w:t>
-      </w:r>
-      <w:hyperlink r:id="rId61">
-        <w:r>
-          <w:rPr>
-            <w:lang w:val="zh_TW" w:bidi="zh_TW"/>
-          </w:rPr>
-          <w:rPr>
-            <w:color w:val="0000EE"/>
-            <w:u w:val="single"/>
-          </w:rPr>
-          <w:t>約17:20–26</w:t>
-        </w:r>
-      </w:hyperlink>
-      <w:r>
-        <w:rPr>
-          <w:lang w:val="zh_TW" w:bidi="zh_TW"/>
-        </w:rPr>
-        <w:t>；參</w:t>
-      </w:r>
-      <w:hyperlink r:id="rId62">
-        <w:r>
-          <w:rPr>
-            <w:lang w:val="zh_TW" w:bidi="zh_TW"/>
-          </w:rPr>
-          <w:rPr>
-            <w:color w:val="0000EE"/>
-            <w:u w:val="single"/>
-          </w:rPr>
-          <w:t>太25:33–40</w:t>
-        </w:r>
-      </w:hyperlink>
-      <w:r>
-        <w:rPr>
-          <w:lang w:val="zh_TW" w:bidi="zh_TW"/>
-        </w:rPr>
-        <w:t>）。這就是聖經所說的見證方式：以色列曾沒有作出這樣的見證，但教會蒙恩得著這樣的特權；正如保羅寫給提摩太的話：</w:t>
+        <w:t>這些杆子的末端通常用貴金屬和寶石精美地裝飾。當有人誦讀妥拉時，他們使用一種稱為雅德（yad）的特殊指針來保持在經文中的位置。這個指針有助於保護卷軸，因為用手指直接觸摸文字可能會因著時間的推移損壞脆弱的經卷。指針還幫助讀者正確地跟著文字，而不會跳過任何神的信息。</w:t>
+      </w:r>
+    </w:p>
+    <w:p>
+      <w:pPr>
+        <w:pStyle w:val="Heading3"/>
+      </w:pPr>
+      <w:r>
+        <w:rPr>
+          <w:lang w:val="zh_TW" w:bidi="zh_TW"/>
+        </w:rPr>
+        <w:t>妥拉對非猶太人的作用</w:t>
       </w:r>
     </w:p>
     <w:p>
@@ -1391,25 +1153,7 @@
         <w:rPr>
           <w:lang w:val="zh_TW" w:bidi="zh_TW"/>
         </w:rPr>
-        <w:t>我在叫萬物生活的神面前，並在......基督耶穌面前囑咐你：要守這命令，毫不玷污，無可指責，直到我們的主耶穌基督顯現。到了日期，那可稱頌、獨有權能的萬王之王、萬主之主，就是那獨一不死、住在人不能靠近的光裡，是人未曾看見、也是不能看見的，要將他顯明出來。但願尊貴和永遠的權能都歸給他。阿們！（</w:t>
-      </w:r>
-      <w:hyperlink r:id="rId63">
-        <w:r>
-          <w:rPr>
-            <w:lang w:val="zh_TW" w:bidi="zh_TW"/>
-          </w:rPr>
-          <w:rPr>
-            <w:color w:val="0000EE"/>
-            <w:u w:val="single"/>
-          </w:rPr>
-          <w:t>提前6:13–16</w:t>
-        </w:r>
-      </w:hyperlink>
-      <w:r>
-        <w:rPr>
-          <w:lang w:val="zh_TW" w:bidi="zh_TW"/>
-        </w:rPr>
-        <w:t>）</w:t>
+        <w:t>傳統的猶太教師說，神尤其將妥拉賜給猶太人。這意味著非猶太人不需要遵循其所有規則。</w:t>
       </w:r>
     </w:p>
     <w:p>
@@ -1423,115 +1167,148 @@
         <w:rPr>
           <w:lang w:val="zh_TW" w:bidi="zh_TW"/>
         </w:rPr>
-        <w:t>接著，保羅提出幾項吩咐，說明神的百姓必須怎樣顯明他們對耶穌的忠誠。啟示錄的經文把耶穌描寫成教會之上的王（</w:t>
-      </w:r>
-      <w:hyperlink r:id="rId64">
-        <w:r>
-          <w:rPr>
-            <w:lang w:val="zh_TW" w:bidi="zh_TW"/>
-          </w:rPr>
-          <w:rPr>
-            <w:color w:val="0000EE"/>
-            <w:u w:val="single"/>
-          </w:rPr>
-          <w:t>啟4:2</w:t>
-        </w:r>
-      </w:hyperlink>
-      <w:r>
-        <w:rPr>
-          <w:lang w:val="zh_TW" w:bidi="zh_TW"/>
-        </w:rPr>
-        <w:t>、</w:t>
-      </w:r>
-      <w:hyperlink r:id="rId64">
-        <w:r>
-          <w:rPr>
-            <w:lang w:val="zh_TW" w:bidi="zh_TW"/>
-          </w:rPr>
-          <w:rPr>
-            <w:color w:val="0000EE"/>
-            <w:u w:val="single"/>
-          </w:rPr>
-          <w:t>9–11</w:t>
-        </w:r>
-      </w:hyperlink>
-      <w:r>
-        <w:rPr>
-          <w:lang w:val="zh_TW" w:bidi="zh_TW"/>
-        </w:rPr>
-        <w:t>，</w:t>
-      </w:r>
-      <w:hyperlink r:id="rId65">
-        <w:r>
-          <w:rPr>
-            <w:lang w:val="zh_TW" w:bidi="zh_TW"/>
-          </w:rPr>
-          <w:rPr>
-            <w:color w:val="0000EE"/>
-            <w:u w:val="single"/>
-          </w:rPr>
-          <w:t>5:1</w:t>
-        </w:r>
-      </w:hyperlink>
-      <w:r>
-        <w:rPr>
-          <w:lang w:val="zh_TW" w:bidi="zh_TW"/>
-        </w:rPr>
-        <w:t>、</w:t>
-      </w:r>
-      <w:hyperlink r:id="rId65">
-        <w:r>
-          <w:rPr>
-            <w:lang w:val="zh_TW" w:bidi="zh_TW"/>
-          </w:rPr>
-          <w:rPr>
-            <w:color w:val="0000EE"/>
-            <w:u w:val="single"/>
-          </w:rPr>
-          <w:t>9–13</w:t>
-        </w:r>
-      </w:hyperlink>
-      <w:r>
-        <w:rPr>
-          <w:lang w:val="zh_TW" w:bidi="zh_TW"/>
-        </w:rPr>
-        <w:t>）。到了祂再來的時候，祂的王權就要建立起來。那時，那些十字架的仇敵要看見他們所拒絕的那一位，並要在彌賽亞君王面前屈膝（</w:t>
-      </w:r>
-      <w:hyperlink r:id="rId66">
-        <w:r>
-          <w:rPr>
-            <w:lang w:val="zh_TW" w:bidi="zh_TW"/>
-          </w:rPr>
-          <w:rPr>
-            <w:color w:val="0000EE"/>
-            <w:u w:val="single"/>
-          </w:rPr>
-          <w:t>林前15:25–28</w:t>
-        </w:r>
-      </w:hyperlink>
-      <w:r>
-        <w:rPr>
-          <w:lang w:val="zh_TW" w:bidi="zh_TW"/>
-        </w:rPr>
-        <w:t>）。「再後，末期到了，那時基督既將一切執政的、掌權的、有能的都毀滅了，就把國交與父神。」（</w:t>
-      </w:r>
-      <w:hyperlink r:id="rId67">
-        <w:r>
-          <w:rPr>
-            <w:lang w:val="zh_TW" w:bidi="zh_TW"/>
-          </w:rPr>
-          <w:rPr>
-            <w:color w:val="0000EE"/>
-            <w:u w:val="single"/>
-          </w:rPr>
-          <w:t>24</w:t>
-        </w:r>
-      </w:hyperlink>
-      <w:r>
-        <w:rPr>
-          <w:lang w:val="zh_TW" w:bidi="zh_TW"/>
-        </w:rPr>
-        <w:t>節）。</w:t>
+        <w:t>然而，一位名叫邁蒙尼德的著名猶太教師在中世紀時期教導說，非猶太人可以通過遵循七條基本原則，從而在來世獲得神的祝福。根據猶太傳統，神將這些原則賜給挪亞。它們是：</w:t>
+      </w:r>
+    </w:p>
+    <w:p>
+      <w:pPr>
+        <w:pStyle w:val="ListNumber"/>
+        <w:numPr>
+          <w:ilvl w:val="0"/>
+          <w:numId w:val="15"/>
+        </w:numPr>
+        <w:spacing w:line="240" w:lineRule="auto"/>
+        <w:ind w:left="720"/>
+      </w:pPr>
+      <w:r>
+        <w:rPr>
+          <w:lang w:val="zh_TW" w:bidi="zh_TW"/>
+        </w:rPr>
+      </w:r>
+      <w:r>
+        <w:rPr>
+          <w:lang w:val="zh_TW" w:bidi="zh_TW"/>
+        </w:rPr>
+        <w:t>不要崇拜假神。</w:t>
+      </w:r>
+    </w:p>
+    <w:p>
+      <w:pPr>
+        <w:pStyle w:val="ListNumber"/>
+        <w:spacing w:line="240" w:lineRule="auto"/>
+        <w:ind w:left="720"/>
+      </w:pPr>
+      <w:r>
+        <w:rPr>
+          <w:lang w:val="zh_TW" w:bidi="zh_TW"/>
+        </w:rPr>
+      </w:r>
+      <w:r>
+        <w:rPr>
+          <w:lang w:val="zh_TW" w:bidi="zh_TW"/>
+        </w:rPr>
+        <w:t>不可犯淫亂罪。</w:t>
+      </w:r>
+    </w:p>
+    <w:p>
+      <w:pPr>
+        <w:pStyle w:val="ListNumber"/>
+        <w:spacing w:line="240" w:lineRule="auto"/>
+        <w:ind w:left="720"/>
+      </w:pPr>
+      <w:r>
+        <w:rPr>
+          <w:lang w:val="zh_TW" w:bidi="zh_TW"/>
+        </w:rPr>
+      </w:r>
+      <w:r>
+        <w:rPr>
+          <w:lang w:val="zh_TW" w:bidi="zh_TW"/>
+        </w:rPr>
+        <w:t>不可謀殺。</w:t>
+      </w:r>
+    </w:p>
+    <w:p>
+      <w:pPr>
+        <w:pStyle w:val="ListNumber"/>
+        <w:spacing w:line="240" w:lineRule="auto"/>
+        <w:ind w:left="720"/>
+      </w:pPr>
+      <w:r>
+        <w:rPr>
+          <w:lang w:val="zh_TW" w:bidi="zh_TW"/>
+        </w:rPr>
+      </w:r>
+      <w:r>
+        <w:rPr>
+          <w:lang w:val="zh_TW" w:bidi="zh_TW"/>
+        </w:rPr>
+        <w:t>不要不尊重神的名字。</w:t>
+      </w:r>
+    </w:p>
+    <w:p>
+      <w:pPr>
+        <w:pStyle w:val="ListNumber"/>
+        <w:spacing w:line="240" w:lineRule="auto"/>
+        <w:ind w:left="720"/>
+      </w:pPr>
+      <w:r>
+        <w:rPr>
+          <w:lang w:val="zh_TW" w:bidi="zh_TW"/>
+        </w:rPr>
+      </w:r>
+      <w:r>
+        <w:rPr>
+          <w:lang w:val="zh_TW" w:bidi="zh_TW"/>
+        </w:rPr>
+        <w:t>不要不公正地行事。</w:t>
+      </w:r>
+    </w:p>
+    <w:p>
+      <w:pPr>
+        <w:pStyle w:val="ListNumber"/>
+        <w:spacing w:line="240" w:lineRule="auto"/>
+        <w:ind w:left="720"/>
+      </w:pPr>
+      <w:r>
+        <w:rPr>
+          <w:lang w:val="zh_TW" w:bidi="zh_TW"/>
+        </w:rPr>
+      </w:r>
+      <w:r>
+        <w:rPr>
+          <w:lang w:val="zh_TW" w:bidi="zh_TW"/>
+        </w:rPr>
+        <w:t>不可偷竊。</w:t>
+      </w:r>
+    </w:p>
+    <w:p>
+      <w:pPr>
+        <w:pStyle w:val="ListNumber"/>
+        <w:spacing w:line="240" w:lineRule="auto"/>
+        <w:ind w:left="720"/>
+      </w:pPr>
+      <w:r>
+        <w:rPr>
+          <w:lang w:val="zh_TW" w:bidi="zh_TW"/>
+        </w:rPr>
+      </w:r>
+      <w:r>
+        <w:rPr>
+          <w:lang w:val="zh_TW" w:bidi="zh_TW"/>
+        </w:rPr>
+        <w:t>不可吃活著的動物的肉。</w:t>
+      </w:r>
+    </w:p>
+    <w:p>
+      <w:pPr>
+        <w:pStyle w:val="Heading3"/>
+      </w:pPr>
+      <w:r>
+        <w:rPr>
+          <w:lang w:val="zh_TW" w:bidi="zh_TW"/>
+        </w:rPr>
+        <w:t>新約聖經中的妥拉</w:t>
       </w:r>
     </w:p>
     <w:p>
@@ -1543,44 +1320,27 @@
       </w:r>
       <w:r>
         <w:rPr>
-          <w:i/>
-          <w:lang w:val="zh_TW" w:bidi="zh_TW"/>
-        </w:rPr>
-        <w:t>另見</w:t>
-      </w:r>
-      <w:r>
-        <w:rPr>
-          <w:lang w:val="zh_TW" w:bidi="zh_TW"/>
-        </w:rPr>
-        <w:t>以色列的歷史</w:t>
-      </w:r>
-      <w:r>
-        <w:rPr>
-          <w:lang w:val="zh_TW" w:bidi="zh_TW"/>
-        </w:rPr>
-        <w:t>；</w:t>
-      </w:r>
-      <w:r>
-        <w:rPr>
-          <w:lang w:val="zh_TW" w:bidi="zh_TW"/>
-        </w:rPr>
-        <w:t>神的國，天國</w:t>
-      </w:r>
-      <w:r>
-        <w:rPr>
-          <w:lang w:val="zh_TW" w:bidi="zh_TW"/>
-        </w:rPr>
-        <w:t>。</w:t>
-      </w:r>
-      <w:r>
-        <w:rPr>
-          <w:lang w:val="zh_TW" w:bidi="zh_TW"/>
-        </w:rPr>
-      </w:r>
-      <w:r>
-        <w:rPr>
-          <w:lang w:val="zh_TW" w:bidi="zh_TW"/>
-        </w:rPr>
+          <w:lang w:val="zh_TW" w:bidi="zh_TW"/>
+        </w:rPr>
+        <w:t>新約聖經教導了關於妥拉的重要內容。雖然神在妥拉中的律法在當時是必要的，但它們並不是人們可以通過完美遵守來獲得救恩的方式。即使有一節經文似乎暗示人們可以通過遵守神的律法來與神和好，但沒有一個人能夠完美地遵守神的律法（</w:t>
+      </w:r>
+      <w:hyperlink r:id="rId38">
+        <w:r>
+          <w:rPr>
+            <w:lang w:val="zh_TW" w:bidi="zh_TW"/>
+          </w:rPr>
+          <w:rPr>
+            <w:color w:val="0000EE"/>
+            <w:u w:val="single"/>
+          </w:rPr>
+          <w:t>利未記18:5</w:t>
+        </w:r>
+      </w:hyperlink>
+      <w:r>
+        <w:rPr>
+          <w:lang w:val="zh_TW" w:bidi="zh_TW"/>
+        </w:rPr>
+        <w:t>）。</w:t>
       </w:r>
     </w:p>
     <w:p>
@@ -1590,21 +1350,29 @@
           <w:lang w:val="zh_TW" w:bidi="zh_TW"/>
         </w:rPr>
       </w:r>
-    </w:p>
-    <w:p>
-      <w:pPr>
-        <w:pStyle w:val="Heading2"/>
-      </w:pPr>
-      <w:r>
-        <w:rPr>
-          <w:lang w:val="zh_TW" w:bidi="zh_TW"/>
-        </w:rPr>
-        <w:t>王谷</w:t>
-      </w:r>
-      <w:r>
-        <w:rPr>
-          <w:lang w:val="zh_TW" w:bidi="zh_TW"/>
-        </w:rPr>
+      <w:r>
+        <w:rPr>
+          <w:lang w:val="zh_TW" w:bidi="zh_TW"/>
+        </w:rPr>
+        <w:t>舊約聖經顯示，神一直以祂的恩慈拯救人，而不是藉著他們的完全行為。例如，神接受亞伯拉罕是因為他的信心，而不是因為他完美地遵循了所有規條（</w:t>
+      </w:r>
+      <w:hyperlink r:id="rId39">
+        <w:r>
+          <w:rPr>
+            <w:lang w:val="zh_TW" w:bidi="zh_TW"/>
+          </w:rPr>
+          <w:rPr>
+            <w:color w:val="0000EE"/>
+            <w:u w:val="single"/>
+          </w:rPr>
+          <w:t>創世記15</w:t>
+        </w:r>
+      </w:hyperlink>
+      <w:r>
+        <w:rPr>
+          <w:lang w:val="zh_TW" w:bidi="zh_TW"/>
+        </w:rPr>
+        <w:t>）。這發生在神賜給摩西妥拉的400年前。這向我們展示了神一直喜悅信靠他的人。</w:t>
       </w:r>
     </w:p>
     <w:p>
@@ -1618,9 +1386,9 @@
         <w:rPr>
           <w:lang w:val="zh_TW" w:bidi="zh_TW"/>
         </w:rPr>
-        <w:t>其它譯本譯為撒冷城附近的王谷。撒冷城是</w:t>
-      </w:r>
-      <w:hyperlink r:id="rId68">
+        <w:t>神律法的一個主要目的是幫助人們看到他們無法靠自己達到完全（</w:t>
+      </w:r>
+      <w:hyperlink r:id="rId40">
         <w:r>
           <w:rPr>
             <w:lang w:val="zh_TW" w:bidi="zh_TW"/>
@@ -1629,14 +1397,32 @@
             <w:color w:val="0000EE"/>
             <w:u w:val="single"/>
           </w:rPr>
-          <w:t>創世記十四章17節</w:t>
+          <w:t>加拉太書3:24</w:t>
         </w:r>
       </w:hyperlink>
       <w:r>
         <w:rPr>
           <w:lang w:val="zh_TW" w:bidi="zh_TW"/>
         </w:rPr>
-        <w:t>中提到的麥基洗德的城市。</w:t>
+        <w:t>）。當人們試圖遵循所有的神的律法時，他們會意識到自己多麼需要神的幫助和寬恕（</w:t>
+      </w:r>
+      <w:hyperlink r:id="rId41">
+        <w:r>
+          <w:rPr>
+            <w:lang w:val="zh_TW" w:bidi="zh_TW"/>
+          </w:rPr>
+          <w:rPr>
+            <w:color w:val="0000EE"/>
+            <w:u w:val="single"/>
+          </w:rPr>
+          <w:t>羅馬書7:7</w:t>
+        </w:r>
+      </w:hyperlink>
+      <w:r>
+        <w:rPr>
+          <w:lang w:val="zh_TW" w:bidi="zh_TW"/>
+        </w:rPr>
+        <w:t>）。這引導他們信靠耶穌。</w:t>
       </w:r>
     </w:p>
     <w:p>
@@ -1648,32 +1434,27 @@
       </w:r>
       <w:r>
         <w:rPr>
-          <w:i/>
-          <w:lang w:val="zh_TW" w:bidi="zh_TW"/>
-        </w:rPr>
-        <w:t>見</w:t>
-      </w:r>
-      <w:r>
-        <w:rPr>
-          <w:lang w:val="zh_TW" w:bidi="zh_TW"/>
-        </w:rPr>
-        <w:t>王谷</w:t>
-      </w:r>
-      <w:r>
-        <w:rPr>
-          <w:lang w:val="zh_TW" w:bidi="zh_TW"/>
-        </w:rPr>
-        <w:t>。</w:t>
-      </w:r>
-      <w:r>
-        <w:rPr>
-          <w:lang w:val="zh_TW" w:bidi="zh_TW"/>
-        </w:rPr>
-      </w:r>
-      <w:r>
-        <w:rPr>
-          <w:lang w:val="zh_TW" w:bidi="zh_TW"/>
-        </w:rPr>
+          <w:lang w:val="zh_TW" w:bidi="zh_TW"/>
+        </w:rPr>
+        <w:t>耶穌非常尊重妥拉。祂生命的目的是要成就妥拉所要求的一切。當人們信靠耶穌時，他們就能享受祂對神律法的完全順服所帶來的益處。耶穌是律法的終結，使所有在祂裡面有信心的人都可以被稱義（</w:t>
+      </w:r>
+      <w:hyperlink r:id="rId42">
+        <w:r>
+          <w:rPr>
+            <w:lang w:val="zh_TW" w:bidi="zh_TW"/>
+          </w:rPr>
+          <w:rPr>
+            <w:color w:val="0000EE"/>
+            <w:u w:val="single"/>
+          </w:rPr>
+          <w:t>羅馬書10:4</w:t>
+        </w:r>
+      </w:hyperlink>
+      <w:r>
+        <w:rPr>
+          <w:lang w:val="zh_TW" w:bidi="zh_TW"/>
+        </w:rPr>
+        <w:t>）。</w:t>
       </w:r>
     </w:p>
     <w:p>
@@ -1683,99 +1464,54 @@
           <w:lang w:val="zh_TW" w:bidi="zh_TW"/>
         </w:rPr>
       </w:r>
-    </w:p>
-    <w:p>
-      <w:pPr>
-        <w:pStyle w:val="Heading2"/>
-      </w:pPr>
-      <w:r>
-        <w:rPr>
-          <w:lang w:val="zh_TW" w:bidi="zh_TW"/>
-        </w:rPr>
-        <w:t>王谷</w:t>
-      </w:r>
-      <w:r>
-        <w:rPr>
-          <w:lang w:val="zh_TW" w:bidi="zh_TW"/>
-        </w:rPr>
-      </w:r>
-    </w:p>
-    <w:p>
-      <w:pPr/>
-      <w:r>
-        <w:rPr>
-          <w:lang w:val="zh_TW" w:bidi="zh_TW"/>
-        </w:rPr>
-      </w:r>
-      <w:r>
-        <w:rPr>
-          <w:lang w:val="zh_TW" w:bidi="zh_TW"/>
-        </w:rPr>
-        <w:t>這是靠近撒冷的一處山谷；撒冷是麥基洗德作王的城。亞伯拉罕曾在此與所多瑪王相會；他拒絕了所多瑪王所提出的在道德上不正當的提議（</w:t>
-      </w:r>
-      <w:hyperlink r:id="rId68">
-        <w:r>
-          <w:rPr>
-            <w:lang w:val="zh_TW" w:bidi="zh_TW"/>
-          </w:rPr>
-          <w:rPr>
-            <w:color w:val="0000EE"/>
-            <w:u w:val="single"/>
-          </w:rPr>
-          <w:t>創14:17</w:t>
-        </w:r>
-      </w:hyperlink>
-      <w:r>
-        <w:rPr>
-          <w:lang w:val="zh_TW" w:bidi="zh_TW"/>
-        </w:rPr>
-        <w:t>）。此谷亦稱為沙微。</w:t>
-      </w:r>
-    </w:p>
-    <w:p>
-      <w:pPr/>
-      <w:r>
-        <w:rPr>
-          <w:lang w:val="zh_TW" w:bidi="zh_TW"/>
-        </w:rPr>
-      </w:r>
-      <w:r>
-        <w:rPr>
-          <w:lang w:val="zh_TW" w:bidi="zh_TW"/>
-        </w:rPr>
-        <w:t>若撒冷即耶路撒冷，則「王谷」很可能是古耶路撒冷附近的汲淪谷或欣嫩子谷之一，因這兩個谷地都位於古耶路撒冷附近。</w:t>
-      </w:r>
-    </w:p>
-    <w:p>
-      <w:pPr/>
-      <w:r>
-        <w:rPr>
-          <w:lang w:val="zh_TW" w:bidi="zh_TW"/>
-        </w:rPr>
-      </w:r>
-      <w:r>
-        <w:rPr>
-          <w:lang w:val="zh_TW" w:bidi="zh_TW"/>
-        </w:rPr>
-        <w:t>這一個王谷也是押沙龍（大衛王之子）為自己立石柱作紀念碑的地方（</w:t>
-      </w:r>
-      <w:hyperlink r:id="rId69">
-        <w:r>
-          <w:rPr>
-            <w:lang w:val="zh_TW" w:bidi="zh_TW"/>
-          </w:rPr>
-          <w:rPr>
-            <w:color w:val="0000EE"/>
-            <w:u w:val="single"/>
-          </w:rPr>
-          <w:t>撒下18:18</w:t>
-        </w:r>
-      </w:hyperlink>
-      <w:r>
-        <w:rPr>
-          <w:lang w:val="zh_TW" w:bidi="zh_TW"/>
-        </w:rPr>
-        <w:t>）。</w:t>
+      <w:r>
+        <w:rPr>
+          <w:i/>
+          <w:lang w:val="zh_TW" w:bidi="zh_TW"/>
+        </w:rPr>
+        <w:t>另見</w:t>
+      </w:r>
+      <w:r>
+        <w:rPr>
+          <w:lang w:val="zh_TW" w:bidi="zh_TW"/>
+        </w:rPr>
+        <w:t xml:space="preserve"> </w:t>
+      </w:r>
+      <w:r>
+        <w:rPr>
+          <w:lang w:val="zh_TW" w:bidi="zh_TW"/>
+        </w:rPr>
+        <w:t>猶太教</w:t>
+      </w:r>
+      <w:r>
+        <w:rPr>
+          <w:lang w:val="zh_TW" w:bidi="zh_TW"/>
+        </w:rPr>
+        <w:t>、</w:t>
+      </w:r>
+      <w:r>
+        <w:rPr>
+          <w:lang w:val="zh_TW" w:bidi="zh_TW"/>
+        </w:rPr>
+        <w:t>聖經中的律法概念</w:t>
+      </w:r>
+      <w:r>
+        <w:rPr>
+          <w:lang w:val="zh_TW" w:bidi="zh_TW"/>
+        </w:rPr>
+        <w:t>、</w:t>
+      </w:r>
+      <w:r>
+        <w:rPr>
+          <w:lang w:val="zh_TW" w:bidi="zh_TW"/>
+        </w:rPr>
+        <w:t>塔木德</w:t>
+      </w:r>
+      <w:r>
+        <w:rPr>
+          <w:lang w:val="zh_TW" w:bidi="zh_TW"/>
+        </w:rPr>
+        <w:t>。</w:t>
       </w:r>
       <w:r>
         <w:rPr>
@@ -3677,6 +3413,18 @@
   </w:num>
   <w:num w:numId="13" w16cid:durableId="592781308">
     <w:abstractNumId w:val="11"/>
+  </w:num>
+  <w:num w:numId="14">
+    <w:abstractNumId w:val="3"/>
+    <w:lvlOverride w:ilvl="0">
+      <w:startOverride w:val="1"/>
+    </w:lvlOverride>
+  </w:num>
+  <w:num w:numId="15">
+    <w:abstractNumId w:val="3"/>
+    <w:lvlOverride w:ilvl="0">
+      <w:startOverride w:val="1"/>
+    </w:lvlOverride>
   </w:num>
   <w:numIdMacAtCleanup w:val="10"/>
 </w:numbering>

--- a/zht/docx/179.content.docx
+++ b/zht/docx/179.content.docx
@@ -233,36 +233,24 @@
         </w:rPr>
         <w:t>欣嫩谷中的一處地方。欣嫩山谷位於耶路撒冷外，是以色列人向摩洛以人獻祭，褻瀆耶和華的地方。作為宗教改革的一部分，約西亞污穢了陀斐特並拆毀了祭壇（</w:t>
       </w:r>
-      <w:hyperlink r:id="rId13">
-        <w:r>
-          <w:rPr>
-            <w:lang w:val="zh_TW" w:bidi="zh_TW"/>
-          </w:rPr>
-          <w:rPr>
-            <w:color w:val="0000EE"/>
-            <w:u w:val="single"/>
-          </w:rPr>
-          <w:t>列王紀下23:10</w:t>
-        </w:r>
-      </w:hyperlink>
+      <w:r>
+        <w:rPr>
+          <w:lang w:val="zh_TW" w:bidi="zh_TW"/>
+        </w:rPr>
+        <w:t>列王紀下23:10</w:t>
+      </w:r>
       <w:r>
         <w:rPr>
           <w:lang w:val="zh_TW" w:bidi="zh_TW"/>
         </w:rPr>
         <w:t>）。這些改革推翻了他祖父瑪拿西先前所推行的習俗。在約西亞的時代，先知耶利米也曾指出並譴責這些做法的死灰復燃（</w:t>
       </w:r>
-      <w:hyperlink r:id="rId14">
-        <w:r>
-          <w:rPr>
-            <w:lang w:val="zh_TW" w:bidi="zh_TW"/>
-          </w:rPr>
-          <w:rPr>
-            <w:color w:val="0000EE"/>
-            <w:u w:val="single"/>
-          </w:rPr>
-          <w:t>耶利米書7:31–32</w:t>
-        </w:r>
-      </w:hyperlink>
+      <w:r>
+        <w:rPr>
+          <w:lang w:val="zh_TW" w:bidi="zh_TW"/>
+        </w:rPr>
+        <w:t>耶利米書7:31–32</w:t>
+      </w:r>
       <w:r>
         <w:rPr>
           <w:lang w:val="zh_TW" w:bidi="zh_TW"/>
@@ -283,36 +271,24 @@
         </w:rPr>
         <w:t>耶利米預言這個谷將被重新命名為「屠殺谷」，因為這裡將成為巴比倫人在圍攻耶路撒冷期間擊潰猶大的地點。耶利米在陶匠的比喻中重複了這個預言，強調耶路撒冷將被徹底摧毀，以至於它會像陀斐特（</w:t>
       </w:r>
-      <w:hyperlink r:id="rId15">
-        <w:r>
-          <w:rPr>
-            <w:lang w:val="zh_TW" w:bidi="zh_TW"/>
-          </w:rPr>
-          <w:rPr>
-            <w:color w:val="0000EE"/>
-            <w:u w:val="single"/>
-          </w:rPr>
-          <w:t>19:12</w:t>
-        </w:r>
-      </w:hyperlink>
+      <w:r>
+        <w:rPr>
+          <w:lang w:val="zh_TW" w:bidi="zh_TW"/>
+        </w:rPr>
+        <w:t>19:12</w:t>
+      </w:r>
       <w:r>
         <w:rPr>
           <w:lang w:val="zh_TW" w:bidi="zh_TW"/>
         </w:rPr>
         <w:t>）一樣。那時，陀斐特顯然已經成為城市裡的垃圾場，破碎的陶器被丟棄在那裡，無法在任何城市的墓地進行的安葬，也會在那裡進行（第</w:t>
       </w:r>
-      <w:hyperlink r:id="rId16">
-        <w:r>
-          <w:rPr>
-            <w:lang w:val="zh_TW" w:bidi="zh_TW"/>
-          </w:rPr>
-          <w:rPr>
-            <w:color w:val="0000EE"/>
-            <w:u w:val="single"/>
-          </w:rPr>
-          <w:t>11</w:t>
-        </w:r>
-      </w:hyperlink>
+      <w:r>
+        <w:rPr>
+          <w:lang w:val="zh_TW" w:bidi="zh_TW"/>
+        </w:rPr>
+        <w:t>11</w:t>
+      </w:r>
       <w:r>
         <w:rPr>
           <w:lang w:val="zh_TW" w:bidi="zh_TW"/>
@@ -333,90 +309,60 @@
         </w:rPr>
         <w:t>雖然陀斐特在新約聖經中沒有被提及，但它與磯漢拿（Gehenna ，「欣嫩谷」的亞蘭文形式）有關。磯漢拿指的是毀滅之地，通常在新約聖經中被翻譯為「地獄」（</w:t>
       </w:r>
-      <w:hyperlink r:id="rId17">
-        <w:r>
-          <w:rPr>
-            <w:lang w:val="zh_TW" w:bidi="zh_TW"/>
-          </w:rPr>
-          <w:rPr>
-            <w:color w:val="0000EE"/>
-            <w:u w:val="single"/>
-          </w:rPr>
-          <w:t>馬太福音5:22、29–30</w:t>
-        </w:r>
-      </w:hyperlink>
+      <w:r>
+        <w:rPr>
+          <w:lang w:val="zh_TW" w:bidi="zh_TW"/>
+        </w:rPr>
+        <w:t>馬太福音5:22、29–30</w:t>
+      </w:r>
       <w:r>
         <w:rPr>
           <w:lang w:val="zh_TW" w:bidi="zh_TW"/>
         </w:rPr>
         <w:t>，</w:t>
       </w:r>
-      <w:hyperlink r:id="rId18">
-        <w:r>
-          <w:rPr>
-            <w:lang w:val="zh_TW" w:bidi="zh_TW"/>
-          </w:rPr>
-          <w:rPr>
-            <w:color w:val="0000EE"/>
-            <w:u w:val="single"/>
-          </w:rPr>
-          <w:t>10:28</w:t>
-        </w:r>
-      </w:hyperlink>
+      <w:r>
+        <w:rPr>
+          <w:lang w:val="zh_TW" w:bidi="zh_TW"/>
+        </w:rPr>
+        <w:t>10:28</w:t>
+      </w:r>
       <w:r>
         <w:rPr>
           <w:lang w:val="zh_TW" w:bidi="zh_TW"/>
         </w:rPr>
         <w:t>，</w:t>
       </w:r>
-      <w:hyperlink r:id="rId19">
-        <w:r>
-          <w:rPr>
-            <w:lang w:val="zh_TW" w:bidi="zh_TW"/>
-          </w:rPr>
-          <w:rPr>
-            <w:color w:val="0000EE"/>
-            <w:u w:val="single"/>
-          </w:rPr>
-          <w:t>18:9</w:t>
-        </w:r>
-      </w:hyperlink>
+      <w:r>
+        <w:rPr>
+          <w:lang w:val="zh_TW" w:bidi="zh_TW"/>
+        </w:rPr>
+        <w:t>18:9</w:t>
+      </w:r>
       <w:r>
         <w:rPr>
           <w:lang w:val="zh_TW" w:bidi="zh_TW"/>
         </w:rPr>
         <w:t>；</w:t>
       </w:r>
-      <w:hyperlink r:id="rId20">
-        <w:r>
-          <w:rPr>
-            <w:lang w:val="zh_TW" w:bidi="zh_TW"/>
-          </w:rPr>
-          <w:rPr>
-            <w:color w:val="0000EE"/>
-            <w:u w:val="single"/>
-          </w:rPr>
-          <w:t>馬可福音9:43–47</w:t>
-        </w:r>
-      </w:hyperlink>
+      <w:r>
+        <w:rPr>
+          <w:lang w:val="zh_TW" w:bidi="zh_TW"/>
+        </w:rPr>
+        <w:t>馬可福音9:43–47</w:t>
+      </w:r>
       <w:r>
         <w:rPr>
           <w:lang w:val="zh_TW" w:bidi="zh_TW"/>
         </w:rPr>
         <w:t>；</w:t>
       </w:r>
-      <w:hyperlink r:id="rId21">
-        <w:r>
-          <w:rPr>
-            <w:lang w:val="zh_TW" w:bidi="zh_TW"/>
-          </w:rPr>
-          <w:rPr>
-            <w:color w:val="0000EE"/>
-            <w:u w:val="single"/>
-          </w:rPr>
-          <w:t>路加福音12:5</w:t>
-        </w:r>
-      </w:hyperlink>
+      <w:r>
+        <w:rPr>
+          <w:lang w:val="zh_TW" w:bidi="zh_TW"/>
+        </w:rPr>
+        <w:t>路加福音12:5</w:t>
+      </w:r>
       <w:r>
         <w:rPr>
           <w:lang w:val="zh_TW" w:bidi="zh_TW"/>
@@ -471,90 +417,60 @@
         </w:rPr>
         <w:t>歌篾的第三個兒子，雅弗的後裔（</w:t>
       </w:r>
-      <w:hyperlink r:id="rId22">
-        <w:r>
-          <w:rPr>
-            <w:lang w:val="zh_TW" w:bidi="zh_TW"/>
-          </w:rPr>
-          <w:rPr>
-            <w:color w:val="0000EE"/>
-            <w:u w:val="single"/>
-          </w:rPr>
-          <w:t>創10:3</w:t>
-        </w:r>
-      </w:hyperlink>
+      <w:r>
+        <w:rPr>
+          <w:lang w:val="zh_TW" w:bidi="zh_TW"/>
+        </w:rPr>
+        <w:t>創10:3</w:t>
+      </w:r>
       <w:r>
         <w:rPr>
           <w:lang w:val="zh_TW" w:bidi="zh_TW"/>
         </w:rPr>
         <w:t>；</w:t>
       </w:r>
-      <w:hyperlink r:id="rId23">
-        <w:r>
-          <w:rPr>
-            <w:lang w:val="zh_TW" w:bidi="zh_TW"/>
-          </w:rPr>
-          <w:rPr>
-            <w:color w:val="0000EE"/>
-            <w:u w:val="single"/>
-          </w:rPr>
-          <w:t>代上1:6</w:t>
-        </w:r>
-      </w:hyperlink>
+      <w:r>
+        <w:rPr>
+          <w:lang w:val="zh_TW" w:bidi="zh_TW"/>
+        </w:rPr>
+        <w:t>代上1:6</w:t>
+      </w:r>
       <w:r>
         <w:rPr>
           <w:lang w:val="zh_TW" w:bidi="zh_TW"/>
         </w:rPr>
         <w:t>）。陀迦瑪人（Beth-togarmah，意為「陀迦瑪之家」）出現在以西結對抗那些敵對以色列之國家的預言中（</w:t>
       </w:r>
-      <w:hyperlink r:id="rId24">
-        <w:r>
-          <w:rPr>
-            <w:lang w:val="zh_TW" w:bidi="zh_TW"/>
-          </w:rPr>
-          <w:rPr>
-            <w:color w:val="0000EE"/>
-            <w:u w:val="single"/>
-          </w:rPr>
-          <w:t>結27:14</w:t>
-        </w:r>
-      </w:hyperlink>
+      <w:r>
+        <w:rPr>
+          <w:lang w:val="zh_TW" w:bidi="zh_TW"/>
+        </w:rPr>
+        <w:t>結27:14</w:t>
+      </w:r>
       <w:r>
         <w:rPr>
           <w:lang w:val="zh_TW" w:bidi="zh_TW"/>
         </w:rPr>
         <w:t>，</w:t>
       </w:r>
-      <w:hyperlink r:id="rId25">
-        <w:r>
-          <w:rPr>
-            <w:lang w:val="zh_TW" w:bidi="zh_TW"/>
-          </w:rPr>
-          <w:rPr>
-            <w:color w:val="0000EE"/>
-            <w:u w:val="single"/>
-          </w:rPr>
-          <w:t>38:6</w:t>
-        </w:r>
-      </w:hyperlink>
+      <w:r>
+        <w:rPr>
+          <w:lang w:val="zh_TW" w:bidi="zh_TW"/>
+        </w:rPr>
+        <w:t>38:6</w:t>
+      </w:r>
       <w:r>
         <w:rPr>
           <w:lang w:val="zh_TW" w:bidi="zh_TW"/>
         </w:rPr>
         <w:t>）。陀迦瑪人曾是泰爾的主要貿易夥伴之一，負責供應戰馬和騾子。由於陀迦瑪經常與雅完、土巴、米設、底但和他施聯繫在一起，所以以西結在寫作時很可能參考了</w:t>
       </w:r>
-      <w:hyperlink r:id="rId26">
-        <w:r>
-          <w:rPr>
-            <w:lang w:val="zh_TW" w:bidi="zh_TW"/>
-          </w:rPr>
-          <w:rPr>
-            <w:color w:val="0000EE"/>
-            <w:u w:val="single"/>
-          </w:rPr>
-          <w:t>創世記十章</w:t>
-        </w:r>
-      </w:hyperlink>
+      <w:r>
+        <w:rPr>
+          <w:lang w:val="zh_TW" w:bidi="zh_TW"/>
+        </w:rPr>
+        <w:t>創世記十章</w:t>
+      </w:r>
       <w:r>
         <w:rPr>
           <w:lang w:val="zh_TW" w:bidi="zh_TW"/>
@@ -617,90 +533,60 @@
         </w:rPr>
         <w:t>以薩迦的四個兒子之一，也是雅各全家66位隨他下埃及與約瑟團聚的後裔之一（</w:t>
       </w:r>
-      <w:hyperlink r:id="rId27">
-        <w:r>
-          <w:rPr>
-            <w:lang w:val="zh_TW" w:bidi="zh_TW"/>
-          </w:rPr>
-          <w:rPr>
-            <w:color w:val="0000EE"/>
-            <w:u w:val="single"/>
-          </w:rPr>
-          <w:t>創46:13</w:t>
-        </w:r>
-      </w:hyperlink>
+      <w:r>
+        <w:rPr>
+          <w:lang w:val="zh_TW" w:bidi="zh_TW"/>
+        </w:rPr>
+        <w:t>創46:13</w:t>
+      </w:r>
       <w:r>
         <w:rPr>
           <w:lang w:val="zh_TW" w:bidi="zh_TW"/>
         </w:rPr>
         <w:t>）；摩西和以利亞撒為以色列人數點人數時，陀拉的後裔列為以薩迦支派四大家族中的第一族（</w:t>
       </w:r>
-      <w:hyperlink r:id="rId28">
-        <w:r>
-          <w:rPr>
-            <w:lang w:val="zh_TW" w:bidi="zh_TW"/>
-          </w:rPr>
-          <w:rPr>
-            <w:color w:val="0000EE"/>
-            <w:u w:val="single"/>
-          </w:rPr>
-          <w:t>民26:23</w:t>
-        </w:r>
-      </w:hyperlink>
+      <w:r>
+        <w:rPr>
+          <w:lang w:val="zh_TW" w:bidi="zh_TW"/>
+        </w:rPr>
+        <w:t>民26:23</w:t>
+      </w:r>
       <w:r>
         <w:rPr>
           <w:lang w:val="zh_TW" w:bidi="zh_TW"/>
         </w:rPr>
         <w:t>）。陀拉的兒子有烏西、利法雅、耶勒、 雅買、 易伯散和示母利（</w:t>
       </w:r>
-      <w:hyperlink r:id="rId29">
-        <w:r>
-          <w:rPr>
-            <w:lang w:val="zh_TW" w:bidi="zh_TW"/>
-          </w:rPr>
-          <w:rPr>
-            <w:color w:val="0000EE"/>
-            <w:u w:val="single"/>
-          </w:rPr>
-          <w:t>代上7:2</w:t>
-        </w:r>
-      </w:hyperlink>
+      <w:r>
+        <w:rPr>
+          <w:lang w:val="zh_TW" w:bidi="zh_TW"/>
+        </w:rPr>
+        <w:t>代上7:2</w:t>
+      </w:r>
       <w:r>
         <w:rPr>
           <w:lang w:val="zh_TW" w:bidi="zh_TW"/>
         </w:rPr>
         <w:t>）。陀拉族因陀拉得名（</w:t>
       </w:r>
-      <w:hyperlink r:id="rId28">
-        <w:r>
-          <w:rPr>
-            <w:lang w:val="zh_TW" w:bidi="zh_TW"/>
-          </w:rPr>
-          <w:rPr>
-            <w:color w:val="0000EE"/>
-            <w:u w:val="single"/>
-          </w:rPr>
-          <w:t>民26:23</w:t>
-        </w:r>
-      </w:hyperlink>
+      <w:r>
+        <w:rPr>
+          <w:lang w:val="zh_TW" w:bidi="zh_TW"/>
+        </w:rPr>
+        <w:t>民26:23</w:t>
+      </w:r>
       <w:r>
         <w:rPr>
           <w:lang w:val="zh_TW" w:bidi="zh_TW"/>
         </w:rPr>
         <w:t>），到了大衛時代，他家族中的勇士共有22,600人（</w:t>
       </w:r>
-      <w:hyperlink r:id="rId30">
-        <w:r>
-          <w:rPr>
-            <w:lang w:val="zh_TW" w:bidi="zh_TW"/>
-          </w:rPr>
-          <w:rPr>
-            <w:color w:val="0000EE"/>
-            <w:u w:val="single"/>
-          </w:rPr>
-          <w:t>代上7:1–2</w:t>
-        </w:r>
-      </w:hyperlink>
+      <w:r>
+        <w:rPr>
+          <w:lang w:val="zh_TW" w:bidi="zh_TW"/>
+        </w:rPr>
+        <w:t>代上7:1–2</w:t>
+      </w:r>
       <w:r>
         <w:rPr>
           <w:lang w:val="zh_TW" w:bidi="zh_TW"/>
@@ -725,18 +611,12 @@
         </w:rPr>
         <w:t>以色列的士師，是普瓦的兒子、朵多的孫子（</w:t>
       </w:r>
-      <w:hyperlink r:id="rId31">
-        <w:r>
-          <w:rPr>
-            <w:lang w:val="zh_TW" w:bidi="zh_TW"/>
-          </w:rPr>
-          <w:rPr>
-            <w:color w:val="0000EE"/>
-            <w:u w:val="single"/>
-          </w:rPr>
-          <w:t>士10:1</w:t>
-        </w:r>
-      </w:hyperlink>
+      <w:r>
+        <w:rPr>
+          <w:lang w:val="zh_TW" w:bidi="zh_TW"/>
+        </w:rPr>
+        <w:t>士10:1</w:t>
+      </w:r>
       <w:r>
         <w:rPr>
           <w:lang w:val="zh_TW" w:bidi="zh_TW"/>
@@ -750,36 +630,24 @@
         </w:rPr>
         <w:t>亞比米勒企圖在示劍建立王朝，最後卻以失敗告終。此後，陀拉拯救了以色列，但聖經只用兩節經文記述他的事蹟（</w:t>
       </w:r>
-      <w:hyperlink r:id="rId32">
-        <w:r>
-          <w:rPr>
-            <w:lang w:val="zh_TW" w:bidi="zh_TW"/>
-          </w:rPr>
-          <w:rPr>
-            <w:color w:val="0000EE"/>
-            <w:u w:val="single"/>
-          </w:rPr>
-          <w:t>士10:1–2</w:t>
-        </w:r>
-      </w:hyperlink>
+      <w:r>
+        <w:rPr>
+          <w:lang w:val="zh_TW" w:bidi="zh_TW"/>
+        </w:rPr>
+        <w:t>士10:1–2</w:t>
+      </w:r>
       <w:r>
         <w:rPr>
           <w:lang w:val="zh_TW" w:bidi="zh_TW"/>
         </w:rPr>
         <w:t>）。他和其它只簡略提到的「小士師」（例：</w:t>
       </w:r>
-      <w:hyperlink r:id="rId33">
-        <w:r>
-          <w:rPr>
-            <w:lang w:val="zh_TW" w:bidi="zh_TW"/>
-          </w:rPr>
-          <w:rPr>
-            <w:color w:val="0000EE"/>
-            <w:u w:val="single"/>
-          </w:rPr>
-          <w:t>12:8–15</w:t>
-        </w:r>
-      </w:hyperlink>
+      <w:r>
+        <w:rPr>
+          <w:lang w:val="zh_TW" w:bidi="zh_TW"/>
+        </w:rPr>
+        <w:t>12:8–15</w:t>
+      </w:r>
       <w:r>
         <w:rPr>
           <w:lang w:val="zh_TW" w:bidi="zh_TW"/>
@@ -911,36 +779,24 @@
         </w:rPr>
         <w:t>，可能指摩西律法或廣泛的行為原則（</w:t>
       </w:r>
-      <w:hyperlink r:id="rId34">
-        <w:r>
-          <w:rPr>
-            <w:lang w:val="zh_TW" w:bidi="zh_TW"/>
-          </w:rPr>
-          <w:rPr>
-            <w:color w:val="0000EE"/>
-            <w:u w:val="single"/>
-          </w:rPr>
-          <w:t>羅馬書7:14</w:t>
-        </w:r>
-      </w:hyperlink>
+      <w:r>
+        <w:rPr>
+          <w:lang w:val="zh_TW" w:bidi="zh_TW"/>
+        </w:rPr>
+        <w:t>羅馬書7:14</w:t>
+      </w:r>
       <w:r>
         <w:rPr>
           <w:lang w:val="zh_TW" w:bidi="zh_TW"/>
         </w:rPr>
         <w:t>，</w:t>
       </w:r>
-      <w:hyperlink r:id="rId35">
-        <w:r>
-          <w:rPr>
-            <w:lang w:val="zh_TW" w:bidi="zh_TW"/>
-          </w:rPr>
-          <w:rPr>
-            <w:color w:val="0000EE"/>
-            <w:u w:val="single"/>
-          </w:rPr>
-          <w:t>9:31</w:t>
-        </w:r>
-      </w:hyperlink>
+      <w:r>
+        <w:rPr>
+          <w:lang w:val="zh_TW" w:bidi="zh_TW"/>
+        </w:rPr>
+        <w:t>9:31</w:t>
+      </w:r>
       <w:r>
         <w:rPr>
           <w:lang w:val="zh_TW" w:bidi="zh_TW"/>
@@ -1001,18 +857,12 @@
         </w:rPr>
         <w:t>到耶穌出生的時候，許多猶太人相信這些口傳教導與成文的妥拉同樣重要（參</w:t>
       </w:r>
-      <w:hyperlink r:id="rId36">
-        <w:r>
-          <w:rPr>
-            <w:lang w:val="zh_TW" w:bidi="zh_TW"/>
-          </w:rPr>
-          <w:rPr>
-            <w:color w:val="0000EE"/>
-            <w:u w:val="single"/>
-          </w:rPr>
-          <w:t>馬可福音7:3</w:t>
-        </w:r>
-      </w:hyperlink>
+      <w:r>
+        <w:rPr>
+          <w:lang w:val="zh_TW" w:bidi="zh_TW"/>
+        </w:rPr>
+        <w:t>馬可福音7:3</w:t>
+      </w:r>
       <w:r>
         <w:rPr>
           <w:lang w:val="zh_TW" w:bidi="zh_TW"/>
@@ -1058,18 +908,12 @@
         </w:rPr>
         <w:t>撒都該人是另一個重要的猶太宗教領袖群體。與其它猶太教群體不同，他們只接受妥拉為神的話語。他們不信神蹟或其他超自然事件，即使這些在妥拉中有描述。撒都該人也不相信人死後能夠再活。但耶穌用妥拉的話來顯示死後有生命（參</w:t>
       </w:r>
-      <w:hyperlink r:id="rId37">
-        <w:r>
-          <w:rPr>
-            <w:lang w:val="zh_TW" w:bidi="zh_TW"/>
-          </w:rPr>
-          <w:rPr>
-            <w:color w:val="0000EE"/>
-            <w:u w:val="single"/>
-          </w:rPr>
-          <w:t>馬太福音22:31–32</w:t>
-        </w:r>
-      </w:hyperlink>
+      <w:r>
+        <w:rPr>
+          <w:lang w:val="zh_TW" w:bidi="zh_TW"/>
+        </w:rPr>
+        <w:t>馬太福音22:31–32</w:t>
+      </w:r>
       <w:r>
         <w:rPr>
           <w:lang w:val="zh_TW" w:bidi="zh_TW"/>
@@ -1324,18 +1168,12 @@
         </w:rPr>
         <w:t>新約聖經教導了關於妥拉的重要內容。雖然神在妥拉中的律法在當時是必要的，但它們並不是人們可以通過完美遵守來獲得救恩的方式。即使有一節經文似乎暗示人們可以通過遵守神的律法來與神和好，但沒有一個人能夠完美地遵守神的律法（</w:t>
       </w:r>
-      <w:hyperlink r:id="rId38">
-        <w:r>
-          <w:rPr>
-            <w:lang w:val="zh_TW" w:bidi="zh_TW"/>
-          </w:rPr>
-          <w:rPr>
-            <w:color w:val="0000EE"/>
-            <w:u w:val="single"/>
-          </w:rPr>
-          <w:t>利未記18:5</w:t>
-        </w:r>
-      </w:hyperlink>
+      <w:r>
+        <w:rPr>
+          <w:lang w:val="zh_TW" w:bidi="zh_TW"/>
+        </w:rPr>
+        <w:t>利未記18:5</w:t>
+      </w:r>
       <w:r>
         <w:rPr>
           <w:lang w:val="zh_TW" w:bidi="zh_TW"/>
@@ -1356,18 +1194,12 @@
         </w:rPr>
         <w:t>舊約聖經顯示，神一直以祂的恩慈拯救人，而不是藉著他們的完全行為。例如，神接受亞伯拉罕是因為他的信心，而不是因為他完美地遵循了所有規條（</w:t>
       </w:r>
-      <w:hyperlink r:id="rId39">
-        <w:r>
-          <w:rPr>
-            <w:lang w:val="zh_TW" w:bidi="zh_TW"/>
-          </w:rPr>
-          <w:rPr>
-            <w:color w:val="0000EE"/>
-            <w:u w:val="single"/>
-          </w:rPr>
-          <w:t>創世記15</w:t>
-        </w:r>
-      </w:hyperlink>
+      <w:r>
+        <w:rPr>
+          <w:lang w:val="zh_TW" w:bidi="zh_TW"/>
+        </w:rPr>
+        <w:t>創世記15</w:t>
+      </w:r>
       <w:r>
         <w:rPr>
           <w:lang w:val="zh_TW" w:bidi="zh_TW"/>
@@ -1388,36 +1220,24 @@
         </w:rPr>
         <w:t>神律法的一個主要目的是幫助人們看到他們無法靠自己達到完全（</w:t>
       </w:r>
-      <w:hyperlink r:id="rId40">
-        <w:r>
-          <w:rPr>
-            <w:lang w:val="zh_TW" w:bidi="zh_TW"/>
-          </w:rPr>
-          <w:rPr>
-            <w:color w:val="0000EE"/>
-            <w:u w:val="single"/>
-          </w:rPr>
-          <w:t>加拉太書3:24</w:t>
-        </w:r>
-      </w:hyperlink>
+      <w:r>
+        <w:rPr>
+          <w:lang w:val="zh_TW" w:bidi="zh_TW"/>
+        </w:rPr>
+        <w:t>加拉太書3:24</w:t>
+      </w:r>
       <w:r>
         <w:rPr>
           <w:lang w:val="zh_TW" w:bidi="zh_TW"/>
         </w:rPr>
         <w:t>）。當人們試圖遵循所有的神的律法時，他們會意識到自己多麼需要神的幫助和寬恕（</w:t>
       </w:r>
-      <w:hyperlink r:id="rId41">
-        <w:r>
-          <w:rPr>
-            <w:lang w:val="zh_TW" w:bidi="zh_TW"/>
-          </w:rPr>
-          <w:rPr>
-            <w:color w:val="0000EE"/>
-            <w:u w:val="single"/>
-          </w:rPr>
-          <w:t>羅馬書7:7</w:t>
-        </w:r>
-      </w:hyperlink>
+      <w:r>
+        <w:rPr>
+          <w:lang w:val="zh_TW" w:bidi="zh_TW"/>
+        </w:rPr>
+        <w:t>羅馬書7:7</w:t>
+      </w:r>
       <w:r>
         <w:rPr>
           <w:lang w:val="zh_TW" w:bidi="zh_TW"/>
@@ -1438,18 +1258,12 @@
         </w:rPr>
         <w:t>耶穌非常尊重妥拉。祂生命的目的是要成就妥拉所要求的一切。當人們信靠耶穌時，他們就能享受祂對神律法的完全順服所帶來的益處。耶穌是律法的終結，使所有在祂裡面有信心的人都可以被稱義（</w:t>
       </w:r>
-      <w:hyperlink r:id="rId42">
-        <w:r>
-          <w:rPr>
-            <w:lang w:val="zh_TW" w:bidi="zh_TW"/>
-          </w:rPr>
-          <w:rPr>
-            <w:color w:val="0000EE"/>
-            <w:u w:val="single"/>
-          </w:rPr>
-          <w:t>羅馬書10:4</w:t>
-        </w:r>
-      </w:hyperlink>
+      <w:r>
+        <w:rPr>
+          <w:lang w:val="zh_TW" w:bidi="zh_TW"/>
+        </w:rPr>
+        <w:t>羅馬書10:4</w:t>
+      </w:r>
       <w:r>
         <w:rPr>
           <w:lang w:val="zh_TW" w:bidi="zh_TW"/>
